--- a/IPSLib/Documentation/Курсовая IPS.docx
+++ b/IPSLib/Documentation/Курсовая IPS.docx
@@ -1,6 +1,6 @@
 
 <file path=word/document.xml><?xml version="1.0" encoding="utf-8"?>
-<w:document xmlns:wpc="http://schemas.microsoft.com/office/word/2010/wordprocessingCanvas" xmlns:cx="http://schemas.microsoft.com/office/drawing/2014/chartex" xmlns:cx1="http://schemas.microsoft.com/office/drawing/2015/9/8/chartex" xmlns:mc="http://schemas.openxmlformats.org/markup-compatibility/2006" xmlns:o="urn:schemas-microsoft-com:office:office" xmlns:r="http://schemas.openxmlformats.org/officeDocument/2006/relationships" xmlns:m="http://schemas.openxmlformats.org/officeDocument/2006/math" xmlns:v="urn:schemas-microsoft-com:vml" xmlns:wp14="http://schemas.microsoft.com/office/word/2010/wordprocessingDrawing" xmlns:wp="http://schemas.openxmlformats.org/drawingml/2006/wordprocessingDrawing" xmlns:w10="urn:schemas-microsoft-com:office:word" xmlns:w="http://schemas.openxmlformats.org/wordprocessingml/2006/main" xmlns:w14="http://schemas.microsoft.com/office/word/2010/wordml" xmlns:w15="http://schemas.microsoft.com/office/word/2012/wordml" xmlns:w16se="http://schemas.microsoft.com/office/word/2015/wordml/symex" xmlns:wpg="http://schemas.microsoft.com/office/word/2010/wordprocessingGroup" xmlns:wpi="http://schemas.microsoft.com/office/word/2010/wordprocessingInk" xmlns:wne="http://schemas.microsoft.com/office/word/2006/wordml" xmlns:wps="http://schemas.microsoft.com/office/word/2010/wordprocessingShape" mc:Ignorable="w14 w15 w16se wp14">
+<w:document xmlns:wpc="http://schemas.microsoft.com/office/word/2010/wordprocessingCanvas" xmlns:cx="http://schemas.microsoft.com/office/drawing/2014/chartex" xmlns:cx1="http://schemas.microsoft.com/office/drawing/2015/9/8/chartex" xmlns:cx2="http://schemas.microsoft.com/office/drawing/2015/10/21/chartex" xmlns:cx3="http://schemas.microsoft.com/office/drawing/2016/5/9/chartex" xmlns:cx4="http://schemas.microsoft.com/office/drawing/2016/5/10/chartex" xmlns:cx5="http://schemas.microsoft.com/office/drawing/2016/5/11/chartex" xmlns:cx6="http://schemas.microsoft.com/office/drawing/2016/5/12/chartex" xmlns:cx7="http://schemas.microsoft.com/office/drawing/2016/5/13/chartex" xmlns:cx8="http://schemas.microsoft.com/office/drawing/2016/5/14/chartex" xmlns:mc="http://schemas.openxmlformats.org/markup-compatibility/2006" xmlns:aink="http://schemas.microsoft.com/office/drawing/2016/ink" xmlns:am3d="http://schemas.microsoft.com/office/drawing/2017/model3d" xmlns:o="urn:schemas-microsoft-com:office:office" xmlns:oel="http://schemas.microsoft.com/office/2019/extlst" xmlns:r="http://schemas.openxmlformats.org/officeDocument/2006/relationships" xmlns:m="http://schemas.openxmlformats.org/officeDocument/2006/math" xmlns:v="urn:schemas-microsoft-com:vml" xmlns:wp14="http://schemas.microsoft.com/office/word/2010/wordprocessingDrawing" xmlns:wp="http://schemas.openxmlformats.org/drawingml/2006/wordprocessingDrawing" xmlns:w10="urn:schemas-microsoft-com:office:word" xmlns:w="http://schemas.openxmlformats.org/wordprocessingml/2006/main" xmlns:w14="http://schemas.microsoft.com/office/word/2010/wordml" xmlns:w15="http://schemas.microsoft.com/office/word/2012/wordml" xmlns:w16cex="http://schemas.microsoft.com/office/word/2018/wordml/cex" xmlns:w16cid="http://schemas.microsoft.com/office/word/2016/wordml/cid" xmlns:w16="http://schemas.microsoft.com/office/word/2018/wordml" xmlns:w16du="http://schemas.microsoft.com/office/word/2023/wordml/word16du" xmlns:w16sdtdh="http://schemas.microsoft.com/office/word/2020/wordml/sdtdatahash" xmlns:w16sdtfl="http://schemas.microsoft.com/office/word/2024/wordml/sdtformatlock" xmlns:w16se="http://schemas.microsoft.com/office/word/2015/wordml/symex" xmlns:wpg="http://schemas.microsoft.com/office/word/2010/wordprocessingGroup" xmlns:wpi="http://schemas.microsoft.com/office/word/2010/wordprocessingInk" xmlns:wne="http://schemas.microsoft.com/office/word/2006/wordml" xmlns:wps="http://schemas.microsoft.com/office/word/2010/wordprocessingShape" mc:Ignorable="w14 w15 w16se w16cid w16 w16cex w16sdtdh w16sdtfl w16du wp14">
   <w:body>
     <w:p>
       <w:pPr>
@@ -202,7 +202,15 @@
           <w:sz w:val="28"/>
           <w:szCs w:val="28"/>
         </w:rPr>
-        <w:t>д. ф. - м. н</w:t>
+        <w:t>к</w:t>
+      </w:r>
+      <w:r>
+        <w:rPr>
+          <w:rFonts w:ascii="Times New Roman" w:hAnsi="Times New Roman" w:cs="Times New Roman"/>
+          <w:sz w:val="28"/>
+          <w:szCs w:val="28"/>
+        </w:rPr>
+        <w:t>. ф. - м. н</w:t>
       </w:r>
       <w:r>
         <w:rPr>
@@ -219,7 +227,16 @@
           <w:sz w:val="28"/>
           <w:szCs w:val="28"/>
         </w:rPr>
-        <w:t>, профессор</w:t>
+        <w:t xml:space="preserve">, </w:t>
+      </w:r>
+      <w:r>
+        <w:rPr>
+          <w:rFonts w:ascii="Times New Roman" w:eastAsia="Times New Roman" w:hAnsi="Times New Roman" w:cs="Times New Roman"/>
+          <w:color w:val="0D0D0D"/>
+          <w:sz w:val="28"/>
+          <w:szCs w:val="28"/>
+        </w:rPr>
+        <w:t>доцент</w:t>
       </w:r>
     </w:p>
     <w:p>
@@ -684,7 +701,7 @@
       <w:pPr>
         <w:pStyle w:val="af9"/>
       </w:pPr>
-      <w:bookmarkStart w:id="0" w:name="_Toc198472210"/>
+      <w:bookmarkStart w:id="0" w:name="_Toc216650691"/>
       <w:r>
         <w:lastRenderedPageBreak/>
         <w:t>Оглавление</w:t>
@@ -701,6 +718,10 @@
         <w:rPr>
           <w:rFonts w:cstheme="minorBidi"/>
           <w:noProof/>
+          <w:kern w:val="2"/>
+          <w:sz w:val="24"/>
+          <w:szCs w:val="24"/>
+          <w14:ligatures w14:val="standardContextual"/>
         </w:rPr>
       </w:pPr>
       <w:r>
@@ -755,7 +776,7 @@
         <w:rPr>
           <w:noProof/>
         </w:rPr>
-        <w:instrText xml:space="preserve"> PAGEREF _Toc198472210 \h </w:instrText>
+        <w:instrText xml:space="preserve"> PAGEREF _Toc216650691 \h </w:instrText>
       </w:r>
       <w:r>
         <w:rPr>
@@ -790,6 +811,10 @@
         <w:rPr>
           <w:rFonts w:cstheme="minorBidi"/>
           <w:noProof/>
+          <w:kern w:val="2"/>
+          <w:sz w:val="24"/>
+          <w:szCs w:val="24"/>
+          <w14:ligatures w14:val="standardContextual"/>
         </w:rPr>
       </w:pPr>
       <w:r>
@@ -814,7 +839,7 @@
         <w:rPr>
           <w:noProof/>
         </w:rPr>
-        <w:instrText xml:space="preserve"> PAGEREF _Toc198472211 \h </w:instrText>
+        <w:instrText xml:space="preserve"> PAGEREF _Toc216650692 \h </w:instrText>
       </w:r>
       <w:r>
         <w:rPr>
@@ -831,7 +856,7 @@
         <w:rPr>
           <w:noProof/>
         </w:rPr>
-        <w:t>3</w:t>
+        <w:t>4</w:t>
       </w:r>
       <w:r>
         <w:rPr>
@@ -849,6 +874,10 @@
         <w:rPr>
           <w:rFonts w:cstheme="minorBidi"/>
           <w:noProof/>
+          <w:kern w:val="2"/>
+          <w:sz w:val="24"/>
+          <w:szCs w:val="24"/>
+          <w14:ligatures w14:val="standardContextual"/>
         </w:rPr>
       </w:pPr>
       <w:r>
@@ -893,7 +922,7 @@
         <w:rPr>
           <w:noProof/>
         </w:rPr>
-        <w:instrText xml:space="preserve"> PAGEREF _Toc198472212 \h </w:instrText>
+        <w:instrText xml:space="preserve"> PAGEREF _Toc216650693 \h </w:instrText>
       </w:r>
       <w:r>
         <w:rPr>
@@ -910,7 +939,7 @@
         <w:rPr>
           <w:noProof/>
         </w:rPr>
-        <w:t>5</w:t>
+        <w:t>6</w:t>
       </w:r>
       <w:r>
         <w:rPr>
@@ -928,6 +957,10 @@
         <w:rPr>
           <w:rFonts w:cstheme="minorBidi"/>
           <w:noProof/>
+          <w:kern w:val="2"/>
+          <w:sz w:val="24"/>
+          <w:szCs w:val="24"/>
+          <w14:ligatures w14:val="standardContextual"/>
         </w:rPr>
       </w:pPr>
       <w:r>
@@ -952,7 +985,7 @@
         <w:rPr>
           <w:noProof/>
         </w:rPr>
-        <w:instrText xml:space="preserve"> PAGEREF _Toc198472213 \h </w:instrText>
+        <w:instrText xml:space="preserve"> PAGEREF _Toc216650694 \h </w:instrText>
       </w:r>
       <w:r>
         <w:rPr>
@@ -969,7 +1002,7 @@
         <w:rPr>
           <w:noProof/>
         </w:rPr>
-        <w:t>5</w:t>
+        <w:t>6</w:t>
       </w:r>
       <w:r>
         <w:rPr>
@@ -987,6 +1020,10 @@
         <w:rPr>
           <w:rFonts w:cstheme="minorBidi"/>
           <w:noProof/>
+          <w:kern w:val="2"/>
+          <w:sz w:val="24"/>
+          <w:szCs w:val="24"/>
+          <w14:ligatures w14:val="standardContextual"/>
         </w:rPr>
       </w:pPr>
       <w:r>
@@ -1011,7 +1048,7 @@
         <w:rPr>
           <w:noProof/>
         </w:rPr>
-        <w:instrText xml:space="preserve"> PAGEREF _Toc198472214 \h </w:instrText>
+        <w:instrText xml:space="preserve"> PAGEREF _Toc216650695 \h </w:instrText>
       </w:r>
       <w:r>
         <w:rPr>
@@ -1028,7 +1065,7 @@
         <w:rPr>
           <w:noProof/>
         </w:rPr>
-        <w:t>5</w:t>
+        <w:t>6</w:t>
       </w:r>
       <w:r>
         <w:rPr>
@@ -1046,6 +1083,10 @@
         <w:rPr>
           <w:rFonts w:cstheme="minorBidi"/>
           <w:noProof/>
+          <w:kern w:val="2"/>
+          <w:sz w:val="24"/>
+          <w:szCs w:val="24"/>
+          <w14:ligatures w14:val="standardContextual"/>
         </w:rPr>
       </w:pPr>
       <w:r>
@@ -1070,7 +1111,7 @@
         <w:rPr>
           <w:noProof/>
         </w:rPr>
-        <w:instrText xml:space="preserve"> PAGEREF _Toc198472215 \h </w:instrText>
+        <w:instrText xml:space="preserve"> PAGEREF _Toc216650696 \h </w:instrText>
       </w:r>
       <w:r>
         <w:rPr>
@@ -1087,7 +1128,7 @@
         <w:rPr>
           <w:noProof/>
         </w:rPr>
-        <w:t>5</w:t>
+        <w:t>6</w:t>
       </w:r>
       <w:r>
         <w:rPr>
@@ -1105,6 +1146,10 @@
         <w:rPr>
           <w:rFonts w:cstheme="minorBidi"/>
           <w:noProof/>
+          <w:kern w:val="2"/>
+          <w:sz w:val="24"/>
+          <w:szCs w:val="24"/>
+          <w14:ligatures w14:val="standardContextual"/>
         </w:rPr>
       </w:pPr>
       <w:r>
@@ -1129,7 +1174,7 @@
         <w:rPr>
           <w:noProof/>
         </w:rPr>
-        <w:instrText xml:space="preserve"> PAGEREF _Toc198472216 \h </w:instrText>
+        <w:instrText xml:space="preserve"> PAGEREF _Toc216650697 \h </w:instrText>
       </w:r>
       <w:r>
         <w:rPr>
@@ -1146,7 +1191,7 @@
         <w:rPr>
           <w:noProof/>
         </w:rPr>
-        <w:t>6</w:t>
+        <w:t>7</w:t>
       </w:r>
       <w:r>
         <w:rPr>
@@ -1164,6 +1209,10 @@
         <w:rPr>
           <w:rFonts w:cstheme="minorBidi"/>
           <w:noProof/>
+          <w:kern w:val="2"/>
+          <w:sz w:val="24"/>
+          <w:szCs w:val="24"/>
+          <w14:ligatures w14:val="standardContextual"/>
         </w:rPr>
       </w:pPr>
       <w:r>
@@ -1188,7 +1237,7 @@
         <w:rPr>
           <w:noProof/>
         </w:rPr>
-        <w:instrText xml:space="preserve"> PAGEREF _Toc198472217 \h </w:instrText>
+        <w:instrText xml:space="preserve"> PAGEREF _Toc216650698 \h </w:instrText>
       </w:r>
       <w:r>
         <w:rPr>
@@ -1205,7 +1254,7 @@
         <w:rPr>
           <w:noProof/>
         </w:rPr>
-        <w:t>7</w:t>
+        <w:t>8</w:t>
       </w:r>
       <w:r>
         <w:rPr>
@@ -1223,6 +1272,10 @@
         <w:rPr>
           <w:rFonts w:cstheme="minorBidi"/>
           <w:noProof/>
+          <w:kern w:val="2"/>
+          <w:sz w:val="24"/>
+          <w:szCs w:val="24"/>
+          <w14:ligatures w14:val="standardContextual"/>
         </w:rPr>
       </w:pPr>
       <w:r>
@@ -1247,7 +1300,7 @@
         <w:rPr>
           <w:noProof/>
         </w:rPr>
-        <w:instrText xml:space="preserve"> PAGEREF _Toc198472218 \h </w:instrText>
+        <w:instrText xml:space="preserve"> PAGEREF _Toc216650699 \h </w:instrText>
       </w:r>
       <w:r>
         <w:rPr>
@@ -1264,7 +1317,7 @@
         <w:rPr>
           <w:noProof/>
         </w:rPr>
-        <w:t>8</w:t>
+        <w:t>9</w:t>
       </w:r>
       <w:r>
         <w:rPr>
@@ -1282,6 +1335,10 @@
         <w:rPr>
           <w:rFonts w:cstheme="minorBidi"/>
           <w:noProof/>
+          <w:kern w:val="2"/>
+          <w:sz w:val="24"/>
+          <w:szCs w:val="24"/>
+          <w14:ligatures w14:val="standardContextual"/>
         </w:rPr>
       </w:pPr>
       <w:r>
@@ -1319,7 +1376,7 @@
         <w:rPr>
           <w:noProof/>
         </w:rPr>
-        <w:instrText xml:space="preserve"> PAGEREF _Toc198472219 \h </w:instrText>
+        <w:instrText xml:space="preserve"> PAGEREF _Toc216650700 \h </w:instrText>
       </w:r>
       <w:r>
         <w:rPr>
@@ -1336,7 +1393,7 @@
         <w:rPr>
           <w:noProof/>
         </w:rPr>
-        <w:t>9</w:t>
+        <w:t>10</w:t>
       </w:r>
       <w:r>
         <w:rPr>
@@ -1354,6 +1411,10 @@
         <w:rPr>
           <w:rFonts w:cstheme="minorBidi"/>
           <w:noProof/>
+          <w:kern w:val="2"/>
+          <w:sz w:val="24"/>
+          <w:szCs w:val="24"/>
+          <w14:ligatures w14:val="standardContextual"/>
         </w:rPr>
       </w:pPr>
       <w:r>
@@ -1378,7 +1439,7 @@
         <w:rPr>
           <w:noProof/>
         </w:rPr>
-        <w:instrText xml:space="preserve"> PAGEREF _Toc198472220 \h </w:instrText>
+        <w:instrText xml:space="preserve"> PAGEREF _Toc216650701 \h </w:instrText>
       </w:r>
       <w:r>
         <w:rPr>
@@ -1395,7 +1456,7 @@
         <w:rPr>
           <w:noProof/>
         </w:rPr>
-        <w:t>9</w:t>
+        <w:t>10</w:t>
       </w:r>
       <w:r>
         <w:rPr>
@@ -1413,6 +1474,10 @@
         <w:rPr>
           <w:rFonts w:cstheme="minorBidi"/>
           <w:noProof/>
+          <w:kern w:val="2"/>
+          <w:sz w:val="24"/>
+          <w:szCs w:val="24"/>
+          <w14:ligatures w14:val="standardContextual"/>
         </w:rPr>
       </w:pPr>
       <w:r>
@@ -1437,7 +1502,7 @@
         <w:rPr>
           <w:noProof/>
         </w:rPr>
-        <w:instrText xml:space="preserve"> PAGEREF _Toc198472221 \h </w:instrText>
+        <w:instrText xml:space="preserve"> PAGEREF _Toc216650702 \h </w:instrText>
       </w:r>
       <w:r>
         <w:rPr>
@@ -1454,7 +1519,7 @@
         <w:rPr>
           <w:noProof/>
         </w:rPr>
-        <w:t>10</w:t>
+        <w:t>11</w:t>
       </w:r>
       <w:r>
         <w:rPr>
@@ -1472,6 +1537,10 @@
         <w:rPr>
           <w:rFonts w:cstheme="minorBidi"/>
           <w:noProof/>
+          <w:kern w:val="2"/>
+          <w:sz w:val="24"/>
+          <w:szCs w:val="24"/>
+          <w14:ligatures w14:val="standardContextual"/>
         </w:rPr>
       </w:pPr>
       <w:r>
@@ -1496,7 +1565,7 @@
         <w:rPr>
           <w:noProof/>
         </w:rPr>
-        <w:instrText xml:space="preserve"> PAGEREF _Toc198472222 \h </w:instrText>
+        <w:instrText xml:space="preserve"> PAGEREF _Toc216650703 \h </w:instrText>
       </w:r>
       <w:r>
         <w:rPr>
@@ -1513,7 +1582,7 @@
         <w:rPr>
           <w:noProof/>
         </w:rPr>
-        <w:t>10</w:t>
+        <w:t>11</w:t>
       </w:r>
       <w:r>
         <w:rPr>
@@ -1531,6 +1600,10 @@
         <w:rPr>
           <w:rFonts w:cstheme="minorBidi"/>
           <w:noProof/>
+          <w:kern w:val="2"/>
+          <w:sz w:val="24"/>
+          <w:szCs w:val="24"/>
+          <w14:ligatures w14:val="standardContextual"/>
         </w:rPr>
       </w:pPr>
       <w:r>
@@ -1567,7 +1640,7 @@
         <w:rPr>
           <w:noProof/>
         </w:rPr>
-        <w:instrText xml:space="preserve"> PAGEREF _Toc198472223 \h </w:instrText>
+        <w:instrText xml:space="preserve"> PAGEREF _Toc216650704 \h </w:instrText>
       </w:r>
       <w:r>
         <w:rPr>
@@ -1584,7 +1657,7 @@
         <w:rPr>
           <w:noProof/>
         </w:rPr>
-        <w:t>11</w:t>
+        <w:t>12</w:t>
       </w:r>
       <w:r>
         <w:rPr>
@@ -1602,6 +1675,10 @@
         <w:rPr>
           <w:rFonts w:cstheme="minorBidi"/>
           <w:noProof/>
+          <w:kern w:val="2"/>
+          <w:sz w:val="24"/>
+          <w:szCs w:val="24"/>
+          <w14:ligatures w14:val="standardContextual"/>
         </w:rPr>
       </w:pPr>
       <w:r>
@@ -1626,7 +1703,7 @@
         <w:rPr>
           <w:noProof/>
         </w:rPr>
-        <w:instrText xml:space="preserve"> PAGEREF _Toc198472224 \h </w:instrText>
+        <w:instrText xml:space="preserve"> PAGEREF _Toc216650705 \h </w:instrText>
       </w:r>
       <w:r>
         <w:rPr>
@@ -1643,7 +1720,7 @@
         <w:rPr>
           <w:noProof/>
         </w:rPr>
-        <w:t>12</w:t>
+        <w:t>13</w:t>
       </w:r>
       <w:r>
         <w:rPr>
@@ -1661,6 +1738,10 @@
         <w:rPr>
           <w:rFonts w:cstheme="minorBidi"/>
           <w:noProof/>
+          <w:kern w:val="2"/>
+          <w:sz w:val="24"/>
+          <w:szCs w:val="24"/>
+          <w14:ligatures w14:val="standardContextual"/>
         </w:rPr>
       </w:pPr>
       <w:r>
@@ -1685,7 +1766,7 @@
         <w:rPr>
           <w:noProof/>
         </w:rPr>
-        <w:instrText xml:space="preserve"> PAGEREF _Toc198472225 \h </w:instrText>
+        <w:instrText xml:space="preserve"> PAGEREF _Toc216650706 \h </w:instrText>
       </w:r>
       <w:r>
         <w:rPr>
@@ -1702,7 +1783,7 @@
         <w:rPr>
           <w:noProof/>
         </w:rPr>
-        <w:t>14</w:t>
+        <w:t>15</w:t>
       </w:r>
       <w:r>
         <w:rPr>
@@ -1720,6 +1801,10 @@
         <w:rPr>
           <w:rFonts w:cstheme="minorBidi"/>
           <w:noProof/>
+          <w:kern w:val="2"/>
+          <w:sz w:val="24"/>
+          <w:szCs w:val="24"/>
+          <w14:ligatures w14:val="standardContextual"/>
         </w:rPr>
       </w:pPr>
       <w:r>
@@ -1744,7 +1829,7 @@
         <w:rPr>
           <w:noProof/>
         </w:rPr>
-        <w:instrText xml:space="preserve"> PAGEREF _Toc198472226 \h </w:instrText>
+        <w:instrText xml:space="preserve"> PAGEREF _Toc216650707 \h </w:instrText>
       </w:r>
       <w:r>
         <w:rPr>
@@ -1761,7 +1846,7 @@
         <w:rPr>
           <w:noProof/>
         </w:rPr>
-        <w:t>14</w:t>
+        <w:t>15</w:t>
       </w:r>
       <w:r>
         <w:rPr>
@@ -1779,6 +1864,10 @@
         <w:rPr>
           <w:rFonts w:cstheme="minorBidi"/>
           <w:noProof/>
+          <w:kern w:val="2"/>
+          <w:sz w:val="24"/>
+          <w:szCs w:val="24"/>
+          <w14:ligatures w14:val="standardContextual"/>
         </w:rPr>
       </w:pPr>
       <w:r>
@@ -1803,7 +1892,7 @@
         <w:rPr>
           <w:noProof/>
         </w:rPr>
-        <w:instrText xml:space="preserve"> PAGEREF _Toc198472227 \h </w:instrText>
+        <w:instrText xml:space="preserve"> PAGEREF _Toc216650708 \h </w:instrText>
       </w:r>
       <w:r>
         <w:rPr>
@@ -1820,7 +1909,7 @@
         <w:rPr>
           <w:noProof/>
         </w:rPr>
-        <w:t>15</w:t>
+        <w:t>16</w:t>
       </w:r>
       <w:r>
         <w:rPr>
@@ -1838,6 +1927,10 @@
         <w:rPr>
           <w:rFonts w:cstheme="minorBidi"/>
           <w:noProof/>
+          <w:kern w:val="2"/>
+          <w:sz w:val="24"/>
+          <w:szCs w:val="24"/>
+          <w14:ligatures w14:val="standardContextual"/>
         </w:rPr>
       </w:pPr>
       <w:r>
@@ -1862,7 +1955,7 @@
         <w:rPr>
           <w:noProof/>
         </w:rPr>
-        <w:instrText xml:space="preserve"> PAGEREF _Toc198472228 \h </w:instrText>
+        <w:instrText xml:space="preserve"> PAGEREF _Toc216650709 \h </w:instrText>
       </w:r>
       <w:r>
         <w:rPr>
@@ -1879,7 +1972,7 @@
         <w:rPr>
           <w:noProof/>
         </w:rPr>
-        <w:t>15</w:t>
+        <w:t>16</w:t>
       </w:r>
       <w:r>
         <w:rPr>
@@ -1897,6 +1990,10 @@
         <w:rPr>
           <w:rFonts w:cstheme="minorBidi"/>
           <w:noProof/>
+          <w:kern w:val="2"/>
+          <w:sz w:val="24"/>
+          <w:szCs w:val="24"/>
+          <w14:ligatures w14:val="standardContextual"/>
         </w:rPr>
       </w:pPr>
       <w:r>
@@ -1928,7 +2025,7 @@
         <w:rPr>
           <w:noProof/>
         </w:rPr>
-        <w:instrText xml:space="preserve"> PAGEREF _Toc198472229 \h </w:instrText>
+        <w:instrText xml:space="preserve"> PAGEREF _Toc216650710 \h </w:instrText>
       </w:r>
       <w:r>
         <w:rPr>
@@ -1945,7 +2042,7 @@
         <w:rPr>
           <w:noProof/>
         </w:rPr>
-        <w:t>16</w:t>
+        <w:t>17</w:t>
       </w:r>
       <w:r>
         <w:rPr>
@@ -1963,6 +2060,10 @@
         <w:rPr>
           <w:rFonts w:cstheme="minorBidi"/>
           <w:noProof/>
+          <w:kern w:val="2"/>
+          <w:sz w:val="24"/>
+          <w:szCs w:val="24"/>
+          <w14:ligatures w14:val="standardContextual"/>
         </w:rPr>
       </w:pPr>
       <w:r>
@@ -1987,7 +2088,7 @@
         <w:rPr>
           <w:noProof/>
         </w:rPr>
-        <w:instrText xml:space="preserve"> PAGEREF _Toc198472230 \h </w:instrText>
+        <w:instrText xml:space="preserve"> PAGEREF _Toc216650711 \h </w:instrText>
       </w:r>
       <w:r>
         <w:rPr>
@@ -2004,7 +2105,7 @@
         <w:rPr>
           <w:noProof/>
         </w:rPr>
-        <w:t>16</w:t>
+        <w:t>17</w:t>
       </w:r>
       <w:r>
         <w:rPr>
@@ -2022,6 +2123,10 @@
         <w:rPr>
           <w:rFonts w:cstheme="minorBidi"/>
           <w:noProof/>
+          <w:kern w:val="2"/>
+          <w:sz w:val="24"/>
+          <w:szCs w:val="24"/>
+          <w14:ligatures w14:val="standardContextual"/>
         </w:rPr>
       </w:pPr>
       <w:r>
@@ -2046,7 +2151,7 @@
         <w:rPr>
           <w:noProof/>
         </w:rPr>
-        <w:instrText xml:space="preserve"> PAGEREF _Toc198472231 \h </w:instrText>
+        <w:instrText xml:space="preserve"> PAGEREF _Toc216650712 \h </w:instrText>
       </w:r>
       <w:r>
         <w:rPr>
@@ -2063,7 +2168,7 @@
         <w:rPr>
           <w:noProof/>
         </w:rPr>
-        <w:t>17</w:t>
+        <w:t>18</w:t>
       </w:r>
       <w:r>
         <w:rPr>
@@ -2081,6 +2186,10 @@
         <w:rPr>
           <w:rFonts w:cstheme="minorBidi"/>
           <w:noProof/>
+          <w:kern w:val="2"/>
+          <w:sz w:val="24"/>
+          <w:szCs w:val="24"/>
+          <w14:ligatures w14:val="standardContextual"/>
         </w:rPr>
       </w:pPr>
       <w:r>
@@ -2105,7 +2214,7 @@
         <w:rPr>
           <w:noProof/>
         </w:rPr>
-        <w:instrText xml:space="preserve"> PAGEREF _Toc198472232 \h </w:instrText>
+        <w:instrText xml:space="preserve"> PAGEREF _Toc216650713 \h </w:instrText>
       </w:r>
       <w:r>
         <w:rPr>
@@ -2122,7 +2231,7 @@
         <w:rPr>
           <w:noProof/>
         </w:rPr>
-        <w:t>17</w:t>
+        <w:t>18</w:t>
       </w:r>
       <w:r>
         <w:rPr>
@@ -2140,6 +2249,10 @@
         <w:rPr>
           <w:rFonts w:cstheme="minorBidi"/>
           <w:noProof/>
+          <w:kern w:val="2"/>
+          <w:sz w:val="24"/>
+          <w:szCs w:val="24"/>
+          <w14:ligatures w14:val="standardContextual"/>
         </w:rPr>
       </w:pPr>
       <w:r>
@@ -2164,7 +2277,7 @@
         <w:rPr>
           <w:noProof/>
         </w:rPr>
-        <w:instrText xml:space="preserve"> PAGEREF _Toc198472233 \h </w:instrText>
+        <w:instrText xml:space="preserve"> PAGEREF _Toc216650714 \h </w:instrText>
       </w:r>
       <w:r>
         <w:rPr>
@@ -2181,7 +2294,7 @@
         <w:rPr>
           <w:noProof/>
         </w:rPr>
-        <w:t>18</w:t>
+        <w:t>19</w:t>
       </w:r>
       <w:r>
         <w:rPr>
@@ -2199,6 +2312,10 @@
         <w:rPr>
           <w:rFonts w:cstheme="minorBidi"/>
           <w:noProof/>
+          <w:kern w:val="2"/>
+          <w:sz w:val="24"/>
+          <w:szCs w:val="24"/>
+          <w14:ligatures w14:val="standardContextual"/>
         </w:rPr>
       </w:pPr>
       <w:r>
@@ -2223,7 +2340,7 @@
         <w:rPr>
           <w:noProof/>
         </w:rPr>
-        <w:instrText xml:space="preserve"> PAGEREF _Toc198472234 \h </w:instrText>
+        <w:instrText xml:space="preserve"> PAGEREF _Toc216650715 \h </w:instrText>
       </w:r>
       <w:r>
         <w:rPr>
@@ -2240,7 +2357,7 @@
         <w:rPr>
           <w:noProof/>
         </w:rPr>
-        <w:t>18</w:t>
+        <w:t>19</w:t>
       </w:r>
       <w:r>
         <w:rPr>
@@ -2258,6 +2375,10 @@
         <w:rPr>
           <w:rFonts w:cstheme="minorBidi"/>
           <w:noProof/>
+          <w:kern w:val="2"/>
+          <w:sz w:val="24"/>
+          <w:szCs w:val="24"/>
+          <w14:ligatures w14:val="standardContextual"/>
         </w:rPr>
       </w:pPr>
       <w:r>
@@ -2282,7 +2403,7 @@
         <w:rPr>
           <w:noProof/>
         </w:rPr>
-        <w:instrText xml:space="preserve"> PAGEREF _Toc198472235 \h </w:instrText>
+        <w:instrText xml:space="preserve"> PAGEREF _Toc216650716 \h </w:instrText>
       </w:r>
       <w:r>
         <w:rPr>
@@ -2299,7 +2420,7 @@
         <w:rPr>
           <w:noProof/>
         </w:rPr>
-        <w:t>19</w:t>
+        <w:t>20</w:t>
       </w:r>
       <w:r>
         <w:rPr>
@@ -2317,6 +2438,10 @@
         <w:rPr>
           <w:rFonts w:cstheme="minorBidi"/>
           <w:noProof/>
+          <w:kern w:val="2"/>
+          <w:sz w:val="24"/>
+          <w:szCs w:val="24"/>
+          <w14:ligatures w14:val="standardContextual"/>
         </w:rPr>
       </w:pPr>
       <w:r>
@@ -2341,7 +2466,7 @@
         <w:rPr>
           <w:noProof/>
         </w:rPr>
-        <w:instrText xml:space="preserve"> PAGEREF _Toc198472236 \h </w:instrText>
+        <w:instrText xml:space="preserve"> PAGEREF _Toc216650717 \h </w:instrText>
       </w:r>
       <w:r>
         <w:rPr>
@@ -2358,7 +2483,7 @@
         <w:rPr>
           <w:noProof/>
         </w:rPr>
-        <w:t>21</w:t>
+        <w:t>22</w:t>
       </w:r>
       <w:r>
         <w:rPr>
@@ -2376,6 +2501,10 @@
         <w:rPr>
           <w:rFonts w:cstheme="minorBidi"/>
           <w:noProof/>
+          <w:kern w:val="2"/>
+          <w:sz w:val="24"/>
+          <w:szCs w:val="24"/>
+          <w14:ligatures w14:val="standardContextual"/>
         </w:rPr>
       </w:pPr>
       <w:r>
@@ -2407,7 +2536,7 @@
         <w:rPr>
           <w:noProof/>
         </w:rPr>
-        <w:instrText xml:space="preserve"> PAGEREF _Toc198472237 \h </w:instrText>
+        <w:instrText xml:space="preserve"> PAGEREF _Toc216650718 \h </w:instrText>
       </w:r>
       <w:r>
         <w:rPr>
@@ -2424,7 +2553,7 @@
         <w:rPr>
           <w:noProof/>
         </w:rPr>
-        <w:t>22</w:t>
+        <w:t>23</w:t>
       </w:r>
       <w:r>
         <w:rPr>
@@ -2442,6 +2571,10 @@
         <w:rPr>
           <w:rFonts w:cstheme="minorBidi"/>
           <w:noProof/>
+          <w:kern w:val="2"/>
+          <w:sz w:val="24"/>
+          <w:szCs w:val="24"/>
+          <w14:ligatures w14:val="standardContextual"/>
         </w:rPr>
       </w:pPr>
       <w:r>
@@ -2466,7 +2599,7 @@
         <w:rPr>
           <w:noProof/>
         </w:rPr>
-        <w:instrText xml:space="preserve"> PAGEREF _Toc198472238 \h </w:instrText>
+        <w:instrText xml:space="preserve"> PAGEREF _Toc216650719 \h </w:instrText>
       </w:r>
       <w:r>
         <w:rPr>
@@ -2483,7 +2616,7 @@
         <w:rPr>
           <w:noProof/>
         </w:rPr>
-        <w:t>22</w:t>
+        <w:t>23</w:t>
       </w:r>
       <w:r>
         <w:rPr>
@@ -2501,6 +2634,10 @@
         <w:rPr>
           <w:rFonts w:cstheme="minorBidi"/>
           <w:noProof/>
+          <w:kern w:val="2"/>
+          <w:sz w:val="24"/>
+          <w:szCs w:val="24"/>
+          <w14:ligatures w14:val="standardContextual"/>
         </w:rPr>
       </w:pPr>
       <w:r>
@@ -2525,7 +2662,7 @@
         <w:rPr>
           <w:noProof/>
         </w:rPr>
-        <w:instrText xml:space="preserve"> PAGEREF _Toc198472239 \h </w:instrText>
+        <w:instrText xml:space="preserve"> PAGEREF _Toc216650720 \h </w:instrText>
       </w:r>
       <w:r>
         <w:rPr>
@@ -2542,7 +2679,7 @@
         <w:rPr>
           <w:noProof/>
         </w:rPr>
-        <w:t>22</w:t>
+        <w:t>23</w:t>
       </w:r>
       <w:r>
         <w:rPr>
@@ -2560,6 +2697,838 @@
         <w:rPr>
           <w:rFonts w:cstheme="minorBidi"/>
           <w:noProof/>
+          <w:kern w:val="2"/>
+          <w:sz w:val="24"/>
+          <w:szCs w:val="24"/>
+          <w14:ligatures w14:val="standardContextual"/>
+        </w:rPr>
+      </w:pPr>
+      <w:r>
+        <w:rPr>
+          <w:noProof/>
+          <w:lang w:val="en-US"/>
+        </w:rPr>
+        <w:t>IDS</w:t>
+      </w:r>
+      <w:r>
+        <w:rPr>
+          <w:noProof/>
+        </w:rPr>
+        <w:t xml:space="preserve"> система для работы с реальными данными</w:t>
+      </w:r>
+      <w:r>
+        <w:rPr>
+          <w:noProof/>
+        </w:rPr>
+        <w:tab/>
+      </w:r>
+      <w:r>
+        <w:rPr>
+          <w:noProof/>
+        </w:rPr>
+        <w:fldChar w:fldCharType="begin"/>
+      </w:r>
+      <w:r>
+        <w:rPr>
+          <w:noProof/>
+        </w:rPr>
+        <w:instrText xml:space="preserve"> PAGEREF _Toc216650721 \h </w:instrText>
+      </w:r>
+      <w:r>
+        <w:rPr>
+          <w:noProof/>
+        </w:rPr>
+      </w:r>
+      <w:r>
+        <w:rPr>
+          <w:noProof/>
+        </w:rPr>
+        <w:fldChar w:fldCharType="separate"/>
+      </w:r>
+      <w:r>
+        <w:rPr>
+          <w:noProof/>
+        </w:rPr>
+        <w:t>25</w:t>
+      </w:r>
+      <w:r>
+        <w:rPr>
+          <w:noProof/>
+        </w:rPr>
+        <w:fldChar w:fldCharType="end"/>
+      </w:r>
+    </w:p>
+    <w:p>
+      <w:pPr>
+        <w:pStyle w:val="21"/>
+        <w:tabs>
+          <w:tab w:val="right" w:leader="dot" w:pos="9345"/>
+        </w:tabs>
+        <w:rPr>
+          <w:rFonts w:cstheme="minorBidi"/>
+          <w:noProof/>
+          <w:kern w:val="2"/>
+          <w:sz w:val="24"/>
+          <w:szCs w:val="24"/>
+          <w14:ligatures w14:val="standardContextual"/>
+        </w:rPr>
+      </w:pPr>
+      <w:r>
+        <w:rPr>
+          <w:noProof/>
+        </w:rPr>
+        <w:t>Архитектура источника данных</w:t>
+      </w:r>
+      <w:r>
+        <w:rPr>
+          <w:noProof/>
+        </w:rPr>
+        <w:tab/>
+      </w:r>
+      <w:r>
+        <w:rPr>
+          <w:noProof/>
+        </w:rPr>
+        <w:fldChar w:fldCharType="begin"/>
+      </w:r>
+      <w:r>
+        <w:rPr>
+          <w:noProof/>
+        </w:rPr>
+        <w:instrText xml:space="preserve"> PAGEREF _Toc216650722 \h </w:instrText>
+      </w:r>
+      <w:r>
+        <w:rPr>
+          <w:noProof/>
+        </w:rPr>
+      </w:r>
+      <w:r>
+        <w:rPr>
+          <w:noProof/>
+        </w:rPr>
+        <w:fldChar w:fldCharType="separate"/>
+      </w:r>
+      <w:r>
+        <w:rPr>
+          <w:noProof/>
+        </w:rPr>
+        <w:t>25</w:t>
+      </w:r>
+      <w:r>
+        <w:rPr>
+          <w:noProof/>
+        </w:rPr>
+        <w:fldChar w:fldCharType="end"/>
+      </w:r>
+    </w:p>
+    <w:p>
+      <w:pPr>
+        <w:pStyle w:val="21"/>
+        <w:tabs>
+          <w:tab w:val="right" w:leader="dot" w:pos="9345"/>
+        </w:tabs>
+        <w:rPr>
+          <w:rFonts w:cstheme="minorBidi"/>
+          <w:noProof/>
+          <w:kern w:val="2"/>
+          <w:sz w:val="24"/>
+          <w:szCs w:val="24"/>
+          <w14:ligatures w14:val="standardContextual"/>
+        </w:rPr>
+      </w:pPr>
+      <w:r>
+        <w:rPr>
+          <w:noProof/>
+        </w:rPr>
+        <w:t>Модель данных подсистемы представления</w:t>
+      </w:r>
+      <w:r>
+        <w:rPr>
+          <w:noProof/>
+        </w:rPr>
+        <w:tab/>
+      </w:r>
+      <w:r>
+        <w:rPr>
+          <w:noProof/>
+        </w:rPr>
+        <w:fldChar w:fldCharType="begin"/>
+      </w:r>
+      <w:r>
+        <w:rPr>
+          <w:noProof/>
+        </w:rPr>
+        <w:instrText xml:space="preserve"> PAGEREF _Toc216650723 \h </w:instrText>
+      </w:r>
+      <w:r>
+        <w:rPr>
+          <w:noProof/>
+        </w:rPr>
+      </w:r>
+      <w:r>
+        <w:rPr>
+          <w:noProof/>
+        </w:rPr>
+        <w:fldChar w:fldCharType="separate"/>
+      </w:r>
+      <w:r>
+        <w:rPr>
+          <w:noProof/>
+        </w:rPr>
+        <w:t>27</w:t>
+      </w:r>
+      <w:r>
+        <w:rPr>
+          <w:noProof/>
+        </w:rPr>
+        <w:fldChar w:fldCharType="end"/>
+      </w:r>
+    </w:p>
+    <w:p>
+      <w:pPr>
+        <w:pStyle w:val="21"/>
+        <w:tabs>
+          <w:tab w:val="right" w:leader="dot" w:pos="9345"/>
+        </w:tabs>
+        <w:rPr>
+          <w:rFonts w:cstheme="minorBidi"/>
+          <w:noProof/>
+          <w:kern w:val="2"/>
+          <w:sz w:val="24"/>
+          <w:szCs w:val="24"/>
+          <w14:ligatures w14:val="standardContextual"/>
+        </w:rPr>
+      </w:pPr>
+      <w:r>
+        <w:rPr>
+          <w:noProof/>
+        </w:rPr>
+        <w:t>1.Анализ активности системы-пользователя</w:t>
+      </w:r>
+      <w:r>
+        <w:rPr>
+          <w:noProof/>
+        </w:rPr>
+        <w:tab/>
+      </w:r>
+      <w:r>
+        <w:rPr>
+          <w:noProof/>
+        </w:rPr>
+        <w:fldChar w:fldCharType="begin"/>
+      </w:r>
+      <w:r>
+        <w:rPr>
+          <w:noProof/>
+        </w:rPr>
+        <w:instrText xml:space="preserve"> PAGEREF _Toc216650724 \h </w:instrText>
+      </w:r>
+      <w:r>
+        <w:rPr>
+          <w:noProof/>
+        </w:rPr>
+      </w:r>
+      <w:r>
+        <w:rPr>
+          <w:noProof/>
+        </w:rPr>
+        <w:fldChar w:fldCharType="separate"/>
+      </w:r>
+      <w:r>
+        <w:rPr>
+          <w:noProof/>
+        </w:rPr>
+        <w:t>28</w:t>
+      </w:r>
+      <w:r>
+        <w:rPr>
+          <w:noProof/>
+        </w:rPr>
+        <w:fldChar w:fldCharType="end"/>
+      </w:r>
+    </w:p>
+    <w:p>
+      <w:pPr>
+        <w:pStyle w:val="21"/>
+        <w:tabs>
+          <w:tab w:val="right" w:leader="dot" w:pos="9345"/>
+        </w:tabs>
+        <w:rPr>
+          <w:rFonts w:cstheme="minorBidi"/>
+          <w:noProof/>
+          <w:kern w:val="2"/>
+          <w:sz w:val="24"/>
+          <w:szCs w:val="24"/>
+          <w14:ligatures w14:val="standardContextual"/>
+        </w:rPr>
+      </w:pPr>
+      <w:r>
+        <w:rPr>
+          <w:noProof/>
+        </w:rPr>
+        <w:lastRenderedPageBreak/>
+        <w:t>2.Анализ активности пользователя</w:t>
+      </w:r>
+      <w:r>
+        <w:rPr>
+          <w:noProof/>
+        </w:rPr>
+        <w:tab/>
+      </w:r>
+      <w:r>
+        <w:rPr>
+          <w:noProof/>
+        </w:rPr>
+        <w:fldChar w:fldCharType="begin"/>
+      </w:r>
+      <w:r>
+        <w:rPr>
+          <w:noProof/>
+        </w:rPr>
+        <w:instrText xml:space="preserve"> PAGEREF _Toc216650725 \h </w:instrText>
+      </w:r>
+      <w:r>
+        <w:rPr>
+          <w:noProof/>
+        </w:rPr>
+      </w:r>
+      <w:r>
+        <w:rPr>
+          <w:noProof/>
+        </w:rPr>
+        <w:fldChar w:fldCharType="separate"/>
+      </w:r>
+      <w:r>
+        <w:rPr>
+          <w:noProof/>
+        </w:rPr>
+        <w:t>29</w:t>
+      </w:r>
+      <w:r>
+        <w:rPr>
+          <w:noProof/>
+        </w:rPr>
+        <w:fldChar w:fldCharType="end"/>
+      </w:r>
+    </w:p>
+    <w:p>
+      <w:pPr>
+        <w:pStyle w:val="21"/>
+        <w:tabs>
+          <w:tab w:val="right" w:leader="dot" w:pos="9345"/>
+        </w:tabs>
+        <w:rPr>
+          <w:rFonts w:cstheme="minorBidi"/>
+          <w:noProof/>
+          <w:kern w:val="2"/>
+          <w:sz w:val="24"/>
+          <w:szCs w:val="24"/>
+          <w14:ligatures w14:val="standardContextual"/>
+        </w:rPr>
+      </w:pPr>
+      <w:r>
+        <w:rPr>
+          <w:noProof/>
+        </w:rPr>
+        <w:t>Сбор активности с конкретного устройства</w:t>
+      </w:r>
+      <w:r>
+        <w:rPr>
+          <w:noProof/>
+        </w:rPr>
+        <w:tab/>
+      </w:r>
+      <w:r>
+        <w:rPr>
+          <w:noProof/>
+        </w:rPr>
+        <w:fldChar w:fldCharType="begin"/>
+      </w:r>
+      <w:r>
+        <w:rPr>
+          <w:noProof/>
+        </w:rPr>
+        <w:instrText xml:space="preserve"> PAGEREF _Toc216650726 \h </w:instrText>
+      </w:r>
+      <w:r>
+        <w:rPr>
+          <w:noProof/>
+        </w:rPr>
+      </w:r>
+      <w:r>
+        <w:rPr>
+          <w:noProof/>
+        </w:rPr>
+        <w:fldChar w:fldCharType="separate"/>
+      </w:r>
+      <w:r>
+        <w:rPr>
+          <w:noProof/>
+        </w:rPr>
+        <w:t>32</w:t>
+      </w:r>
+      <w:r>
+        <w:rPr>
+          <w:noProof/>
+        </w:rPr>
+        <w:fldChar w:fldCharType="end"/>
+      </w:r>
+    </w:p>
+    <w:p>
+      <w:pPr>
+        <w:pStyle w:val="21"/>
+        <w:tabs>
+          <w:tab w:val="right" w:leader="dot" w:pos="9345"/>
+        </w:tabs>
+        <w:rPr>
+          <w:rFonts w:cstheme="minorBidi"/>
+          <w:noProof/>
+          <w:kern w:val="2"/>
+          <w:sz w:val="24"/>
+          <w:szCs w:val="24"/>
+          <w14:ligatures w14:val="standardContextual"/>
+        </w:rPr>
+      </w:pPr>
+      <w:r>
+        <w:rPr>
+          <w:noProof/>
+        </w:rPr>
+        <w:t>Выбор модели подсистемы представлений</w:t>
+      </w:r>
+      <w:r>
+        <w:rPr>
+          <w:noProof/>
+        </w:rPr>
+        <w:tab/>
+      </w:r>
+      <w:r>
+        <w:rPr>
+          <w:noProof/>
+        </w:rPr>
+        <w:fldChar w:fldCharType="begin"/>
+      </w:r>
+      <w:r>
+        <w:rPr>
+          <w:noProof/>
+        </w:rPr>
+        <w:instrText xml:space="preserve"> PAGEREF _Toc216650727 \h </w:instrText>
+      </w:r>
+      <w:r>
+        <w:rPr>
+          <w:noProof/>
+        </w:rPr>
+      </w:r>
+      <w:r>
+        <w:rPr>
+          <w:noProof/>
+        </w:rPr>
+        <w:fldChar w:fldCharType="separate"/>
+      </w:r>
+      <w:r>
+        <w:rPr>
+          <w:noProof/>
+        </w:rPr>
+        <w:t>32</w:t>
+      </w:r>
+      <w:r>
+        <w:rPr>
+          <w:noProof/>
+        </w:rPr>
+        <w:fldChar w:fldCharType="end"/>
+      </w:r>
+    </w:p>
+    <w:p>
+      <w:pPr>
+        <w:pStyle w:val="21"/>
+        <w:tabs>
+          <w:tab w:val="right" w:leader="dot" w:pos="9345"/>
+        </w:tabs>
+        <w:rPr>
+          <w:rFonts w:cstheme="minorBidi"/>
+          <w:noProof/>
+          <w:kern w:val="2"/>
+          <w:sz w:val="24"/>
+          <w:szCs w:val="24"/>
+          <w14:ligatures w14:val="standardContextual"/>
+        </w:rPr>
+      </w:pPr>
+      <w:r>
+        <w:rPr>
+          <w:noProof/>
+          <w:lang w:val="en-US"/>
+        </w:rPr>
+        <w:t>WHOIS</w:t>
+      </w:r>
+      <w:r>
+        <w:rPr>
+          <w:noProof/>
+        </w:rPr>
+        <w:tab/>
+      </w:r>
+      <w:r>
+        <w:rPr>
+          <w:noProof/>
+        </w:rPr>
+        <w:fldChar w:fldCharType="begin"/>
+      </w:r>
+      <w:r>
+        <w:rPr>
+          <w:noProof/>
+        </w:rPr>
+        <w:instrText xml:space="preserve"> PAGEREF _Toc216650728 \h </w:instrText>
+      </w:r>
+      <w:r>
+        <w:rPr>
+          <w:noProof/>
+        </w:rPr>
+      </w:r>
+      <w:r>
+        <w:rPr>
+          <w:noProof/>
+        </w:rPr>
+        <w:fldChar w:fldCharType="separate"/>
+      </w:r>
+      <w:r>
+        <w:rPr>
+          <w:noProof/>
+        </w:rPr>
+        <w:t>36</w:t>
+      </w:r>
+      <w:r>
+        <w:rPr>
+          <w:noProof/>
+        </w:rPr>
+        <w:fldChar w:fldCharType="end"/>
+      </w:r>
+    </w:p>
+    <w:p>
+      <w:pPr>
+        <w:pStyle w:val="21"/>
+        <w:tabs>
+          <w:tab w:val="right" w:leader="dot" w:pos="9345"/>
+        </w:tabs>
+        <w:rPr>
+          <w:rFonts w:cstheme="minorBidi"/>
+          <w:noProof/>
+          <w:kern w:val="2"/>
+          <w:sz w:val="24"/>
+          <w:szCs w:val="24"/>
+          <w14:ligatures w14:val="standardContextual"/>
+        </w:rPr>
+      </w:pPr>
+      <w:r>
+        <w:rPr>
+          <w:noProof/>
+        </w:rPr>
+        <w:t>Полная модель подсистемы представления</w:t>
+      </w:r>
+      <w:r>
+        <w:rPr>
+          <w:noProof/>
+        </w:rPr>
+        <w:tab/>
+      </w:r>
+      <w:r>
+        <w:rPr>
+          <w:noProof/>
+        </w:rPr>
+        <w:fldChar w:fldCharType="begin"/>
+      </w:r>
+      <w:r>
+        <w:rPr>
+          <w:noProof/>
+        </w:rPr>
+        <w:instrText xml:space="preserve"> PAGEREF _Toc216650729 \h </w:instrText>
+      </w:r>
+      <w:r>
+        <w:rPr>
+          <w:noProof/>
+        </w:rPr>
+      </w:r>
+      <w:r>
+        <w:rPr>
+          <w:noProof/>
+        </w:rPr>
+        <w:fldChar w:fldCharType="separate"/>
+      </w:r>
+      <w:r>
+        <w:rPr>
+          <w:noProof/>
+        </w:rPr>
+        <w:t>37</w:t>
+      </w:r>
+      <w:r>
+        <w:rPr>
+          <w:noProof/>
+        </w:rPr>
+        <w:fldChar w:fldCharType="end"/>
+      </w:r>
+    </w:p>
+    <w:p>
+      <w:pPr>
+        <w:pStyle w:val="21"/>
+        <w:tabs>
+          <w:tab w:val="right" w:leader="dot" w:pos="9345"/>
+        </w:tabs>
+        <w:rPr>
+          <w:rFonts w:cstheme="minorBidi"/>
+          <w:noProof/>
+          <w:kern w:val="2"/>
+          <w:sz w:val="24"/>
+          <w:szCs w:val="24"/>
+          <w14:ligatures w14:val="standardContextual"/>
+        </w:rPr>
+      </w:pPr>
+      <w:r>
+        <w:rPr>
+          <w:noProof/>
+        </w:rPr>
+        <w:t>Опасность глубокого сбора информации по пользователю</w:t>
+      </w:r>
+      <w:r>
+        <w:rPr>
+          <w:noProof/>
+        </w:rPr>
+        <w:tab/>
+      </w:r>
+      <w:r>
+        <w:rPr>
+          <w:noProof/>
+        </w:rPr>
+        <w:fldChar w:fldCharType="begin"/>
+      </w:r>
+      <w:r>
+        <w:rPr>
+          <w:noProof/>
+        </w:rPr>
+        <w:instrText xml:space="preserve"> PAGEREF _Toc216650730 \h </w:instrText>
+      </w:r>
+      <w:r>
+        <w:rPr>
+          <w:noProof/>
+        </w:rPr>
+      </w:r>
+      <w:r>
+        <w:rPr>
+          <w:noProof/>
+        </w:rPr>
+        <w:fldChar w:fldCharType="separate"/>
+      </w:r>
+      <w:r>
+        <w:rPr>
+          <w:noProof/>
+        </w:rPr>
+        <w:t>39</w:t>
+      </w:r>
+      <w:r>
+        <w:rPr>
+          <w:noProof/>
+        </w:rPr>
+        <w:fldChar w:fldCharType="end"/>
+      </w:r>
+    </w:p>
+    <w:p>
+      <w:pPr>
+        <w:pStyle w:val="21"/>
+        <w:tabs>
+          <w:tab w:val="right" w:leader="dot" w:pos="9345"/>
+        </w:tabs>
+        <w:rPr>
+          <w:rFonts w:cstheme="minorBidi"/>
+          <w:noProof/>
+          <w:kern w:val="2"/>
+          <w:sz w:val="24"/>
+          <w:szCs w:val="24"/>
+          <w14:ligatures w14:val="standardContextual"/>
+        </w:rPr>
+      </w:pPr>
+      <w:r>
+        <w:rPr>
+          <w:noProof/>
+        </w:rPr>
+        <w:t>Подсистема анализа</w:t>
+      </w:r>
+      <w:r>
+        <w:rPr>
+          <w:noProof/>
+        </w:rPr>
+        <w:tab/>
+      </w:r>
+      <w:r>
+        <w:rPr>
+          <w:noProof/>
+        </w:rPr>
+        <w:fldChar w:fldCharType="begin"/>
+      </w:r>
+      <w:r>
+        <w:rPr>
+          <w:noProof/>
+        </w:rPr>
+        <w:instrText xml:space="preserve"> PAGEREF _Toc216650731 \h </w:instrText>
+      </w:r>
+      <w:r>
+        <w:rPr>
+          <w:noProof/>
+        </w:rPr>
+      </w:r>
+      <w:r>
+        <w:rPr>
+          <w:noProof/>
+        </w:rPr>
+        <w:fldChar w:fldCharType="separate"/>
+      </w:r>
+      <w:r>
+        <w:rPr>
+          <w:noProof/>
+        </w:rPr>
+        <w:t>39</w:t>
+      </w:r>
+      <w:r>
+        <w:rPr>
+          <w:noProof/>
+        </w:rPr>
+        <w:fldChar w:fldCharType="end"/>
+      </w:r>
+    </w:p>
+    <w:p>
+      <w:pPr>
+        <w:pStyle w:val="21"/>
+        <w:tabs>
+          <w:tab w:val="right" w:leader="dot" w:pos="9345"/>
+        </w:tabs>
+        <w:rPr>
+          <w:rFonts w:cstheme="minorBidi"/>
+          <w:noProof/>
+          <w:kern w:val="2"/>
+          <w:sz w:val="24"/>
+          <w:szCs w:val="24"/>
+          <w14:ligatures w14:val="standardContextual"/>
+        </w:rPr>
+      </w:pPr>
+      <w:r>
+        <w:rPr>
+          <w:noProof/>
+        </w:rPr>
+        <w:t>Подсистема уведомления</w:t>
+      </w:r>
+      <w:r>
+        <w:rPr>
+          <w:noProof/>
+        </w:rPr>
+        <w:tab/>
+      </w:r>
+      <w:r>
+        <w:rPr>
+          <w:noProof/>
+        </w:rPr>
+        <w:fldChar w:fldCharType="begin"/>
+      </w:r>
+      <w:r>
+        <w:rPr>
+          <w:noProof/>
+        </w:rPr>
+        <w:instrText xml:space="preserve"> PAGEREF _Toc216650732 \h </w:instrText>
+      </w:r>
+      <w:r>
+        <w:rPr>
+          <w:noProof/>
+        </w:rPr>
+      </w:r>
+      <w:r>
+        <w:rPr>
+          <w:noProof/>
+        </w:rPr>
+        <w:fldChar w:fldCharType="separate"/>
+      </w:r>
+      <w:r>
+        <w:rPr>
+          <w:noProof/>
+        </w:rPr>
+        <w:t>40</w:t>
+      </w:r>
+      <w:r>
+        <w:rPr>
+          <w:noProof/>
+        </w:rPr>
+        <w:fldChar w:fldCharType="end"/>
+      </w:r>
+    </w:p>
+    <w:p>
+      <w:pPr>
+        <w:pStyle w:val="21"/>
+        <w:tabs>
+          <w:tab w:val="right" w:leader="dot" w:pos="9345"/>
+        </w:tabs>
+        <w:rPr>
+          <w:rFonts w:cstheme="minorBidi"/>
+          <w:noProof/>
+          <w:kern w:val="2"/>
+          <w:sz w:val="24"/>
+          <w:szCs w:val="24"/>
+          <w14:ligatures w14:val="standardContextual"/>
+        </w:rPr>
+      </w:pPr>
+      <w:r>
+        <w:rPr>
+          <w:noProof/>
+        </w:rPr>
+        <w:t>Архитектура клиент-серверного взаимодействия</w:t>
+      </w:r>
+      <w:r>
+        <w:rPr>
+          <w:noProof/>
+        </w:rPr>
+        <w:tab/>
+      </w:r>
+      <w:r>
+        <w:rPr>
+          <w:noProof/>
+        </w:rPr>
+        <w:fldChar w:fldCharType="begin"/>
+      </w:r>
+      <w:r>
+        <w:rPr>
+          <w:noProof/>
+        </w:rPr>
+        <w:instrText xml:space="preserve"> PAGEREF _Toc216650733 \h </w:instrText>
+      </w:r>
+      <w:r>
+        <w:rPr>
+          <w:noProof/>
+        </w:rPr>
+      </w:r>
+      <w:r>
+        <w:rPr>
+          <w:noProof/>
+        </w:rPr>
+        <w:fldChar w:fldCharType="separate"/>
+      </w:r>
+      <w:r>
+        <w:rPr>
+          <w:noProof/>
+        </w:rPr>
+        <w:t>40</w:t>
+      </w:r>
+      <w:r>
+        <w:rPr>
+          <w:noProof/>
+        </w:rPr>
+        <w:fldChar w:fldCharType="end"/>
+      </w:r>
+    </w:p>
+    <w:p>
+      <w:pPr>
+        <w:pStyle w:val="11"/>
+        <w:tabs>
+          <w:tab w:val="right" w:leader="dot" w:pos="9345"/>
+        </w:tabs>
+        <w:rPr>
+          <w:rFonts w:cstheme="minorBidi"/>
+          <w:noProof/>
+          <w:kern w:val="2"/>
+          <w:sz w:val="24"/>
+          <w:szCs w:val="24"/>
+          <w14:ligatures w14:val="standardContextual"/>
         </w:rPr>
       </w:pPr>
       <w:r>
@@ -2584,7 +3553,7 @@
         <w:rPr>
           <w:noProof/>
         </w:rPr>
-        <w:instrText xml:space="preserve"> PAGEREF _Toc198472240 \h </w:instrText>
+        <w:instrText xml:space="preserve"> PAGEREF _Toc216650734 \h </w:instrText>
       </w:r>
       <w:r>
         <w:rPr>
@@ -2601,7 +3570,7 @@
         <w:rPr>
           <w:noProof/>
         </w:rPr>
-        <w:t>23</w:t>
+        <w:t>41</w:t>
       </w:r>
       <w:r>
         <w:rPr>
@@ -2650,7 +3619,7 @@
       <w:pPr>
         <w:pStyle w:val="af9"/>
       </w:pPr>
-      <w:bookmarkStart w:id="1" w:name="_Toc198472211"/>
+      <w:bookmarkStart w:id="1" w:name="_Toc216650692"/>
       <w:r>
         <w:lastRenderedPageBreak/>
         <w:t>Введение</w:t>
@@ -2906,7 +3875,7 @@
       <w:pPr>
         <w:pStyle w:val="af9"/>
       </w:pPr>
-      <w:bookmarkStart w:id="2" w:name="_Toc198472212"/>
+      <w:bookmarkStart w:id="2" w:name="_Toc216650693"/>
       <w:r>
         <w:rPr>
           <w:lang w:val="en-US"/>
@@ -2967,54 +3936,44 @@
       </w:r>
       <w:proofErr w:type="spellEnd"/>
       <w:r>
+        <w:t xml:space="preserve"> System</w:t>
+      </w:r>
+      <w:r>
+        <w:t>) -</w:t>
+      </w:r>
+      <w:r>
+        <w:t xml:space="preserve"> система обнаружения вторжений</w:t>
+      </w:r>
+      <w:r>
+        <w:t>.</w:t>
+      </w:r>
+    </w:p>
+    <w:p>
+      <w:pPr>
+        <w:pStyle w:val="afb"/>
+      </w:pPr>
+      <w:r>
+        <w:t>IPS</w:t>
+      </w:r>
+      <w:r>
+        <w:t xml:space="preserve"> (</w:t>
+      </w:r>
+      <w:proofErr w:type="spellStart"/>
+      <w:r>
+        <w:t>Intrusion</w:t>
+      </w:r>
+      <w:proofErr w:type="spellEnd"/>
+      <w:r>
         <w:t xml:space="preserve"> </w:t>
       </w:r>
       <w:proofErr w:type="spellStart"/>
       <w:r>
-        <w:t>System</w:t>
+        <w:t>Prevention</w:t>
       </w:r>
       <w:proofErr w:type="spellEnd"/>
       <w:r>
-        <w:t>) -</w:t>
-      </w:r>
-      <w:r>
-        <w:t xml:space="preserve"> система обнаружения вторжений</w:t>
-      </w:r>
-      <w:r>
-        <w:t>.</w:t>
-      </w:r>
-    </w:p>
-    <w:p>
-      <w:pPr>
-        <w:pStyle w:val="afb"/>
-      </w:pPr>
-      <w:r>
-        <w:t>IPS</w:t>
-      </w:r>
-      <w:r>
-        <w:t xml:space="preserve"> (</w:t>
-      </w:r>
-      <w:proofErr w:type="spellStart"/>
-      <w:r>
-        <w:t>Intrusion</w:t>
-      </w:r>
-      <w:proofErr w:type="spellEnd"/>
-      <w:r>
-        <w:t xml:space="preserve"> </w:t>
-      </w:r>
-      <w:proofErr w:type="spellStart"/>
-      <w:r>
-        <w:t>Prevention</w:t>
-      </w:r>
-      <w:proofErr w:type="spellEnd"/>
-      <w:r>
-        <w:t xml:space="preserve"> </w:t>
-      </w:r>
-      <w:proofErr w:type="spellStart"/>
-      <w:r>
-        <w:t>System</w:t>
-      </w:r>
-      <w:proofErr w:type="spellEnd"/>
+        <w:t xml:space="preserve"> System</w:t>
+      </w:r>
       <w:r>
         <w:t>)</w:t>
       </w:r>
@@ -3061,18 +4020,10 @@
         <w:t xml:space="preserve">является сложным, комплексный решением, которое может сочетать в себе, анализ файлов, как это делает антивирус, контроль трафика и работу с правилами сетевого </w:t>
       </w:r>
       <w:r>
-        <w:t xml:space="preserve">взаимодействия, как это делает </w:t>
-      </w:r>
-      <w:proofErr w:type="spellStart"/>
-      <w:r>
-        <w:t>фай</w:t>
-      </w:r>
-      <w:r>
-        <w:t>рвол</w:t>
-      </w:r>
-      <w:proofErr w:type="spellEnd"/>
-      <w:r>
-        <w:t>.</w:t>
+        <w:t>взаимодействия, как это делает фай</w:t>
+      </w:r>
+      <w:r>
+        <w:t>рвол.</w:t>
       </w:r>
     </w:p>
     <w:p>
@@ -3084,7 +4035,7 @@
       <w:pPr>
         <w:pStyle w:val="afd"/>
       </w:pPr>
-      <w:bookmarkStart w:id="3" w:name="_Toc198472213"/>
+      <w:bookmarkStart w:id="3" w:name="_Toc216650694"/>
       <w:r>
         <w:t>Классификация</w:t>
       </w:r>
@@ -3309,11 +4260,9 @@
       <w:r>
         <w:t xml:space="preserve"> по своей идее очень похожа на </w:t>
       </w:r>
-      <w:proofErr w:type="spellStart"/>
       <w:r>
         <w:t>файрвол</w:t>
       </w:r>
-      <w:proofErr w:type="spellEnd"/>
       <w:r>
         <w:t xml:space="preserve">, просматривает весь входящий и исходящий трафик, но является более мощным инструментом, поскольку может находить </w:t>
       </w:r>
@@ -3477,15 +4426,7 @@
       </w:r>
       <w:proofErr w:type="spellEnd"/>
       <w:r>
-        <w:t xml:space="preserve"> </w:t>
-      </w:r>
-      <w:proofErr w:type="spellStart"/>
-      <w:r>
-        <w:t>Systems</w:t>
-      </w:r>
-      <w:proofErr w:type="spellEnd"/>
-      <w:r>
-        <w:t xml:space="preserve">) </w:t>
+        <w:t xml:space="preserve"> Systems) </w:t>
       </w:r>
       <w:r>
         <w:t>-</w:t>
@@ -3626,7 +4567,7 @@
       <w:pPr>
         <w:pStyle w:val="afd"/>
       </w:pPr>
-      <w:bookmarkStart w:id="4" w:name="_Toc198472214"/>
+      <w:bookmarkStart w:id="4" w:name="_Toc216650695"/>
       <w:r>
         <w:t>Классификация (По принципу действия)</w:t>
       </w:r>
@@ -3636,7 +4577,7 @@
       <w:pPr>
         <w:pStyle w:val="afd"/>
       </w:pPr>
-      <w:bookmarkStart w:id="5" w:name="_Toc198472215"/>
+      <w:bookmarkStart w:id="5" w:name="_Toc216650696"/>
       <w:r>
         <w:t>Сигнатурные</w:t>
       </w:r>
@@ -3736,7 +4677,7 @@
       <w:pPr>
         <w:pStyle w:val="afd"/>
       </w:pPr>
-      <w:bookmarkStart w:id="6" w:name="_Toc198472216"/>
+      <w:bookmarkStart w:id="6" w:name="_Toc216650697"/>
       <w:r>
         <w:t>Аномальные</w:t>
       </w:r>
@@ -3903,13 +4844,8 @@
         <w:t>Часто под аномальными представляют нейросети, их действительно можно применять, но то</w:t>
       </w:r>
       <w:r>
-        <w:t xml:space="preserve">лько ими дело не ограничивается – подойдёт любой алгоритм, возвращающий ответ </w:t>
-      </w:r>
-      <w:proofErr w:type="gramStart"/>
-      <w:r>
-        <w:t>Да</w:t>
-      </w:r>
-      <w:proofErr w:type="gramEnd"/>
+        <w:t>лько ими дело не ограничивается – подойдёт любой алгоритм, возвращающий ответ Да</w:t>
+      </w:r>
       <w:r>
         <w:t>/</w:t>
       </w:r>
@@ -3940,7 +4876,7 @@
       <w:pPr>
         <w:pStyle w:val="afd"/>
       </w:pPr>
-      <w:bookmarkStart w:id="7" w:name="_Toc198472217"/>
+      <w:bookmarkStart w:id="7" w:name="_Toc216650698"/>
       <w:r>
         <w:lastRenderedPageBreak/>
         <w:t>Сферы применения поиска аномалий.</w:t>
@@ -4240,7 +5176,7 @@
       <w:pPr>
         <w:pStyle w:val="afd"/>
       </w:pPr>
-      <w:bookmarkStart w:id="8" w:name="_Toc198472218"/>
+      <w:bookmarkStart w:id="8" w:name="_Toc216650699"/>
       <w:r>
         <w:t>Подходы к выявлению аномалий.</w:t>
       </w:r>
@@ -4352,13 +5288,8 @@
       <w:pPr>
         <w:pStyle w:val="afb"/>
       </w:pPr>
-      <w:proofErr w:type="spellStart"/>
-      <w:r>
-        <w:t>Опирается</w:t>
-      </w:r>
-      <w:proofErr w:type="spellEnd"/>
-      <w:r>
-        <w:t xml:space="preserve"> </w:t>
+      <w:r>
+        <w:t xml:space="preserve">Опирается </w:t>
       </w:r>
       <w:r>
         <w:t xml:space="preserve">на </w:t>
@@ -4415,7 +5346,6 @@
         <w:t xml:space="preserve"> </w:t>
       </w:r>
       <w:proofErr w:type="spellStart"/>
-      <w:proofErr w:type="gramStart"/>
       <w:r>
         <w:rPr>
           <w:i/>
@@ -4432,11 +5362,7 @@
         <w:t xml:space="preserve"> </w:t>
       </w:r>
       <w:r>
-        <w:t xml:space="preserve"> и</w:t>
-      </w:r>
-      <w:proofErr w:type="gramEnd"/>
-      <w:r>
-        <w:t xml:space="preserve"> другие статистические методы.</w:t>
+        <w:t xml:space="preserve"> и другие статистические методы.</w:t>
       </w:r>
     </w:p>
     <w:p>
@@ -4670,7 +5596,7 @@
       <w:pPr>
         <w:pStyle w:val="af9"/>
       </w:pPr>
-      <w:bookmarkStart w:id="9" w:name="_Toc198472219"/>
+      <w:bookmarkStart w:id="9" w:name="_Toc216650700"/>
       <w:r>
         <w:lastRenderedPageBreak/>
         <w:t xml:space="preserve">Реализация собственной </w:t>
@@ -4719,7 +5645,7 @@
       <w:pPr>
         <w:pStyle w:val="afd"/>
       </w:pPr>
-      <w:bookmarkStart w:id="10" w:name="_Toc198472220"/>
+      <w:bookmarkStart w:id="10" w:name="_Toc216650701"/>
       <w:r>
         <w:t>Сетевой портрет</w:t>
       </w:r>
@@ -4856,15 +5782,7 @@
         <w:pStyle w:val="afb"/>
       </w:pPr>
       <w:r>
-        <w:t xml:space="preserve">С системами аналогично, предполагаю, </w:t>
-      </w:r>
-      <w:proofErr w:type="gramStart"/>
-      <w:r>
-        <w:t>что</w:t>
-      </w:r>
-      <w:proofErr w:type="gramEnd"/>
-      <w:r>
-        <w:t xml:space="preserve"> анализируя активность системы, можно построить её портрет, который позволит нам выявлять аномальную активность.</w:t>
+        <w:t>С системами аналогично, предполагаю, что анализируя активность системы, можно построить её портрет, который позволит нам выявлять аномальную активность.</w:t>
       </w:r>
     </w:p>
     <w:p>
@@ -4981,7 +5899,7 @@
       <w:pPr>
         <w:pStyle w:val="afd"/>
       </w:pPr>
-      <w:bookmarkStart w:id="11" w:name="_Toc198472221"/>
+      <w:bookmarkStart w:id="11" w:name="_Toc216650702"/>
       <w:r>
         <w:t>Проблема изучение аномалий в поведении человека-системы</w:t>
       </w:r>
@@ -5059,7 +5977,7 @@
       <w:pPr>
         <w:pStyle w:val="afd"/>
       </w:pPr>
-      <w:bookmarkStart w:id="12" w:name="_Toc198472222"/>
+      <w:bookmarkStart w:id="12" w:name="_Toc216650703"/>
       <w:r>
         <w:t>Постановка задачи</w:t>
       </w:r>
@@ -5214,7 +6132,7 @@
       <w:pPr>
         <w:pStyle w:val="af9"/>
       </w:pPr>
-      <w:bookmarkStart w:id="13" w:name="_Toc198472223"/>
+      <w:bookmarkStart w:id="13" w:name="_Toc216650704"/>
       <w:r>
         <w:lastRenderedPageBreak/>
         <w:t>Архитектура</w:t>
@@ -5761,7 +6679,7 @@
       <w:pPr>
         <w:pStyle w:val="afd"/>
       </w:pPr>
-      <w:bookmarkStart w:id="14" w:name="_Toc198472224"/>
+      <w:bookmarkStart w:id="14" w:name="_Toc216650705"/>
       <w:r>
         <w:t>Базовый анализатор</w:t>
       </w:r>
@@ -5802,7 +6720,6 @@
           <w:numId w:val="15"/>
         </w:numPr>
       </w:pPr>
-      <w:proofErr w:type="gramStart"/>
       <w:r>
         <w:rPr>
           <w:highlight w:val="white"/>
@@ -5810,7 +6727,6 @@
         </w:rPr>
         <w:t>public</w:t>
       </w:r>
-      <w:proofErr w:type="gramEnd"/>
       <w:r>
         <w:rPr>
           <w:highlight w:val="white"/>
@@ -5911,21 +6827,12 @@
           <w:lang w:val="en-US"/>
         </w:rPr>
       </w:pPr>
-      <w:proofErr w:type="gramStart"/>
       <w:r>
         <w:rPr>
           <w:highlight w:val="white"/>
           <w:lang w:val="en-US"/>
         </w:rPr>
-        <w:t>public</w:t>
-      </w:r>
-      <w:proofErr w:type="gramEnd"/>
-      <w:r>
-        <w:rPr>
-          <w:highlight w:val="white"/>
-          <w:lang w:val="en-US"/>
-        </w:rPr>
-        <w:t xml:space="preserve"> </w:t>
+        <w:t xml:space="preserve">public </w:t>
       </w:r>
       <w:proofErr w:type="spellStart"/>
       <w:r>
@@ -6027,7 +6934,6 @@
           <w:numId w:val="15"/>
         </w:numPr>
       </w:pPr>
-      <w:proofErr w:type="gramStart"/>
       <w:r>
         <w:rPr>
           <w:highlight w:val="white"/>
@@ -6035,7 +6941,6 @@
         </w:rPr>
         <w:t>public</w:t>
       </w:r>
-      <w:proofErr w:type="gramEnd"/>
       <w:r>
         <w:rPr>
           <w:highlight w:val="white"/>
@@ -6433,7 +7338,7 @@
       <w:pPr>
         <w:pStyle w:val="afd"/>
       </w:pPr>
-      <w:bookmarkStart w:id="15" w:name="_Toc198472225"/>
+      <w:bookmarkStart w:id="15" w:name="_Toc216650706"/>
       <w:r>
         <w:t>Метрика оценка качества модели</w:t>
       </w:r>
@@ -6443,11 +7348,9 @@
       <w:pPr>
         <w:pStyle w:val="afb"/>
       </w:pPr>
-      <w:proofErr w:type="spellStart"/>
       <w:r>
         <w:t>Опр</w:t>
       </w:r>
-      <w:proofErr w:type="spellEnd"/>
       <w:r>
         <w:t xml:space="preserve">: </w:t>
       </w:r>
@@ -6592,7 +7495,7 @@
       <w:pPr>
         <w:pStyle w:val="afd"/>
       </w:pPr>
-      <w:bookmarkStart w:id="16" w:name="_Toc198472226"/>
+      <w:bookmarkStart w:id="16" w:name="_Toc216650707"/>
       <w:r>
         <w:t xml:space="preserve">Алгоритм </w:t>
       </w:r>
@@ -7429,7 +8332,7 @@
         <w:pStyle w:val="afb"/>
         <w:jc w:val="center"/>
       </w:pPr>
-      <w:bookmarkStart w:id="17" w:name="_Toc198472227"/>
+      <w:bookmarkStart w:id="17" w:name="_Toc216650708"/>
       <w:r>
         <w:rPr>
           <w:rStyle w:val="afe"/>
@@ -7528,15 +8431,7 @@
         <w:t>исследуемого</w:t>
       </w:r>
       <w:r>
-        <w:t xml:space="preserve"> </w:t>
-      </w:r>
-      <w:proofErr w:type="spellStart"/>
-      <w:r>
-        <w:t>датасета</w:t>
-      </w:r>
-      <w:proofErr w:type="spellEnd"/>
-      <w:r>
-        <w:t xml:space="preserve">, но в процессе корректировки весов </w:t>
+        <w:t xml:space="preserve"> датасета, но в процессе корректировки весов </w:t>
       </w:r>
       <w:r>
         <w:t>выявляется эта</w:t>
@@ -7572,7 +8467,19 @@
         <w:ind w:left="720"/>
       </w:pPr>
       <w:r>
-        <w:t>Замечание: Думаю, в последствии откажусь от случайной генерации начальных весов – будто это не вносит никакой пользы, это рудимент первой версии.</w:t>
+        <w:t xml:space="preserve">Замечание: Думаю, в последствии откажусь от случайной генерации начальных весов – будто это не вносит никакой пользы, </w:t>
+      </w:r>
+      <w:r>
+        <w:t xml:space="preserve">является </w:t>
+      </w:r>
+      <w:r>
+        <w:t>рудимент</w:t>
+      </w:r>
+      <w:r>
+        <w:t>ом</w:t>
+      </w:r>
+      <w:r>
+        <w:t xml:space="preserve"> первой версии.</w:t>
       </w:r>
     </w:p>
     <w:p>
@@ -7735,7 +8642,7 @@
       <w:pPr>
         <w:pStyle w:val="afd"/>
       </w:pPr>
-      <w:bookmarkStart w:id="18" w:name="_Toc198472228"/>
+      <w:bookmarkStart w:id="18" w:name="_Toc216650709"/>
       <w:r>
         <w:t>Результат</w:t>
       </w:r>
@@ -7755,15 +8662,7 @@
         <w:t>строена библиотека, позволяющая</w:t>
       </w:r>
       <w:r>
-        <w:t xml:space="preserve"> сконфигурировать решения задачи выявления аномалий на произвольном </w:t>
-      </w:r>
-      <w:proofErr w:type="spellStart"/>
-      <w:r>
-        <w:t>датасете</w:t>
-      </w:r>
-      <w:proofErr w:type="spellEnd"/>
-      <w:r>
-        <w:t>.</w:t>
+        <w:t xml:space="preserve"> сконфигурировать решения задачи выявления аномалий на произвольном датасете.</w:t>
       </w:r>
     </w:p>
     <w:p>
@@ -7825,15 +8724,7 @@
         <w:pStyle w:val="afb"/>
       </w:pPr>
       <w:r>
-        <w:t xml:space="preserve">Решение описанных задач требует индивидуального подхода, поэтому возлагаются на разработчика, который будет внедрять систему под свои задачи. Система в будущем должна быть удобной и значительно автоматизировать многие рутинные процессы, связанные с решением поставленных задач – например, предложить автоматическую конфигурацию по произвольному </w:t>
-      </w:r>
-      <w:proofErr w:type="spellStart"/>
-      <w:r>
-        <w:t>датасету</w:t>
-      </w:r>
-      <w:proofErr w:type="spellEnd"/>
-      <w:r>
-        <w:t>, которую в последствии нужно будет только скорректировать.</w:t>
+        <w:t>Решение описанных задач требует индивидуального подхода, поэтому возлагаются на разработчика, который будет внедрять систему под свои задачи. Система в будущем должна быть удобной и значительно автоматизировать многие рутинные процессы, связанные с решением поставленных задач – например, предложить автоматическую конфигурацию по произвольному датасету, которую в последствии нужно будет только скорректировать.</w:t>
       </w:r>
     </w:p>
     <w:p>
@@ -7855,15 +8746,7 @@
         <w:t xml:space="preserve">библиотеки </w:t>
       </w:r>
       <w:r>
-        <w:t xml:space="preserve">на примере </w:t>
-      </w:r>
-      <w:proofErr w:type="spellStart"/>
-      <w:r>
-        <w:t>датасета</w:t>
-      </w:r>
-      <w:proofErr w:type="spellEnd"/>
-      <w:r>
-        <w:t xml:space="preserve"> </w:t>
+        <w:t xml:space="preserve">на примере датасета </w:t>
       </w:r>
       <w:proofErr w:type="spellStart"/>
       <w:r>
@@ -7891,17 +8774,9 @@
       <w:pPr>
         <w:pStyle w:val="af9"/>
       </w:pPr>
-      <w:bookmarkStart w:id="19" w:name="_Toc198472229"/>
-      <w:r>
-        <w:t xml:space="preserve">Применение при решении задачи выявления аномалий для </w:t>
-      </w:r>
-      <w:proofErr w:type="spellStart"/>
-      <w:r>
-        <w:t>датасета</w:t>
-      </w:r>
-      <w:proofErr w:type="spellEnd"/>
-      <w:r>
-        <w:t xml:space="preserve"> </w:t>
+      <w:bookmarkStart w:id="19" w:name="_Toc216650710"/>
+      <w:r>
+        <w:t xml:space="preserve">Применение при решении задачи выявления аномалий для датасета </w:t>
       </w:r>
       <w:proofErr w:type="spellStart"/>
       <w:r>
@@ -7922,7 +8797,7 @@
       <w:pPr>
         <w:pStyle w:val="afd"/>
       </w:pPr>
-      <w:bookmarkStart w:id="20" w:name="_Toc198472230"/>
+      <w:bookmarkStart w:id="20" w:name="_Toc216650711"/>
       <w:r>
         <w:t>Описание</w:t>
       </w:r>
@@ -7933,31 +8808,7 @@
         <w:pStyle w:val="afb"/>
       </w:pPr>
       <w:r>
-        <w:t xml:space="preserve">В качестве </w:t>
-      </w:r>
-      <w:proofErr w:type="spellStart"/>
-      <w:r>
-        <w:t>датасета</w:t>
-      </w:r>
-      <w:proofErr w:type="spellEnd"/>
-      <w:r>
-        <w:t xml:space="preserve"> буду использовать </w:t>
-      </w:r>
-      <w:proofErr w:type="spellStart"/>
-      <w:r>
-        <w:t>датасет</w:t>
-      </w:r>
-      <w:proofErr w:type="spellEnd"/>
-      <w:r>
-        <w:t xml:space="preserve">, сгенерированный для </w:t>
-      </w:r>
-      <w:proofErr w:type="spellStart"/>
-      <w:r>
-        <w:t>хакатона</w:t>
-      </w:r>
-      <w:proofErr w:type="spellEnd"/>
-      <w:r>
-        <w:t xml:space="preserve"> по обработке больших данных</w:t>
+        <w:t>В качестве датасета буду использовать датасет, сгенерированный для хакатона по обработке больших данных</w:t>
       </w:r>
       <w:r>
         <w:t xml:space="preserve"> в 2024 году</w:t>
@@ -7984,23 +8835,7 @@
         <w:pStyle w:val="afb"/>
       </w:pPr>
       <w:r>
-        <w:t xml:space="preserve">«С линейного оборудования узлов связи раз в какое-то время (например, раз в 10 минут) снимаются </w:t>
-      </w:r>
-      <w:proofErr w:type="spellStart"/>
-      <w:r>
-        <w:t>логи</w:t>
-      </w:r>
-      <w:proofErr w:type="spellEnd"/>
-      <w:r>
-        <w:t xml:space="preserve">, содержащие информацию об </w:t>
-      </w:r>
-      <w:proofErr w:type="spellStart"/>
-      <w:r>
-        <w:t>интернет-соединении</w:t>
-      </w:r>
-      <w:proofErr w:type="spellEnd"/>
-      <w:r>
-        <w:t xml:space="preserve"> абонентов</w:t>
+        <w:t>«С линейного оборудования узлов связи раз в какое-то время (например, раз в 10 минут) снимаются логи, содержащие информацию об интернет-соединении абонентов</w:t>
       </w:r>
       <w:r>
         <w:t>:</w:t>
@@ -8282,7 +9117,7 @@
         <w:pStyle w:val="afb"/>
         <w:jc w:val="center"/>
       </w:pPr>
-      <w:bookmarkStart w:id="21" w:name="_Toc198472231"/>
+      <w:bookmarkStart w:id="21" w:name="_Toc216650712"/>
       <w:r>
         <w:rPr>
           <w:rStyle w:val="afe"/>
@@ -8360,7 +9195,7 @@
       <w:pPr>
         <w:pStyle w:val="afd"/>
       </w:pPr>
-      <w:bookmarkStart w:id="22" w:name="_Toc198472232"/>
+      <w:bookmarkStart w:id="22" w:name="_Toc216650713"/>
       <w:r>
         <w:t>Выбор модели данных, предобработка грязных данных.</w:t>
       </w:r>
@@ -8377,15 +9212,7 @@
         <w:t>объём</w:t>
       </w:r>
       <w:r>
-        <w:t xml:space="preserve"> данных – каждое оборудование, снимающее </w:t>
-      </w:r>
-      <w:proofErr w:type="spellStart"/>
-      <w:r>
-        <w:t>логи</w:t>
-      </w:r>
-      <w:proofErr w:type="spellEnd"/>
-      <w:r>
-        <w:t>, передаёт данные в необработанном виде, имеется информации о сессиях различных пользователей в течение 10 минут.</w:t>
+        <w:t xml:space="preserve"> данных – каждое оборудование, снимающее логи, передаёт данные в необработанном виде, имеется информации о сессиях различных пользователей в течение 10 минут.</w:t>
       </w:r>
     </w:p>
     <w:p>
@@ -8619,7 +9446,7 @@
       <w:pPr>
         <w:pStyle w:val="afd"/>
       </w:pPr>
-      <w:bookmarkStart w:id="23" w:name="_Toc198472233"/>
+      <w:bookmarkStart w:id="23" w:name="_Toc216650714"/>
       <w:r>
         <w:t>Конфигурирование анализаторов</w:t>
       </w:r>
@@ -8660,7 +9487,7 @@
       <w:pPr>
         <w:pStyle w:val="afd"/>
       </w:pPr>
-      <w:bookmarkStart w:id="24" w:name="_Toc198472234"/>
+      <w:bookmarkStart w:id="24" w:name="_Toc216650715"/>
       <w:r>
         <w:t>Обучение и анализ</w:t>
       </w:r>
@@ -8718,31 +9545,15 @@
         <w:pStyle w:val="afb"/>
       </w:pPr>
       <w:r>
-        <w:t xml:space="preserve">При необходимости </w:t>
-      </w:r>
-      <w:proofErr w:type="spellStart"/>
-      <w:r>
-        <w:t>дозагрузить</w:t>
-      </w:r>
-      <w:proofErr w:type="spellEnd"/>
-      <w:r>
-        <w:t xml:space="preserve"> новые данные в портрет не требуется обязательного перераспределения весов – хотя, конечно, периодически это делать стоит.</w:t>
-      </w:r>
-    </w:p>
-    <w:p>
-      <w:pPr>
-        <w:pStyle w:val="afb"/>
-      </w:pPr>
-      <w:r>
-        <w:t xml:space="preserve">При такой реализации требуется решить задачу откидывания «странных», редких данных в обучающем </w:t>
-      </w:r>
-      <w:proofErr w:type="spellStart"/>
-      <w:r>
-        <w:t>датасете</w:t>
-      </w:r>
-      <w:proofErr w:type="spellEnd"/>
-      <w:r>
-        <w:t xml:space="preserve"> – это позволяет выделить скелет, основные черты пользователя, но портрет потеряет </w:t>
+        <w:t>При необходимости дозагрузить новые данные в портрет не требуется обязательного перераспределения весов – хотя, конечно, периодически это делать стоит.</w:t>
+      </w:r>
+    </w:p>
+    <w:p>
+      <w:pPr>
+        <w:pStyle w:val="afb"/>
+      </w:pPr>
+      <w:r>
+        <w:t xml:space="preserve">При такой реализации требуется решить задачу откидывания «странных», редких данных в обучающем датасете – это позволяет выделить скелет, основные черты пользователя, но портрет потеряет </w:t>
       </w:r>
       <w:r>
         <w:t>детали</w:t>
@@ -8827,7 +9638,7 @@
       <w:pPr>
         <w:pStyle w:val="afd"/>
       </w:pPr>
-      <w:bookmarkStart w:id="25" w:name="_Toc198472235"/>
+      <w:bookmarkStart w:id="25" w:name="_Toc216650716"/>
       <w:r>
         <w:t>Анализ аномальной активности пользователя 5828</w:t>
       </w:r>
@@ -9412,15 +10223,7 @@
         <w:t xml:space="preserve">Ответ: </w:t>
       </w:r>
       <w:r>
-        <w:t xml:space="preserve">При загрузке эталонных данных «странные» значения не отбрасывались, поэтому модель приняла их как фактические значения – нужно либо отбрасывать аномальные значения, но при этом сконфигурировать так, чтобы удалились явные отклонения, но остались пики, как на графике 1, либо исключать из общего </w:t>
-      </w:r>
-      <w:proofErr w:type="spellStart"/>
-      <w:r>
-        <w:t>датасета</w:t>
-      </w:r>
-      <w:proofErr w:type="spellEnd"/>
-      <w:r>
-        <w:t xml:space="preserve"> значения, где ранее были зафиксированы аномалии – всё это вопрос </w:t>
+        <w:t xml:space="preserve">При загрузке эталонных данных «странные» значения не отбрасывались, поэтому модель приняла их как фактические значения – нужно либо отбрасывать аномальные значения, но при этом сконфигурировать так, чтобы удалились явные отклонения, но остались пики, как на графике 1, либо исключать из общего датасета значения, где ранее были зафиксированы аномалии – всё это вопрос </w:t>
       </w:r>
       <w:r>
         <w:t>реализации политики</w:t>
@@ -9441,7 +10244,7 @@
       <w:pPr>
         <w:pStyle w:val="afd"/>
       </w:pPr>
-      <w:bookmarkStart w:id="26" w:name="_Toc198472236"/>
+      <w:bookmarkStart w:id="26" w:name="_Toc216650717"/>
       <w:r>
         <w:t>Анализ с точки зрения злоумышленника</w:t>
       </w:r>
@@ -9529,7 +10332,7 @@
       <w:pPr>
         <w:pStyle w:val="afd"/>
       </w:pPr>
-      <w:bookmarkStart w:id="27" w:name="_Toc198472237"/>
+      <w:bookmarkStart w:id="27" w:name="_Toc216650718"/>
       <w:r>
         <w:t xml:space="preserve">Итог по </w:t>
       </w:r>
@@ -9548,15 +10351,44 @@
         <w:pStyle w:val="afb"/>
       </w:pPr>
       <w:r>
-        <w:t xml:space="preserve">Полученная библиотека легко применима к изучаемому </w:t>
+        <w:t xml:space="preserve">Полученная библиотека легко применима к изучаемому датасету </w:t>
       </w:r>
       <w:proofErr w:type="spellStart"/>
       <w:r>
-        <w:t>датасету</w:t>
+        <w:rPr>
+          <w:lang w:val="en-US"/>
+        </w:rPr>
+        <w:t>TelecomX</w:t>
       </w:r>
       <w:proofErr w:type="spellEnd"/>
       <w:r>
-        <w:t xml:space="preserve"> </w:t>
+        <w:t>, но полученный алгоритм анализа можно обойти, уязвимости могут скрываться как в неадекватной политике, так и в неточных или недостаточ</w:t>
+      </w:r>
+      <w:r>
+        <w:t>ных входных данных.</w:t>
+      </w:r>
+    </w:p>
+    <w:p>
+      <w:pPr>
+        <w:pStyle w:val="afb"/>
+      </w:pPr>
+    </w:p>
+    <w:p>
+      <w:pPr>
+        <w:pStyle w:val="af9"/>
+      </w:pPr>
+      <w:bookmarkStart w:id="28" w:name="_Toc216650719"/>
+      <w:r>
+        <w:t>Итоги</w:t>
+      </w:r>
+      <w:bookmarkEnd w:id="28"/>
+    </w:p>
+    <w:p>
+      <w:pPr>
+        <w:pStyle w:val="afb"/>
+      </w:pPr>
+      <w:r>
+        <w:t xml:space="preserve">Удалось построить библиотеку для анализа произвольного датасета с использованием базовых анализаторов, применить полученный инструмент на датасете </w:t>
       </w:r>
       <w:proofErr w:type="spellStart"/>
       <w:r>
@@ -9567,59 +10399,6 @@
       </w:r>
       <w:proofErr w:type="spellEnd"/>
       <w:r>
-        <w:t>, но полученный алгоритм анализа можно обойти, уязвимости могут скрываться как в неадекватной политике, так и в неточных или недостаточ</w:t>
-      </w:r>
-      <w:r>
-        <w:t>ных входных данных.</w:t>
-      </w:r>
-    </w:p>
-    <w:p>
-      <w:pPr>
-        <w:pStyle w:val="afb"/>
-      </w:pPr>
-    </w:p>
-    <w:p>
-      <w:pPr>
-        <w:pStyle w:val="af9"/>
-      </w:pPr>
-      <w:bookmarkStart w:id="28" w:name="_Toc198472238"/>
-      <w:r>
-        <w:t>Итоги</w:t>
-      </w:r>
-      <w:bookmarkEnd w:id="28"/>
-    </w:p>
-    <w:p>
-      <w:pPr>
-        <w:pStyle w:val="afb"/>
-      </w:pPr>
-      <w:r>
-        <w:t xml:space="preserve">Удалось построить библиотеку для анализа произвольного </w:t>
-      </w:r>
-      <w:proofErr w:type="spellStart"/>
-      <w:r>
-        <w:t>датасета</w:t>
-      </w:r>
-      <w:proofErr w:type="spellEnd"/>
-      <w:r>
-        <w:t xml:space="preserve"> с использованием базовых анализаторов, применить полученный инструмент на </w:t>
-      </w:r>
-      <w:proofErr w:type="spellStart"/>
-      <w:r>
-        <w:t>датасете</w:t>
-      </w:r>
-      <w:proofErr w:type="spellEnd"/>
-      <w:r>
-        <w:t xml:space="preserve"> </w:t>
-      </w:r>
-      <w:proofErr w:type="spellStart"/>
-      <w:r>
-        <w:rPr>
-          <w:lang w:val="en-US"/>
-        </w:rPr>
-        <w:t>TelecomX</w:t>
-      </w:r>
-      <w:proofErr w:type="spellEnd"/>
-      <w:r>
         <w:t>.</w:t>
       </w:r>
       <w:r>
@@ -9638,7 +10417,7 @@
       <w:pPr>
         <w:pStyle w:val="afd"/>
       </w:pPr>
-      <w:bookmarkStart w:id="29" w:name="_Toc198472239"/>
+      <w:bookmarkStart w:id="29" w:name="_Toc216650720"/>
       <w:r>
         <w:t>Что дальше?</w:t>
       </w:r>
@@ -9649,15 +10428,7 @@
         <w:pStyle w:val="afb"/>
       </w:pPr>
       <w:r>
-        <w:t xml:space="preserve">Применить полученный инструмент в анализе трафика конкретной машины, трафик перехватывать с помощью </w:t>
-      </w:r>
-      <w:proofErr w:type="spellStart"/>
-      <w:r>
-        <w:t>сниффера</w:t>
-      </w:r>
-      <w:proofErr w:type="spellEnd"/>
-      <w:r>
-        <w:t xml:space="preserve">, например, </w:t>
+        <w:t xml:space="preserve">Применить полученный инструмент в анализе трафика конкретной машины, трафик перехватывать с помощью сниффера, например, </w:t>
       </w:r>
       <w:proofErr w:type="spellStart"/>
       <w:r>
@@ -9795,21 +10566,4237 @@
         <w:t>ту всех пользователей более безопасной</w:t>
       </w:r>
       <w:r>
-        <w:t xml:space="preserve"> – повышая уровень «гигиены» отдельной системы, мы повышаем уровень общей безопасности, как сетевой, так и социальной – контроль за </w:t>
+        <w:t xml:space="preserve"> – повышая уровень «гигиены» отдельной системы, мы повышаем уровень общей безопасности, как сетевой, так и социальной – контроль за д</w:t>
+      </w:r>
+      <w:r>
+        <w:t>евиантным</w:t>
+      </w:r>
+      <w:r>
+        <w:t xml:space="preserve"> поведением отдельных людей через анализ аномалий в работе их систем.</w:t>
+      </w:r>
+    </w:p>
+    <w:p>
+      <w:pPr>
+        <w:pStyle w:val="afb"/>
+      </w:pPr>
+    </w:p>
+    <w:p>
+      <w:pPr>
+        <w:rPr>
+          <w:rFonts w:ascii="Times New Roman" w:eastAsiaTheme="majorEastAsia" w:hAnsi="Times New Roman" w:cstheme="majorBidi"/>
+          <w:spacing w:val="-10"/>
+          <w:sz w:val="28"/>
+          <w:szCs w:val="56"/>
+        </w:rPr>
+      </w:pPr>
+      <w:r>
+        <w:br w:type="page"/>
+      </w:r>
+    </w:p>
+    <w:p>
+      <w:pPr>
+        <w:pStyle w:val="af9"/>
+      </w:pPr>
+      <w:bookmarkStart w:id="30" w:name="_Toc216650721"/>
+      <w:r>
+        <w:rPr>
+          <w:lang w:val="en-US"/>
+        </w:rPr>
+        <w:lastRenderedPageBreak/>
+        <w:t>IDS</w:t>
+      </w:r>
+      <w:r>
+        <w:t xml:space="preserve"> </w:t>
+      </w:r>
+      <w:r>
+        <w:t>систем</w:t>
+      </w:r>
+      <w:r>
+        <w:t>а</w:t>
+      </w:r>
+      <w:r>
+        <w:t xml:space="preserve"> для работы с реальными данными</w:t>
+      </w:r>
+      <w:bookmarkEnd w:id="30"/>
+    </w:p>
+    <w:p>
+      <w:pPr>
+        <w:pStyle w:val="afb"/>
+      </w:pPr>
+    </w:p>
+    <w:p>
+      <w:pPr>
+        <w:pStyle w:val="afb"/>
+      </w:pPr>
+      <w:r>
+        <w:t xml:space="preserve">Выше мы построили библиотеку, которая может быть применена для решения задачи поиска аномальной активности – значит, и для построения </w:t>
+      </w:r>
+      <w:r>
+        <w:rPr>
+          <w:lang w:val="en-US"/>
+        </w:rPr>
+        <w:t>IDS</w:t>
+      </w:r>
+      <w:r>
+        <w:t xml:space="preserve"> </w:t>
+      </w:r>
+      <w:r>
+        <w:t>системы, проверили её на тестовых данных. Далее рассмотрим вопрос сбора реальных статистических данных о работе системы. Нам потребуется:</w:t>
+      </w:r>
+    </w:p>
+    <w:p>
+      <w:pPr>
+        <w:pStyle w:val="afb"/>
+        <w:numPr>
+          <w:ilvl w:val="0"/>
+          <w:numId w:val="23"/>
+        </w:numPr>
+      </w:pPr>
+      <w:r>
+        <w:t>Решить какие данные могут отражать «аномальность» действия системы</w:t>
+      </w:r>
+    </w:p>
+    <w:p>
+      <w:pPr>
+        <w:pStyle w:val="afb"/>
+        <w:numPr>
+          <w:ilvl w:val="0"/>
+          <w:numId w:val="23"/>
+        </w:numPr>
+      </w:pPr>
+      <w:r>
+        <w:t xml:space="preserve">Как эти данные эффективно собирать, </w:t>
+      </w:r>
+      <w:r>
+        <w:t>и передавать на обработку</w:t>
+      </w:r>
+    </w:p>
+    <w:p>
+      <w:pPr>
+        <w:pStyle w:val="afb"/>
+        <w:numPr>
+          <w:ilvl w:val="0"/>
+          <w:numId w:val="23"/>
+        </w:numPr>
+      </w:pPr>
+      <w:r>
+        <w:t>Выделить модель работы пользователя с системой</w:t>
+      </w:r>
+    </w:p>
+    <w:p>
+      <w:pPr>
+        <w:pStyle w:val="afb"/>
+      </w:pPr>
+    </w:p>
+    <w:p>
+      <w:pPr>
+        <w:pStyle w:val="afb"/>
+      </w:pPr>
+      <w:r>
+        <w:t>От решения поставленных выше вопросов зависит успех системы в конкретном случае. Понимая, что ничего универсально-хорошего не существует, будем проектировать систему так, чтобы её могли расширить опытные пользователи, чтобы обеспечить требуемый результат в своей конкретной системе – закладываем идею расширения на этапе проектирования фундамента.</w:t>
+      </w:r>
+    </w:p>
+    <w:p>
+      <w:pPr>
+        <w:pStyle w:val="afb"/>
+      </w:pPr>
+      <w:r>
+        <w:t>Сами же разработаем архитектуру и реализуем конкретные базовые сценарии, которые и будет расширять опытный пользователь.</w:t>
+      </w:r>
+    </w:p>
+    <w:p>
+      <w:pPr>
+        <w:pStyle w:val="afb"/>
+      </w:pPr>
+    </w:p>
+    <w:p>
+      <w:pPr>
+        <w:pStyle w:val="afd"/>
+      </w:pPr>
+      <w:bookmarkStart w:id="31" w:name="_Toc216650722"/>
+      <w:r>
+        <w:t>Архитектура</w:t>
+      </w:r>
+      <w:r>
+        <w:t xml:space="preserve"> </w:t>
+      </w:r>
+      <w:r>
+        <w:t>источника</w:t>
+      </w:r>
+      <w:r>
+        <w:t xml:space="preserve"> данных</w:t>
+      </w:r>
+      <w:bookmarkEnd w:id="31"/>
+    </w:p>
+    <w:p>
+      <w:pPr>
+        <w:pStyle w:val="afb"/>
+      </w:pPr>
+    </w:p>
+    <w:p>
+      <w:pPr>
+        <w:pStyle w:val="afb"/>
+      </w:pPr>
+      <w:r>
+        <w:t>Источник</w:t>
+      </w:r>
+      <w:r>
+        <w:t xml:space="preserve"> исходных данных </w:t>
+      </w:r>
+      <w:r>
+        <w:t xml:space="preserve">– реализация </w:t>
+      </w:r>
+      <w:r>
+        <w:t xml:space="preserve">микросервисной системы, </w:t>
+      </w:r>
+      <w:r>
+        <w:t>которая инкапсулирует идею безопасности, эффективного сбора, хранения и представления исходных данных.</w:t>
+      </w:r>
+    </w:p>
+    <w:p>
+      <w:pPr>
+        <w:pStyle w:val="afb"/>
+      </w:pPr>
+    </w:p>
+    <w:p>
+      <w:pPr>
+        <w:pStyle w:val="afb"/>
+      </w:pPr>
+      <w:r>
+        <w:t>Подсистема</w:t>
+      </w:r>
+      <w:r>
+        <w:t xml:space="preserve"> состоит из 4</w:t>
+      </w:r>
+      <w:r>
+        <w:t>х типов</w:t>
+      </w:r>
+      <w:r>
+        <w:t xml:space="preserve"> компонентов:</w:t>
+      </w:r>
+    </w:p>
+    <w:p>
+      <w:pPr>
+        <w:pStyle w:val="afb"/>
+      </w:pPr>
+      <w:r>
+        <w:t>1.</w:t>
+      </w:r>
+      <w:r>
+        <w:rPr>
+          <w:lang w:val="en-US"/>
+        </w:rPr>
+        <w:t>Loggers</w:t>
+      </w:r>
+      <w:r>
+        <w:t xml:space="preserve"> – </w:t>
+      </w:r>
+      <w:r>
+        <w:t>сборщики «грязной»(исходной информации), от их полноты зависит, какие данные впоследствии можно будет анализировать.</w:t>
+      </w:r>
+    </w:p>
+    <w:p>
+      <w:pPr>
+        <w:pStyle w:val="afb"/>
+      </w:pPr>
+      <w:r>
+        <w:t>Требования</w:t>
+      </w:r>
+      <w:r>
+        <w:t xml:space="preserve"> к идеализированному сборщику</w:t>
+      </w:r>
+      <w:r>
+        <w:t>:</w:t>
+      </w:r>
+    </w:p>
+    <w:p>
+      <w:pPr>
+        <w:pStyle w:val="afb"/>
+        <w:numPr>
+          <w:ilvl w:val="0"/>
+          <w:numId w:val="24"/>
+        </w:numPr>
+      </w:pPr>
+      <w:r>
+        <w:t>Эффективность – сборщики работают здесь и сейчас, параллельно с системой, не могут работать в отложенном режиме, как другие узлы системы – поэтому должны оказывать минимальный вклад в потребляемые ресурсы, не должны создавать блокировок и простоев в работе.</w:t>
+      </w:r>
+    </w:p>
+    <w:p>
+      <w:pPr>
+        <w:pStyle w:val="afb"/>
+        <w:numPr>
+          <w:ilvl w:val="0"/>
+          <w:numId w:val="24"/>
+        </w:numPr>
+      </w:pPr>
+      <w:r>
+        <w:t>Подписчик служебных событий системы – нельзя пропустить происходящие событие.</w:t>
+      </w:r>
+    </w:p>
+    <w:p>
+      <w:pPr>
+        <w:pStyle w:val="afb"/>
+        <w:ind w:left="360"/>
+      </w:pPr>
+    </w:p>
+    <w:p>
+      <w:pPr>
+        <w:pStyle w:val="afb"/>
+        <w:ind w:left="360"/>
+      </w:pPr>
+      <w:r>
+        <w:t>Анализиру</w:t>
+      </w:r>
+      <w:r>
+        <w:t>я</w:t>
+      </w:r>
+      <w:r>
+        <w:t xml:space="preserve"> требования</w:t>
+      </w:r>
+      <w:r>
+        <w:t>,</w:t>
+      </w:r>
+      <w:r>
+        <w:t xml:space="preserve"> приходим к выводу – что идеализированный источник логов должен работать на низком уровне – но в целом, пользователю не запрещается использовать свой источник данных, который работает как подсистема верхнего уровня.</w:t>
+      </w:r>
+    </w:p>
+    <w:p>
+      <w:pPr>
+        <w:pStyle w:val="afb"/>
+        <w:ind w:left="360"/>
+      </w:pPr>
+    </w:p>
+    <w:p>
+      <w:pPr>
+        <w:pStyle w:val="afb"/>
+        <w:ind w:left="360"/>
+      </w:pPr>
+      <w:r>
+        <w:lastRenderedPageBreak/>
+        <w:t xml:space="preserve">2.Хранилища грязных данных – </w:t>
+      </w:r>
+      <w:r>
+        <w:t>обеспечивают целостность, доступность, конфиденциальность считанной информации.</w:t>
+      </w:r>
+    </w:p>
+    <w:p>
+      <w:pPr>
+        <w:pStyle w:val="afb"/>
+        <w:ind w:left="360"/>
+      </w:pPr>
+      <w:r>
+        <w:t>Хранимые данные могут устаревать и удаляться – иначе могут вырасти до огромных размеров и перестать быть эффективны.</w:t>
+      </w:r>
+    </w:p>
+    <w:p>
+      <w:pPr>
+        <w:pStyle w:val="afb"/>
+        <w:ind w:left="360"/>
+      </w:pPr>
+      <w:r>
+        <w:t>Могут храниться не на изучаемом устройстве, но это необязательно.</w:t>
+      </w:r>
+    </w:p>
+    <w:p>
+      <w:pPr>
+        <w:pStyle w:val="afb"/>
+        <w:ind w:left="360"/>
+      </w:pPr>
+    </w:p>
+    <w:p>
+      <w:pPr>
+        <w:pStyle w:val="afb"/>
+        <w:ind w:left="360"/>
+      </w:pPr>
+      <w:r>
+        <w:t>3.Представители данных – подготавливают «грязные» данные для анализа, группируют, преобразуют форматы, готовят данные для анализа анализатором.</w:t>
+      </w:r>
+    </w:p>
+    <w:p>
+      <w:pPr>
+        <w:pStyle w:val="afb"/>
+        <w:ind w:left="360"/>
+      </w:pPr>
+      <w:r>
+        <w:t>Взаимодействуют с анализаторами:</w:t>
+      </w:r>
+    </w:p>
+    <w:p>
+      <w:pPr>
+        <w:pStyle w:val="afb"/>
+        <w:numPr>
+          <w:ilvl w:val="0"/>
+          <w:numId w:val="26"/>
+        </w:numPr>
+      </w:pPr>
+      <w:r>
+        <w:t>анализатор не может существовать без представителя информации</w:t>
+      </w:r>
+    </w:p>
+    <w:p>
+      <w:pPr>
+        <w:pStyle w:val="afb"/>
+        <w:numPr>
+          <w:ilvl w:val="0"/>
+          <w:numId w:val="26"/>
+        </w:numPr>
+      </w:pPr>
+      <w:r>
+        <w:t>представитель информации может работать с несколькими анализаторами</w:t>
+      </w:r>
+    </w:p>
+    <w:p>
+      <w:pPr>
+        <w:pStyle w:val="afb"/>
+        <w:ind w:left="360"/>
+      </w:pPr>
+    </w:p>
+    <w:p>
+      <w:pPr>
+        <w:pStyle w:val="afb"/>
+        <w:ind w:left="360"/>
+      </w:pPr>
+      <w:r>
+        <w:t>4.Настройки политики безопасности – политика влияет на работу описанных подсистем, позволяет скорректировать их работу.</w:t>
+      </w:r>
+    </w:p>
+    <w:p>
+      <w:pPr>
+        <w:pStyle w:val="afb"/>
+        <w:ind w:left="360"/>
+      </w:pPr>
+      <w:r>
+        <w:t>(!) Это важная часть системы, и задача по её проектированию массивная – оставим её вне текущей работы, поскольку проектирование подсистемы безопасности не имеет смысла пока не будет сформировано полное представление о других компонентах системы.</w:t>
+      </w:r>
+    </w:p>
+    <w:p>
+      <w:pPr>
+        <w:pStyle w:val="afb"/>
+        <w:ind w:left="360"/>
+      </w:pPr>
+    </w:p>
+    <w:p>
+      <w:pPr>
+        <w:pStyle w:val="afb"/>
+      </w:pPr>
+      <w:r>
+        <w:t>Подсистема сбора</w:t>
+      </w:r>
+      <w:r>
+        <w:t>/</w:t>
+      </w:r>
+      <w:r>
+        <w:t>хранения</w:t>
+      </w:r>
+      <w:r>
+        <w:t>/</w:t>
+      </w:r>
+      <w:r>
+        <w:t>представления - сложная подсистема, которая должна соответствовать требованиям:</w:t>
+      </w:r>
+    </w:p>
+    <w:p>
+      <w:pPr>
+        <w:pStyle w:val="afb"/>
+        <w:numPr>
+          <w:ilvl w:val="0"/>
+          <w:numId w:val="25"/>
+        </w:numPr>
+      </w:pPr>
+      <w:r>
+        <w:t>Достоверность источника - нельзя допустить ложные данные об активности системы.</w:t>
+      </w:r>
+    </w:p>
+    <w:p>
+      <w:pPr>
+        <w:pStyle w:val="afb"/>
+        <w:numPr>
+          <w:ilvl w:val="0"/>
+          <w:numId w:val="25"/>
+        </w:numPr>
+      </w:pPr>
+      <w:r>
+        <w:t>Эффективность всех компонент– подсистема сбора работает здесь и сейчас, параллельно с работой системы – она не должна сильно нагружать систему в целом, быть будто в тени системы.</w:t>
+      </w:r>
+    </w:p>
+    <w:p>
+      <w:pPr>
+        <w:pStyle w:val="afb"/>
+        <w:numPr>
+          <w:ilvl w:val="0"/>
+          <w:numId w:val="25"/>
+        </w:numPr>
+      </w:pPr>
+      <w:r>
+        <w:t xml:space="preserve">Целостность хранилища – нельзя допускать несанкционированное изменение информации. Исходные данные не подлежат изменениям, их можно либо добавить, либо удалить на совсем. </w:t>
+      </w:r>
+    </w:p>
+    <w:p>
+      <w:pPr>
+        <w:pStyle w:val="afb"/>
+        <w:numPr>
+          <w:ilvl w:val="0"/>
+          <w:numId w:val="25"/>
+        </w:numPr>
+      </w:pPr>
+      <w:r>
+        <w:t xml:space="preserve">Конфиденциальность – т.к. </w:t>
+      </w:r>
+      <w:r>
+        <w:rPr>
+          <w:lang w:val="en-US"/>
+        </w:rPr>
+        <w:t>loggers</w:t>
+      </w:r>
+      <w:r>
+        <w:t xml:space="preserve"> </w:t>
+      </w:r>
+      <w:r>
+        <w:t>– это отдельные модули, в частности, и пользовательские расширения, то, необходимо разграничивать к хранилищу информации</w:t>
+      </w:r>
+    </w:p>
+    <w:p>
+      <w:pPr>
+        <w:pStyle w:val="afb"/>
+        <w:numPr>
+          <w:ilvl w:val="0"/>
+          <w:numId w:val="25"/>
+        </w:numPr>
+      </w:pPr>
+      <w:r>
+        <w:t>Доступность – подсистема анализа, которую рассмотрим ниже, обращается к сервисам представления и запрашивает готовые наборы данных – если будет нарушена доступность, то анализаторы могут пропустить свой этап работы, тогда политика безопасности, требующая запуск по времени, будет нарушена.</w:t>
+      </w:r>
+    </w:p>
+    <w:p>
+      <w:pPr>
+        <w:pStyle w:val="afb"/>
+      </w:pPr>
+    </w:p>
+    <w:p>
+      <w:pPr>
+        <w:pStyle w:val="afb"/>
+      </w:pPr>
+      <w:r>
+        <w:t>Будем называть подсистему сбора</w:t>
+      </w:r>
+      <w:r>
+        <w:t>/</w:t>
+      </w:r>
+      <w:r>
+        <w:t>хранения</w:t>
+      </w:r>
+      <w:r>
+        <w:t>/</w:t>
+      </w:r>
+      <w:r>
+        <w:t>представления – просто подсистемой представления.</w:t>
+      </w:r>
+    </w:p>
+    <w:p>
+      <w:pPr>
+        <w:pStyle w:val="afb"/>
+        <w:keepNext/>
+      </w:pPr>
+      <w:r>
+        <w:rPr>
+          <w:noProof/>
+        </w:rPr>
+        <w:lastRenderedPageBreak/>
+        <w:drawing>
+          <wp:inline distT="0" distB="0" distL="0" distR="0" wp14:anchorId="2B621E9F" wp14:editId="49F9CF09">
+            <wp:extent cx="6204930" cy="5943600"/>
+            <wp:effectExtent l="0" t="0" r="5715" b="0"/>
+            <wp:docPr id="328976409" name="Рисунок 1"/>
+            <wp:cNvGraphicFramePr>
+              <a:graphicFrameLocks xmlns:a="http://schemas.openxmlformats.org/drawingml/2006/main" noChangeAspect="1"/>
+            </wp:cNvGraphicFramePr>
+            <a:graphic xmlns:a="http://schemas.openxmlformats.org/drawingml/2006/main">
+              <a:graphicData uri="http://schemas.openxmlformats.org/drawingml/2006/picture">
+                <pic:pic xmlns:pic="http://schemas.openxmlformats.org/drawingml/2006/picture">
+                  <pic:nvPicPr>
+                    <pic:cNvPr id="328976409" name=""/>
+                    <pic:cNvPicPr/>
+                  </pic:nvPicPr>
+                  <pic:blipFill>
+                    <a:blip r:embed="rId14"/>
+                    <a:stretch>
+                      <a:fillRect/>
+                    </a:stretch>
+                  </pic:blipFill>
+                  <pic:spPr>
+                    <a:xfrm>
+                      <a:off x="0" y="0"/>
+                      <a:ext cx="6230126" cy="5967735"/>
+                    </a:xfrm>
+                    <a:prstGeom prst="rect">
+                      <a:avLst/>
+                    </a:prstGeom>
+                  </pic:spPr>
+                </pic:pic>
+              </a:graphicData>
+            </a:graphic>
+          </wp:inline>
+        </w:drawing>
+      </w:r>
+    </w:p>
+    <w:p>
+      <w:pPr>
+        <w:pStyle w:val="aa"/>
+      </w:pPr>
+      <w:r>
+        <w:t xml:space="preserve">Рисунок </w:t>
+      </w:r>
+      <w:fldSimple w:instr=" SEQ Рисунок \* ARABIC ">
+        <w:r>
+          <w:rPr>
+            <w:noProof/>
+          </w:rPr>
+          <w:t>4</w:t>
+        </w:r>
+      </w:fldSimple>
+      <w:r>
+        <w:t xml:space="preserve"> </w:t>
+      </w:r>
+      <w:r>
+        <w:t>Подсистема сбора/хранения/представления</w:t>
+      </w:r>
+      <w:r>
+        <w:rPr>
+          <w:noProof/>
+        </w:rPr>
+        <w:t xml:space="preserve"> информации</w:t>
+      </w:r>
+      <w:r>
+        <w:rPr>
+          <w:noProof/>
+        </w:rPr>
+        <w:t xml:space="preserve"> – подсистема представления.</w:t>
+      </w:r>
+    </w:p>
+    <w:p>
+      <w:pPr>
+        <w:pStyle w:val="afb"/>
+      </w:pPr>
+    </w:p>
+    <w:p>
+      <w:pPr>
+        <w:pStyle w:val="afd"/>
+      </w:pPr>
+      <w:bookmarkStart w:id="32" w:name="_Toc216650723"/>
+      <w:r>
+        <w:t>Модель данных</w:t>
+      </w:r>
+      <w:r>
+        <w:t xml:space="preserve"> подсистемы представления</w:t>
+      </w:r>
+      <w:bookmarkEnd w:id="32"/>
+    </w:p>
+    <w:p>
+      <w:pPr>
+        <w:pStyle w:val="afb"/>
+      </w:pPr>
+    </w:p>
+    <w:p>
+      <w:pPr>
+        <w:pStyle w:val="afb"/>
+      </w:pPr>
+      <w:r>
+        <w:t>При проектировании конкретной системы представления требуется заранее представлять какие исходные данные могут быть использованы для анализаторов – требуется определиться с моделью данных.</w:t>
+      </w:r>
+    </w:p>
+    <w:p>
+      <w:pPr>
+        <w:pStyle w:val="afb"/>
+      </w:pPr>
+    </w:p>
+    <w:p>
+      <w:pPr>
+        <w:pStyle w:val="afb"/>
+      </w:pPr>
+      <w:r>
+        <w:t>Ранее в своей работе я говорю о портрете активности пользователя – что же может отражать активность пользователя, его портрет – введём классификацию данных, характеризующих портрет.</w:t>
+      </w:r>
+    </w:p>
+    <w:p>
+      <w:pPr>
+        <w:pStyle w:val="afb"/>
+      </w:pPr>
+    </w:p>
+    <w:p>
+      <w:pPr>
+        <w:pStyle w:val="afb"/>
+      </w:pPr>
+    </w:p>
+    <w:p>
+      <w:pPr>
+        <w:pStyle w:val="afb"/>
+      </w:pPr>
+    </w:p>
+    <w:p>
+      <w:pPr>
+        <w:pStyle w:val="afd"/>
+      </w:pPr>
+      <w:bookmarkStart w:id="33" w:name="_Toc216650724"/>
+      <w:r>
+        <w:lastRenderedPageBreak/>
+        <w:t>1.</w:t>
+      </w:r>
+      <w:r>
+        <w:t>Анализ а</w:t>
+      </w:r>
+      <w:r>
+        <w:t>ктивност</w:t>
+      </w:r>
+      <w:r>
+        <w:t xml:space="preserve">и </w:t>
+      </w:r>
+      <w:r>
+        <w:t>системы</w:t>
+      </w:r>
+      <w:r>
+        <w:t>-</w:t>
+      </w:r>
+      <w:r>
+        <w:t>пользователя</w:t>
+      </w:r>
+      <w:bookmarkEnd w:id="33"/>
+    </w:p>
+    <w:p>
+      <w:pPr>
+        <w:pStyle w:val="afb"/>
+      </w:pPr>
+    </w:p>
+    <w:p>
+      <w:pPr>
+        <w:pStyle w:val="afb"/>
+      </w:pPr>
+      <w:r>
+        <w:t>Необязательно связана с действиями пользователя здесь и сейчас, система может жить отдельной жизнью, но она прямо связана с детальностью пользователя.</w:t>
+      </w:r>
+    </w:p>
+    <w:p>
+      <w:pPr>
+        <w:pStyle w:val="afb"/>
+      </w:pPr>
+    </w:p>
+    <w:p>
+      <w:pPr>
+        <w:pStyle w:val="afb"/>
+      </w:pPr>
+      <w:r>
+        <w:t>Д</w:t>
+      </w:r>
+      <w:r>
+        <w:t>еятельность системы – это следствие действий пользователя, деятельность системы отражает области интересов пользователя и даёт представление о квалификации пользователя</w:t>
+      </w:r>
+      <w:r>
+        <w:t xml:space="preserve"> по своим настройкам</w:t>
+      </w:r>
+      <w:r>
+        <w:t xml:space="preserve"> – позволяет выполнить макроанализ, провести разделение пользователей на группы по интересам и квалификации.</w:t>
+      </w:r>
+    </w:p>
+    <w:p>
+      <w:pPr>
+        <w:pStyle w:val="afb"/>
+      </w:pPr>
+    </w:p>
+    <w:p>
+      <w:pPr>
+        <w:pStyle w:val="afb"/>
+      </w:pPr>
+      <w:r>
+        <w:t>Например</w:t>
+      </w:r>
+      <w:r>
+        <w:t>:</w:t>
+      </w:r>
+    </w:p>
+    <w:p>
+      <w:pPr>
+        <w:pStyle w:val="afb"/>
+      </w:pPr>
+      <w:r>
+        <w:t>С</w:t>
+      </w:r>
+      <w:r>
+        <w:t xml:space="preserve">истема </w:t>
+      </w:r>
+      <w:r>
+        <w:t xml:space="preserve">А </w:t>
+      </w:r>
+      <w:r>
+        <w:t xml:space="preserve">постоянно нагружена тяжёлыми процессами, постоянно обращается в соцсетям, занимается парсингом комментариев в соцсетях, обучает и запускает </w:t>
+      </w:r>
+      <w:r>
+        <w:rPr>
+          <w:lang w:val="en-US"/>
+        </w:rPr>
+        <w:t>AI</w:t>
+      </w:r>
+      <w:r>
+        <w:t xml:space="preserve">, более того, в системе работают приложения, которые требуют высокий уровень </w:t>
+      </w:r>
+      <w:r>
+        <w:t>квалификации</w:t>
+      </w:r>
+      <w:r>
+        <w:t>. М</w:t>
+      </w:r>
+      <w:r>
+        <w:t xml:space="preserve">ожем сделать вывод, что владелец системы – это специалист в области искусственного интеллекта, работа его системы соответствует портрету </w:t>
+      </w:r>
+      <w:r>
+        <w:t>специалистов в этой области.</w:t>
+      </w:r>
+    </w:p>
+    <w:p>
+      <w:pPr>
+        <w:pStyle w:val="afb"/>
+      </w:pPr>
+    </w:p>
+    <w:p>
+      <w:pPr>
+        <w:pStyle w:val="afb"/>
+      </w:pPr>
+      <w:r>
+        <w:t>Система Б не настроена, на ней установлены базовые программы из пакета программ, которые поставляются с ОС, при этом система чаще используется для сёрфинга по интернету в одном браузере – можно предположить, что владелец является рядовым пользователем ОС.</w:t>
+      </w:r>
+    </w:p>
+    <w:p>
+      <w:pPr>
+        <w:pStyle w:val="afb"/>
+      </w:pPr>
+    </w:p>
+    <w:p>
+      <w:pPr>
+        <w:pStyle w:val="afb"/>
+      </w:pPr>
+      <w:r>
+        <w:t xml:space="preserve">Системы А и Б отличаются: </w:t>
+      </w:r>
+    </w:p>
+    <w:p>
+      <w:pPr>
+        <w:pStyle w:val="afb"/>
+        <w:numPr>
+          <w:ilvl w:val="0"/>
+          <w:numId w:val="27"/>
+        </w:numPr>
+      </w:pPr>
+      <w:r>
+        <w:t>списком установленного ПО</w:t>
+      </w:r>
+    </w:p>
+    <w:p>
+      <w:pPr>
+        <w:pStyle w:val="afb"/>
+        <w:numPr>
+          <w:ilvl w:val="0"/>
+          <w:numId w:val="27"/>
+        </w:numPr>
+      </w:pPr>
+      <w:r>
+        <w:t>объёмом потребляемых ресурсов на единицу времени,</w:t>
+      </w:r>
+    </w:p>
+    <w:p>
+      <w:pPr>
+        <w:pStyle w:val="afb"/>
+        <w:numPr>
+          <w:ilvl w:val="0"/>
+          <w:numId w:val="27"/>
+        </w:numPr>
+      </w:pPr>
+      <w:r>
+        <w:t>возможно, периодами активности</w:t>
+      </w:r>
+    </w:p>
+    <w:p>
+      <w:pPr>
+        <w:pStyle w:val="afb"/>
+        <w:numPr>
+          <w:ilvl w:val="0"/>
+          <w:numId w:val="27"/>
+        </w:numPr>
+      </w:pPr>
+      <w:r>
+        <w:t xml:space="preserve">статистикой сетевого </w:t>
+      </w:r>
+      <w:r>
+        <w:t>общения (</w:t>
+      </w:r>
+      <w:r>
+        <w:t>с кем? В каком объёме? Как часто?)</w:t>
+      </w:r>
+    </w:p>
+    <w:p>
+      <w:pPr>
+        <w:pStyle w:val="afb"/>
+      </w:pPr>
+    </w:p>
+    <w:p>
+      <w:pPr>
+        <w:pStyle w:val="afb"/>
+      </w:pPr>
+      <w:r>
+        <w:t>Анализ активности системы как следствия характера пользователя позволяет выполнить макроанализ</w:t>
+      </w:r>
+      <w:r>
+        <w:t>:</w:t>
+      </w:r>
+    </w:p>
+    <w:p>
+      <w:pPr>
+        <w:pStyle w:val="afb"/>
+        <w:numPr>
+          <w:ilvl w:val="0"/>
+          <w:numId w:val="28"/>
+        </w:numPr>
+      </w:pPr>
+      <w:r>
+        <w:t>разбить все системы на пересекающиеся группы пользователей</w:t>
+      </w:r>
+    </w:p>
+    <w:p>
+      <w:pPr>
+        <w:pStyle w:val="afb"/>
+        <w:numPr>
+          <w:ilvl w:val="0"/>
+          <w:numId w:val="28"/>
+        </w:numPr>
+      </w:pPr>
+      <w:r>
+        <w:t>отличить деятельность пользователей разных групп</w:t>
+      </w:r>
+    </w:p>
+    <w:p>
+      <w:pPr>
+        <w:pStyle w:val="afb"/>
+        <w:numPr>
+          <w:ilvl w:val="0"/>
+          <w:numId w:val="28"/>
+        </w:numPr>
+      </w:pPr>
+      <w:r>
+        <w:t>возможно отличить деятельность пользователей пересекающихся групп</w:t>
+      </w:r>
+    </w:p>
+    <w:p>
+      <w:pPr>
+        <w:pStyle w:val="afb"/>
+      </w:pPr>
+      <w:r>
+        <w:t>НЕ позволяет:</w:t>
+      </w:r>
+    </w:p>
+    <w:p>
+      <w:pPr>
+        <w:pStyle w:val="afb"/>
+        <w:numPr>
+          <w:ilvl w:val="0"/>
+          <w:numId w:val="29"/>
+        </w:numPr>
+      </w:pPr>
+      <w:r>
+        <w:t>отличить деятельность пользователей одной группы, с похожим характером активности.</w:t>
+      </w:r>
+    </w:p>
+    <w:p>
+      <w:pPr>
+        <w:pStyle w:val="afb"/>
+      </w:pPr>
+    </w:p>
+    <w:p>
+      <w:pPr>
+        <w:pStyle w:val="afb"/>
+      </w:pPr>
+    </w:p>
+    <w:p>
+      <w:pPr>
+        <w:pStyle w:val="afb"/>
+      </w:pPr>
+    </w:p>
+    <w:p>
+      <w:pPr>
+        <w:pStyle w:val="afb"/>
+      </w:pPr>
+    </w:p>
+    <w:p>
+      <w:pPr>
+        <w:pStyle w:val="afb"/>
+      </w:pPr>
+    </w:p>
+    <w:p>
+      <w:pPr>
+        <w:pStyle w:val="afd"/>
+      </w:pPr>
+      <w:bookmarkStart w:id="34" w:name="_Toc216650725"/>
+      <w:r>
+        <w:lastRenderedPageBreak/>
+        <w:t>2.Анализ активности пользователя</w:t>
+      </w:r>
+      <w:bookmarkEnd w:id="34"/>
+    </w:p>
+    <w:p>
+      <w:pPr>
+        <w:pStyle w:val="afb"/>
+      </w:pPr>
+    </w:p>
+    <w:p>
+      <w:pPr>
+        <w:pStyle w:val="afb"/>
+      </w:pPr>
+      <w:r>
+        <w:t>Пользователь взаимодействует с системой с помощью периферийных устройств</w:t>
+      </w:r>
+      <w:r>
+        <w:t xml:space="preserve"> </w:t>
+      </w:r>
+      <w:r>
+        <w:t>ввода (</w:t>
+      </w:r>
+      <w:r>
+        <w:t>возможно и вывода – другая тема)</w:t>
+      </w:r>
+      <w:r>
+        <w:t xml:space="preserve"> – анализируя их, можно получить данные для микроанализа – чтобы идентифицировать конкретного пользователя</w:t>
+      </w:r>
+      <w:r>
+        <w:t>.</w:t>
+      </w:r>
+    </w:p>
+    <w:p>
+      <w:pPr>
+        <w:pStyle w:val="afb"/>
+      </w:pPr>
+      <w:r>
+        <w:t>В частности,</w:t>
+      </w:r>
+      <w:r>
+        <w:t xml:space="preserve"> микроанализ позволяет понять, что пользователь взломан – т.к. работа ведётся явно другой личностью.</w:t>
+      </w:r>
+    </w:p>
+    <w:p>
+      <w:pPr>
+        <w:pStyle w:val="afb"/>
+      </w:pPr>
+    </w:p>
+    <w:p>
+      <w:pPr>
+        <w:pStyle w:val="afb"/>
+      </w:pPr>
+      <w:r>
+        <w:t>1.Клавиатура – наиболее часто</w:t>
+      </w:r>
+      <w:r>
+        <w:t xml:space="preserve"> </w:t>
+      </w:r>
+      <w:r>
+        <w:t>используемое устройство ввода</w:t>
+      </w:r>
+      <w:r>
+        <w:t>, им пользуются и рядовые пользователи и профессионалы.</w:t>
+      </w:r>
+    </w:p>
+    <w:p>
+      <w:pPr>
+        <w:pStyle w:val="afb"/>
+      </w:pPr>
+      <w:r>
+        <w:t>Что можно анализировать:</w:t>
+      </w:r>
+    </w:p>
+    <w:p>
+      <w:pPr>
+        <w:pStyle w:val="afb"/>
+        <w:numPr>
+          <w:ilvl w:val="0"/>
+          <w:numId w:val="29"/>
+        </w:numPr>
+      </w:pPr>
+      <w:r>
+        <w:t>Скорость печати – простая метрика, позволяет выполнить макроанализ, отсеять опытных и неопытных пользователей.</w:t>
+      </w:r>
+    </w:p>
+    <w:p>
+      <w:pPr>
+        <w:pStyle w:val="afb"/>
+        <w:numPr>
+          <w:ilvl w:val="0"/>
+          <w:numId w:val="29"/>
+        </w:numPr>
+      </w:pPr>
+      <w:r>
+        <w:t>Частоту использования отдельных символов</w:t>
+      </w:r>
+      <w:r>
+        <w:t>/</w:t>
+      </w:r>
+      <w:r>
+        <w:t>спецсимволов</w:t>
+      </w:r>
+      <w:r>
+        <w:t>/</w:t>
+      </w:r>
+      <w:r>
+        <w:t>слов</w:t>
+      </w:r>
+      <w:r>
+        <w:t>/</w:t>
+      </w:r>
+      <w:r>
+        <w:t>языков</w:t>
+      </w:r>
+      <w:r>
+        <w:t>/</w:t>
+      </w:r>
+      <w:r>
+        <w:t>команд</w:t>
+      </w:r>
+      <w:r>
+        <w:t>/</w:t>
+      </w:r>
+      <w:r>
+        <w:t xml:space="preserve">сочетаний </w:t>
+      </w:r>
+      <w:r>
+        <w:t>клавиш (</w:t>
+      </w:r>
+      <w:r>
+        <w:t>далее будем называть это просто словами)</w:t>
+      </w:r>
+      <w:r>
+        <w:t xml:space="preserve"> </w:t>
+      </w:r>
+      <w:r>
+        <w:t>– более сложная, но более информативная метрика.</w:t>
+      </w:r>
+    </w:p>
+    <w:p>
+      <w:pPr>
+        <w:pStyle w:val="afb"/>
+        <w:numPr>
+          <w:ilvl w:val="0"/>
+          <w:numId w:val="29"/>
+        </w:numPr>
+      </w:pPr>
+      <w:r>
+        <w:t>Характер написания – есть люди, которые формулируют свои мысли и почти не ошибаются, их характер равномерный и спокойный, при этом стирают они редко. Если же люди, которые часто перепечатывают, т.к. сомневаются, допускают орфографические ошибки или нечётко формулируют свои мысли</w:t>
+      </w:r>
+    </w:p>
+    <w:p>
+      <w:pPr>
+        <w:pStyle w:val="afb"/>
+        <w:numPr>
+          <w:ilvl w:val="0"/>
+          <w:numId w:val="29"/>
+        </w:numPr>
+      </w:pPr>
+      <w:r>
+        <w:t>С</w:t>
+      </w:r>
+      <w:r>
+        <w:t xml:space="preserve">ловарный запас пользователя - определить области принадлежности используемых слов, а по частоте использования слов, понять уровень вовлечённости пользователя в определённую </w:t>
+      </w:r>
+      <w:r>
+        <w:t>область (</w:t>
+      </w:r>
+      <w:r>
+        <w:t>25% математик, 10% пекарь, 50% безопасник…)</w:t>
+      </w:r>
+    </w:p>
+    <w:p>
+      <w:pPr>
+        <w:pStyle w:val="afb"/>
+        <w:numPr>
+          <w:ilvl w:val="0"/>
+          <w:numId w:val="29"/>
+        </w:numPr>
+      </w:pPr>
+      <w:r>
+        <w:t xml:space="preserve">По сложности используемой терминологии можно понять, квалификацию пользователя в конкретной области – </w:t>
+      </w:r>
+      <w:r>
+        <w:t>новичок, любитель, профи, специалист.</w:t>
+      </w:r>
+    </w:p>
+    <w:p>
+      <w:pPr>
+        <w:pStyle w:val="afb"/>
+        <w:numPr>
+          <w:ilvl w:val="0"/>
+          <w:numId w:val="29"/>
+        </w:numPr>
+      </w:pPr>
+      <w:r>
+        <w:t xml:space="preserve">Стиль написания текстов – часто позволяет отличить </w:t>
+      </w:r>
+      <w:r>
+        <w:t>некоторых колоритных личностей</w:t>
+      </w:r>
+      <w:r>
+        <w:t>, тех, кто говорит и пишет в особенной манере.</w:t>
+      </w:r>
+      <w:r>
+        <w:t xml:space="preserve"> </w:t>
+      </w:r>
+    </w:p>
+    <w:p>
+      <w:pPr>
+        <w:pStyle w:val="afb"/>
+        <w:ind w:left="360"/>
+      </w:pPr>
+    </w:p>
+    <w:p>
+      <w:pPr>
+        <w:pStyle w:val="afb"/>
+        <w:ind w:left="360"/>
+      </w:pPr>
+      <w:r>
+        <w:t>К</w:t>
+      </w:r>
+      <w:r>
+        <w:t>лавиатура</w:t>
+      </w:r>
+      <w:r>
+        <w:t xml:space="preserve"> является отличным инструментом для анализа:</w:t>
+      </w:r>
+    </w:p>
+    <w:p>
+      <w:pPr>
+        <w:pStyle w:val="afb"/>
+        <w:ind w:left="360"/>
+      </w:pPr>
+      <w:r>
+        <w:t xml:space="preserve">позволяет составить </w:t>
+      </w:r>
+      <w:r>
+        <w:t>хороший м</w:t>
+      </w:r>
+      <w:r>
+        <w:t>акро</w:t>
+      </w:r>
+      <w:r>
+        <w:t xml:space="preserve"> и</w:t>
+      </w:r>
+      <w:r>
+        <w:t xml:space="preserve"> </w:t>
       </w:r>
       <w:proofErr w:type="spellStart"/>
       <w:r>
-        <w:t>д</w:t>
-      </w:r>
-      <w:r>
-        <w:t>евиантным</w:t>
+        <w:t>микропортрет</w:t>
       </w:r>
       <w:proofErr w:type="spellEnd"/>
       <w:r>
-        <w:t xml:space="preserve"> поведением отдельных людей через анализ аномалий в работе их систем.</w:t>
-      </w:r>
-      <w:bookmarkStart w:id="30" w:name="_GoBack"/>
-      <w:bookmarkEnd w:id="30"/>
+        <w:t xml:space="preserve"> пользователя</w:t>
+      </w:r>
+      <w:r>
+        <w:t xml:space="preserve"> с учётом его жизненного опыта и принадлежности определённым сферам деятельности.</w:t>
+      </w:r>
+    </w:p>
+    <w:p>
+      <w:pPr>
+        <w:pStyle w:val="afb"/>
+        <w:ind w:left="360"/>
+      </w:pPr>
+      <w:r>
+        <w:t>Более того, даже самые опытные почти не могут обойтись без клавиатуры – что делает её практически универсальным источником данных, покрывающим 99.9% пользователей.</w:t>
+      </w:r>
+    </w:p>
+    <w:p>
+      <w:pPr>
+        <w:pStyle w:val="afb"/>
+        <w:ind w:left="360"/>
+      </w:pPr>
+    </w:p>
+    <w:p>
+      <w:pPr>
+        <w:pStyle w:val="afb"/>
+        <w:ind w:left="360"/>
+      </w:pPr>
+      <w:r>
+        <w:t xml:space="preserve">Стоит заметить, что ту же скорость печати можно </w:t>
+      </w:r>
+      <w:r>
+        <w:t>подделать (</w:t>
+      </w:r>
+      <w:r>
+        <w:t>заведомо занизить), характер написания и частоту использования отдельных слов скорректировать и попытаться имитировать другого человека – таким образом, метрики в общем получаются хорошие, но потенциально поддаются подделке.</w:t>
+      </w:r>
+    </w:p>
+    <w:p>
+      <w:pPr>
+        <w:pStyle w:val="afb"/>
+        <w:ind w:left="360"/>
+      </w:pPr>
+    </w:p>
+    <w:p>
+      <w:pPr>
+        <w:pStyle w:val="afb"/>
+        <w:ind w:left="360"/>
+      </w:pPr>
+      <w:r>
+        <w:t xml:space="preserve">Итог: анализ клавиатуры позволяет применять различные </w:t>
+      </w:r>
+      <w:r>
+        <w:t>метрики (</w:t>
+      </w:r>
+      <w:r>
+        <w:t xml:space="preserve">очень простые и очень сложные, но все эффективные), но обладает потенциальной </w:t>
+      </w:r>
+      <w:r>
+        <w:lastRenderedPageBreak/>
+        <w:t>возможностью подделать действия пользователя – этим страдают все рассматриваемые алгоритмы поиска аномалий</w:t>
+      </w:r>
+      <w:r>
+        <w:t>,</w:t>
+      </w:r>
+      <w:r>
+        <w:t xml:space="preserve"> мы не можем заранее </w:t>
+      </w:r>
+      <w:r>
+        <w:t xml:space="preserve">гарантировать, </w:t>
+      </w:r>
+      <w:r>
+        <w:t xml:space="preserve">что нельзя обойти проверки, мы можем лишь их усложнить или использовать комплексно, что повысит шанс </w:t>
+      </w:r>
+      <w:r>
+        <w:t xml:space="preserve">обнаружить </w:t>
+      </w:r>
+      <w:r>
+        <w:t>злоумышленника.</w:t>
+      </w:r>
+    </w:p>
+    <w:p>
+      <w:pPr>
+        <w:pStyle w:val="afb"/>
+        <w:ind w:left="360"/>
+      </w:pPr>
+    </w:p>
+    <w:p>
+      <w:pPr>
+        <w:pStyle w:val="afb"/>
+        <w:ind w:left="360"/>
+      </w:pPr>
+      <w:r>
+        <w:t>2.Мышь – если мы задумаемся, как спецслужбы анализируют людей, мы часто вспоминает именно анализ почерка.</w:t>
+      </w:r>
+    </w:p>
+    <w:p>
+      <w:pPr>
+        <w:pStyle w:val="afb"/>
+        <w:ind w:left="360"/>
+      </w:pPr>
+      <w:r>
+        <w:t>Выделяют два вида анализа – графологический и почерковедческий.</w:t>
+      </w:r>
+    </w:p>
+    <w:p>
+      <w:pPr>
+        <w:pStyle w:val="afb"/>
+        <w:ind w:left="360"/>
+      </w:pPr>
+    </w:p>
+    <w:p>
+      <w:pPr>
+        <w:pStyle w:val="afb"/>
+        <w:ind w:left="360"/>
+      </w:pPr>
+      <w:r>
+        <w:t xml:space="preserve">Графологический анализ </w:t>
+      </w:r>
+      <w:r>
+        <w:t xml:space="preserve">- </w:t>
+      </w:r>
+      <w:r>
+        <w:t xml:space="preserve">используется для определения личностных черт, поведенческих особенностей, </w:t>
+      </w:r>
+      <w:r>
+        <w:t>психологического состояния, состояния стресса или заболеваний. Его можно считать макроанализом – можно группировать разных людей, то отличить людей одной группы мы не сможем.</w:t>
+      </w:r>
+    </w:p>
+    <w:p>
+      <w:pPr>
+        <w:pStyle w:val="afb"/>
+        <w:ind w:left="360"/>
+      </w:pPr>
+    </w:p>
+    <w:p>
+      <w:pPr>
+        <w:pStyle w:val="afb"/>
+        <w:ind w:left="360"/>
+      </w:pPr>
+      <w:r>
+        <w:t>Почерковедение – научный метод для определения, кто конкретно написал текст или подписал документ, используется в юриспруденции и криминалистике. Можно считать микроанализом – позволяет отличить конкретного человека.</w:t>
+      </w:r>
+    </w:p>
+    <w:p>
+      <w:pPr>
+        <w:pStyle w:val="afb"/>
+        <w:ind w:left="360"/>
+      </w:pPr>
+    </w:p>
+    <w:p>
+      <w:pPr>
+        <w:pStyle w:val="afb"/>
+        <w:ind w:left="360"/>
+      </w:pPr>
+      <w:r>
+        <w:t>Очевидно, что при решении нашей задачи анализ по цифровому «почерку» может стать отличным инструментом для выявления аномальной активности.</w:t>
+      </w:r>
+    </w:p>
+    <w:p>
+      <w:pPr>
+        <w:pStyle w:val="afb"/>
+        <w:ind w:left="360"/>
+      </w:pPr>
+      <w:r>
+        <w:t>Ключевая сложность в том, что этим мало кто занимался в больших масштабах.</w:t>
+      </w:r>
+    </w:p>
+    <w:p>
+      <w:pPr>
+        <w:pStyle w:val="afb"/>
+        <w:ind w:left="360"/>
+      </w:pPr>
+    </w:p>
+    <w:p>
+      <w:pPr>
+        <w:pStyle w:val="afb"/>
+        <w:ind w:left="360"/>
+      </w:pPr>
+      <w:r>
+        <w:t>Назовём цифровым «почерком» - пользовательские движения мыши по экрану.</w:t>
+      </w:r>
+    </w:p>
+    <w:p>
+      <w:pPr>
+        <w:pStyle w:val="afb"/>
+        <w:ind w:left="360"/>
+      </w:pPr>
+    </w:p>
+    <w:p>
+      <w:pPr>
+        <w:pStyle w:val="afb"/>
+        <w:ind w:left="360"/>
+      </w:pPr>
+      <w:r>
+        <w:t xml:space="preserve">Из известного, можно выделить анализ поведения пользователя на сайтах, чтобы понять нравится или не нравится товар, например, по тому, что пользователь повёл мышь в сторону кнопки «купить» или «добавить в корзину» – частая практика, но особенность в том, что это всегда работает для конкретного частного сайта, не является универсальным решением, поскольку тут важен </w:t>
+      </w:r>
+      <w:r>
+        <w:t>контекст,</w:t>
+      </w:r>
+      <w:r>
+        <w:t xml:space="preserve"> в рамках которого работает пользователь.</w:t>
+      </w:r>
+    </w:p>
+    <w:p>
+      <w:pPr>
+        <w:pStyle w:val="afb"/>
+        <w:ind w:left="360"/>
+      </w:pPr>
+    </w:p>
+    <w:p>
+      <w:pPr>
+        <w:pStyle w:val="afb"/>
+        <w:ind w:left="360"/>
+      </w:pPr>
+      <w:r>
+        <w:t>На первый взгляд, с почерком ситуация проще – мы смотрим на закорючки и линии</w:t>
+      </w:r>
+      <w:r>
+        <w:t>,</w:t>
+      </w:r>
+      <w:r>
+        <w:t xml:space="preserve"> точно знаем к какому действию они относятся</w:t>
+      </w:r>
+      <w:r>
+        <w:t>, человек хотел написать «но» или «на» или «</w:t>
+      </w:r>
+      <w:proofErr w:type="spellStart"/>
+      <w:r>
+        <w:t>ов</w:t>
+      </w:r>
+      <w:proofErr w:type="spellEnd"/>
+      <w:r>
+        <w:t>», мы понимаем смысл – что было целью написания закорючки.</w:t>
+      </w:r>
+    </w:p>
+    <w:p>
+      <w:pPr>
+        <w:pStyle w:val="afb"/>
+        <w:ind w:left="360"/>
+      </w:pPr>
+    </w:p>
+    <w:p>
+      <w:pPr>
+        <w:pStyle w:val="afb"/>
+        <w:ind w:left="360"/>
+      </w:pPr>
+      <w:r>
+        <w:t>На этом ПОКА начинает рассыпаться идея анализировать движение пользовательской мыши по экрану и выделять характерные закорючки и линии – предполагается, что этого нельзя сделать без привязки к смыслу, если бы мы могли знать, какой результат хотел достичь человек своей закорючкой, то могли бы делать выводы.</w:t>
+      </w:r>
+    </w:p>
+    <w:p>
+      <w:pPr>
+        <w:pStyle w:val="afb"/>
+        <w:ind w:left="360"/>
+      </w:pPr>
+    </w:p>
+    <w:p>
+      <w:pPr>
+        <w:pStyle w:val="afb"/>
+        <w:ind w:left="360"/>
+      </w:pPr>
+      <w:r>
+        <w:t>Рассмотрим возможные, но неисследованные способы:</w:t>
+      </w:r>
+    </w:p>
+    <w:p>
+      <w:pPr>
+        <w:pStyle w:val="afb"/>
+        <w:ind w:left="360"/>
+      </w:pPr>
+      <w:r>
+        <w:lastRenderedPageBreak/>
+        <w:t>1.А</w:t>
+      </w:r>
+      <w:r>
+        <w:t xml:space="preserve">нализ </w:t>
+      </w:r>
+      <w:r>
+        <w:t>маршрутов</w:t>
+      </w:r>
+      <w:r>
+        <w:t>, которые пользователь рисует своими движениями мыши – мы вполне можем выяснить, в каком приложении работает пользователь, т</w:t>
+      </w:r>
+      <w:r>
+        <w:t xml:space="preserve">.к. ОС позволяют получить </w:t>
+      </w:r>
+      <w:r>
+        <w:rPr>
+          <w:lang w:val="en-US"/>
+        </w:rPr>
+        <w:t>Main</w:t>
+      </w:r>
+      <w:r>
+        <w:t xml:space="preserve"> </w:t>
+      </w:r>
+      <w:r>
+        <w:rPr>
+          <w:lang w:val="en-US"/>
+        </w:rPr>
+        <w:t>Page</w:t>
+      </w:r>
+      <w:r>
+        <w:t xml:space="preserve"> </w:t>
+      </w:r>
+      <w:r>
+        <w:t>–</w:t>
+      </w:r>
+      <w:r>
+        <w:t xml:space="preserve"> </w:t>
+      </w:r>
+      <w:r>
+        <w:t xml:space="preserve">страницу, которая открыта поверх всех. </w:t>
+      </w:r>
+    </w:p>
+    <w:p>
+      <w:pPr>
+        <w:pStyle w:val="afb"/>
+        <w:ind w:left="360"/>
+      </w:pPr>
+      <w:r>
+        <w:t>Далее можем сравнить эталонные маршруты работы пользователя в прошлые сеансы работы с этим приложением – предполагаю, что там будет характерная зависимости.</w:t>
+      </w:r>
+    </w:p>
+    <w:p>
+      <w:pPr>
+        <w:pStyle w:val="afb"/>
+        <w:ind w:left="360"/>
+      </w:pPr>
+      <w:r>
+        <w:t>Её можно будет получить, например, если сравнить расстояния от анализируемой текущей точки маршрута мыши пользователя до ближайшей точки других маршрутов пользователя – если окажется, что маршруты «близки», то аномалии нет, в противном случае – аномалия.</w:t>
+      </w:r>
+    </w:p>
+    <w:p>
+      <w:pPr>
+        <w:pStyle w:val="afb"/>
+        <w:ind w:left="360"/>
+      </w:pPr>
+    </w:p>
+    <w:p>
+      <w:pPr>
+        <w:pStyle w:val="afb"/>
+        <w:ind w:left="360"/>
+      </w:pPr>
+      <w:r>
+        <w:t>2.Разбитие маршрута на сегменты по времени или длине сегмента – это может показать, насколько пользователь опытен, насколько он быстро и эффективно использует приложение.</w:t>
+      </w:r>
+    </w:p>
+    <w:p>
+      <w:pPr>
+        <w:pStyle w:val="afb"/>
+        <w:ind w:left="360"/>
+      </w:pPr>
+    </w:p>
+    <w:p>
+      <w:pPr>
+        <w:pStyle w:val="afb"/>
+        <w:ind w:left="360"/>
+      </w:pPr>
+      <w:r>
+        <w:t xml:space="preserve">3.Если бы мы знали контекст, то могли бы внести смысл в маршруты пользователя при работе с ОС – для этого нужно отслеживать события на </w:t>
+      </w:r>
+      <w:r>
+        <w:t>экране</w:t>
+      </w:r>
+      <w:r>
+        <w:t xml:space="preserve"> (</w:t>
+      </w:r>
+      <w:r>
+        <w:t>закрытие страницы, открытие нового окна и т.д.)</w:t>
+      </w:r>
+    </w:p>
+    <w:p>
+      <w:pPr>
+        <w:pStyle w:val="afb"/>
+        <w:ind w:left="360"/>
+      </w:pPr>
+    </w:p>
+    <w:p>
+      <w:pPr>
+        <w:pStyle w:val="afb"/>
+        <w:ind w:left="360"/>
+      </w:pPr>
+      <w:r>
+        <w:t>Итог: Мышь является интересным устройством для получения информации для последующего исследования и выявления поведенческой аномалии, эта ниша на текущий момент плохо исследована, но, по-моему, она перспективна.</w:t>
+      </w:r>
+    </w:p>
+    <w:p>
+      <w:pPr>
+        <w:pStyle w:val="afb"/>
+        <w:ind w:left="360"/>
+      </w:pPr>
+    </w:p>
+    <w:p>
+      <w:pPr>
+        <w:pStyle w:val="afb"/>
+        <w:ind w:left="360"/>
+      </w:pPr>
+      <w:r>
+        <w:t xml:space="preserve">Стоит помнить, что опытные пользователи работают без мыши – только клавиатурой, </w:t>
+      </w:r>
+      <w:r>
+        <w:t xml:space="preserve">сочетаниями клавиш. Более того, в случае систем без </w:t>
+      </w:r>
+      <w:r>
+        <w:rPr>
+          <w:lang w:val="en-US"/>
+        </w:rPr>
+        <w:t>UI</w:t>
+      </w:r>
+      <w:r>
+        <w:t xml:space="preserve"> </w:t>
+      </w:r>
+      <w:r>
+        <w:t>интерфейса, например, серверов, анализ мыши оказывается бесполезным, т.к. есть только консоль, но для анализа активности обычных пользовательских систем – это почва для глубоких исследований.</w:t>
+      </w:r>
+    </w:p>
+    <w:p>
+      <w:pPr>
+        <w:pStyle w:val="afb"/>
+      </w:pPr>
+    </w:p>
+    <w:p>
+      <w:pPr>
+        <w:pStyle w:val="afb"/>
+      </w:pPr>
+      <w:r>
+        <w:t>3.Голосовое управление ОС – всё чаще последнее время слышно о том, что различные ОС внедряют управление голосом. Голос можно распознать – придать действиям пользователя смысл. В такой трактовке голосовые средства ввода можно считать удобными для анализа, но на текущий момент, функцией голосового управления пользуются единицы пользователей.</w:t>
+      </w:r>
+    </w:p>
+    <w:p>
+      <w:pPr>
+        <w:pStyle w:val="afb"/>
+      </w:pPr>
+      <w:r>
+        <w:t>Это может стать актуальным, если проекты по интеграции чипов, принесут управление системой с помощью одного мышления – скорее всего, они перешагнут через голосовое управление, поэтому эта сфера малоактуальна.</w:t>
+      </w:r>
+    </w:p>
+    <w:p>
+      <w:pPr>
+        <w:pStyle w:val="afb"/>
+      </w:pPr>
+    </w:p>
+    <w:p>
+      <w:pPr>
+        <w:pStyle w:val="afb"/>
+      </w:pPr>
+      <w:r>
+        <w:t>Итого: Методы анализа поведенческих особенностей по цифровому «почерку» - крайне интересны</w:t>
+      </w:r>
+      <w:r>
+        <w:t xml:space="preserve">, </w:t>
+      </w:r>
+      <w:r>
+        <w:t>перспективны</w:t>
+      </w:r>
+      <w:r>
+        <w:t xml:space="preserve"> в силу того, что реализуют как макро, так и </w:t>
+      </w:r>
+      <w:r>
+        <w:t>микроанализ</w:t>
+      </w:r>
+      <w:r>
+        <w:t xml:space="preserve"> – при этом, довольно характерный, если не сказать уникальный, для каждого пользователя.</w:t>
+      </w:r>
+    </w:p>
+    <w:p>
+      <w:pPr>
+        <w:pStyle w:val="afb"/>
+      </w:pPr>
+      <w:r>
+        <w:t xml:space="preserve">Для пользовательских систем </w:t>
+      </w:r>
+      <w:r>
+        <w:t xml:space="preserve">важно понимать, что конкретно сейчас пользователь действует так, если бы это был другой человек. Этого часто не хватает статическим </w:t>
+      </w:r>
+      <w:r>
+        <w:lastRenderedPageBreak/>
+        <w:t xml:space="preserve">метрикам – они могут заметить расхождения, но на это нужно больше времени, и точность может быть посредственна. Поэтому анализ цифрового «почерка» при работе пользователя вполне можно рассматривать как метрику для </w:t>
+      </w:r>
+      <w:r>
+        <w:rPr>
+          <w:lang w:val="en-US"/>
+        </w:rPr>
+        <w:t>IPS</w:t>
+      </w:r>
+      <w:r>
+        <w:t xml:space="preserve"> </w:t>
+      </w:r>
+      <w:r>
+        <w:t>системы, чтобы предотвращать работу уставших пользователей или злоумышленников.</w:t>
+      </w:r>
+    </w:p>
+    <w:p>
+      <w:pPr>
+        <w:pStyle w:val="afb"/>
+      </w:pPr>
+    </w:p>
+    <w:p>
+      <w:pPr>
+        <w:pStyle w:val="afb"/>
+      </w:pPr>
+      <w:r>
+        <w:t>О</w:t>
+      </w:r>
+      <w:r>
+        <w:t xml:space="preserve">днако их внедрение требует большого исследования. Массивный камень на этом пути – это осмысление действий пользователя, если нельзя понять смысл того, что хотел пользователь, то средства анализа </w:t>
+      </w:r>
+      <w:r>
+        <w:t xml:space="preserve">теряют свою </w:t>
+      </w:r>
+      <w:r>
+        <w:t>целесообразность</w:t>
+      </w:r>
+      <w:r>
+        <w:t>.</w:t>
+      </w:r>
+    </w:p>
+    <w:p>
+      <w:pPr>
+        <w:pStyle w:val="afd"/>
+      </w:pPr>
+    </w:p>
+    <w:p>
+      <w:pPr>
+        <w:pStyle w:val="afd"/>
+      </w:pPr>
+      <w:bookmarkStart w:id="35" w:name="_Toc216650726"/>
+      <w:r>
+        <w:t>Сбор активности с конкретного устройства</w:t>
+      </w:r>
+      <w:bookmarkEnd w:id="35"/>
+    </w:p>
+    <w:p>
+      <w:pPr>
+        <w:pStyle w:val="afb"/>
+      </w:pPr>
+      <w:r>
+        <w:t>Для сбора активности можно использовать как инструменты конкретной ОС, так и библиотеки, которые эти вызовы используют, при этом представляют кроссплатформенную поддержку.</w:t>
+      </w:r>
+    </w:p>
+    <w:p>
+      <w:pPr>
+        <w:pStyle w:val="afb"/>
+      </w:pPr>
+    </w:p>
+    <w:p>
+      <w:pPr>
+        <w:pStyle w:val="afb"/>
+      </w:pPr>
+      <w:r>
+        <w:t xml:space="preserve">Сбор активности устройства может быть реализовать с помощью </w:t>
+      </w:r>
+      <w:r>
+        <w:rPr>
+          <w:lang w:val="en-US"/>
+        </w:rPr>
+        <w:t>python</w:t>
+      </w:r>
+      <w:r>
+        <w:t xml:space="preserve"> </w:t>
+      </w:r>
+      <w:r>
+        <w:t>библиотек:</w:t>
+      </w:r>
+    </w:p>
+    <w:p>
+      <w:pPr>
+        <w:pStyle w:val="afb"/>
+        <w:numPr>
+          <w:ilvl w:val="0"/>
+          <w:numId w:val="35"/>
+        </w:numPr>
+      </w:pPr>
+      <w:proofErr w:type="spellStart"/>
+      <w:r>
+        <w:t>Psutil</w:t>
+      </w:r>
+      <w:proofErr w:type="spellEnd"/>
+      <w:r>
+        <w:t xml:space="preserve"> – кроссплатформенное решение, позволяет получать информацию о системе и о работающих процессах.</w:t>
+      </w:r>
+    </w:p>
+    <w:p>
+      <w:pPr>
+        <w:pStyle w:val="afb"/>
+        <w:ind w:left="720"/>
+      </w:pPr>
+      <w:r>
+        <w:t xml:space="preserve">Важно заметить, что на ОС </w:t>
+      </w:r>
+      <w:r>
+        <w:rPr>
+          <w:lang w:val="en-US"/>
+        </w:rPr>
+        <w:t>Linux</w:t>
+      </w:r>
+      <w:r>
+        <w:t xml:space="preserve"> </w:t>
+      </w:r>
+      <w:r>
+        <w:t xml:space="preserve">возможности шире, чем на </w:t>
+      </w:r>
+      <w:r>
+        <w:rPr>
+          <w:lang w:val="en-US"/>
+        </w:rPr>
+        <w:t>Windows</w:t>
+      </w:r>
+      <w:r>
+        <w:t>, можно получить более детальную информацию о использовании памяти процессорами, выявить, какие файлы открыты, сколько в них добавлено</w:t>
+      </w:r>
+      <w:r>
+        <w:t>/</w:t>
+      </w:r>
+      <w:r>
+        <w:t>удалено, даже на какой позиции сейчас стоит процесс.</w:t>
+      </w:r>
+    </w:p>
+    <w:p>
+      <w:pPr>
+        <w:pStyle w:val="afb"/>
+        <w:ind w:left="720"/>
+      </w:pPr>
+      <w:r>
+        <w:t>Так же есть информация о</w:t>
+      </w:r>
+      <w:r>
+        <w:t>б</w:t>
+      </w:r>
+      <w:r>
+        <w:t xml:space="preserve"> использованном процессорном времени.</w:t>
+      </w:r>
+    </w:p>
+    <w:p>
+      <w:pPr>
+        <w:pStyle w:val="afb"/>
+        <w:numPr>
+          <w:ilvl w:val="0"/>
+          <w:numId w:val="35"/>
+        </w:numPr>
+      </w:pPr>
+      <w:proofErr w:type="spellStart"/>
+      <w:r>
+        <w:t>GPUtil</w:t>
+      </w:r>
+      <w:proofErr w:type="spellEnd"/>
+      <w:r>
+        <w:t xml:space="preserve"> – мощный инструмент для сбора информации о работе графического процессора (загрузка, температура, частота и т.п.)</w:t>
+      </w:r>
+    </w:p>
+    <w:p>
+      <w:pPr>
+        <w:pStyle w:val="afb"/>
+        <w:numPr>
+          <w:ilvl w:val="0"/>
+          <w:numId w:val="35"/>
+        </w:numPr>
+      </w:pPr>
+      <w:proofErr w:type="spellStart"/>
+      <w:r>
+        <w:rPr>
+          <w:lang w:val="en-US"/>
+        </w:rPr>
+        <w:t>Platworm</w:t>
+      </w:r>
+      <w:proofErr w:type="spellEnd"/>
+      <w:r>
+        <w:t xml:space="preserve"> – </w:t>
+      </w:r>
+      <w:r>
+        <w:t>позволяет получить информацию о системе, в которой работает приложение, может быть полезно при конфигурации некоторых анализаторов, чтобы принять решение как в зависимости от ОС извлекать данные.</w:t>
+      </w:r>
+    </w:p>
+    <w:p>
+      <w:pPr>
+        <w:pStyle w:val="afb"/>
+        <w:numPr>
+          <w:ilvl w:val="0"/>
+          <w:numId w:val="35"/>
+        </w:numPr>
+      </w:pPr>
+      <w:proofErr w:type="spellStart"/>
+      <w:r>
+        <w:rPr>
+          <w:lang w:val="en-US"/>
+        </w:rPr>
+        <w:t>Scapy</w:t>
+      </w:r>
+      <w:proofErr w:type="spellEnd"/>
+      <w:r>
+        <w:t xml:space="preserve"> – </w:t>
+      </w:r>
+      <w:r>
+        <w:t xml:space="preserve">мощный инструмент для </w:t>
+      </w:r>
+      <w:proofErr w:type="spellStart"/>
+      <w:r>
+        <w:t>сниффинга</w:t>
+      </w:r>
+      <w:proofErr w:type="spellEnd"/>
+      <w:r>
+        <w:t xml:space="preserve"> трафика</w:t>
+      </w:r>
+      <w:r>
+        <w:t xml:space="preserve"> и разбора содержимого пакетов.</w:t>
+      </w:r>
+    </w:p>
+    <w:p>
+      <w:pPr>
+        <w:pStyle w:val="afb"/>
+      </w:pPr>
+    </w:p>
+    <w:p>
+      <w:pPr>
+        <w:pStyle w:val="afb"/>
+      </w:pPr>
+    </w:p>
+    <w:p>
+      <w:pPr>
+        <w:pStyle w:val="afd"/>
+      </w:pPr>
+    </w:p>
+    <w:p>
+      <w:pPr>
+        <w:pStyle w:val="afd"/>
+      </w:pPr>
+      <w:bookmarkStart w:id="36" w:name="_Toc216650727"/>
+      <w:r>
+        <w:t>Выбор модели подсистемы представлений</w:t>
+      </w:r>
+      <w:bookmarkEnd w:id="36"/>
+    </w:p>
+    <w:p>
+      <w:pPr>
+        <w:pStyle w:val="afb"/>
+      </w:pPr>
+      <w:r>
+        <w:t xml:space="preserve">Важно понимать, что оба рассмотренных подхода важны и должны использоваться в совокупности, в зависимости от </w:t>
+      </w:r>
+      <w:r>
+        <w:t>поставленной задачи.</w:t>
+      </w:r>
+    </w:p>
+    <w:p>
+      <w:pPr>
+        <w:pStyle w:val="afb"/>
+      </w:pPr>
+    </w:p>
+    <w:p>
+      <w:pPr>
+        <w:pStyle w:val="afb"/>
+      </w:pPr>
+      <w:r>
+        <w:t>В рамках дипломной работы, принято решение сделать акцент на анализе системы-пользователя – макроанализ статистических отклонений в работе системы</w:t>
+      </w:r>
+      <w:r>
+        <w:t>-</w:t>
+      </w:r>
+      <w:r>
+        <w:t>пользователя.</w:t>
+      </w:r>
+      <w:r>
+        <w:t xml:space="preserve"> Анализ на микроуровне планируется изучать в кандидатской</w:t>
+      </w:r>
+      <w:r>
+        <w:t xml:space="preserve"> работе.</w:t>
+      </w:r>
+    </w:p>
+    <w:p>
+      <w:pPr>
+        <w:pStyle w:val="afb"/>
+      </w:pPr>
+    </w:p>
+    <w:p>
+      <w:pPr>
+        <w:pStyle w:val="afb"/>
+      </w:pPr>
+      <w:r>
+        <w:lastRenderedPageBreak/>
+        <w:t xml:space="preserve">За основу </w:t>
+      </w:r>
+      <w:r>
+        <w:t>возьмём</w:t>
+      </w:r>
+      <w:r>
+        <w:t xml:space="preserve"> анализ статистической активности всей системы, с возможностью детализации по активности конкретных процессов</w:t>
+      </w:r>
+      <w:r>
+        <w:t>/</w:t>
+      </w:r>
+      <w:r>
+        <w:t>приложений</w:t>
+      </w:r>
+      <w:r>
+        <w:t xml:space="preserve"> – </w:t>
+      </w:r>
+      <w:r>
+        <w:rPr>
+          <w:lang w:val="en-US"/>
+        </w:rPr>
+        <w:t>process</w:t>
+      </w:r>
+      <w:r>
+        <w:t>_</w:t>
+      </w:r>
+      <w:r>
+        <w:rPr>
+          <w:lang w:val="en-US"/>
+        </w:rPr>
+        <w:t>activity</w:t>
+      </w:r>
+      <w:r>
+        <w:t>.</w:t>
+      </w:r>
+    </w:p>
+    <w:p>
+      <w:pPr>
+        <w:pStyle w:val="afb"/>
+      </w:pPr>
+      <w:r>
+        <w:t>Дополним модель информацией по соединениям</w:t>
+      </w:r>
+      <w:r>
+        <w:t>(</w:t>
+      </w:r>
+      <w:r>
+        <w:rPr>
+          <w:lang w:val="en-US"/>
+        </w:rPr>
+        <w:t>network</w:t>
+      </w:r>
+      <w:r>
+        <w:t>_</w:t>
+      </w:r>
+      <w:r>
+        <w:rPr>
+          <w:lang w:val="en-US"/>
+        </w:rPr>
+        <w:t>activity</w:t>
+      </w:r>
+      <w:r>
+        <w:t>)</w:t>
+      </w:r>
+      <w:r>
+        <w:t xml:space="preserve"> – по </w:t>
+      </w:r>
+      <w:r>
+        <w:rPr>
+          <w:lang w:val="en-US"/>
+        </w:rPr>
+        <w:t>IP</w:t>
+      </w:r>
+      <w:r>
+        <w:t xml:space="preserve"> </w:t>
+      </w:r>
+      <w:r>
+        <w:t xml:space="preserve">трафику, который ходит на устройстве, с возможностью, привязать трафик к конкретному процессу и приложению – это может быть полезно при </w:t>
+      </w:r>
+      <w:r>
+        <w:t>построении отчёта в момент инцидента. Даже если не наша система, то опытный администратор будет доволен возможностью посмотреть, какое приложение, что делало в сети в момент времени.</w:t>
+      </w:r>
+    </w:p>
+    <w:p>
+      <w:pPr>
+        <w:pStyle w:val="afb"/>
+      </w:pPr>
+    </w:p>
+    <w:p>
+      <w:pPr>
+        <w:pStyle w:val="afb"/>
+      </w:pPr>
+      <w:r>
+        <w:t>Нетрудно</w:t>
+      </w:r>
+      <w:r>
+        <w:t xml:space="preserve"> </w:t>
+      </w:r>
+      <w:r>
+        <w:t>догадаться</w:t>
+      </w:r>
+      <w:r>
+        <w:t xml:space="preserve">, </w:t>
+      </w:r>
+      <w:r>
+        <w:t>что</w:t>
+      </w:r>
+      <w:r>
+        <w:t xml:space="preserve"> </w:t>
+      </w:r>
+      <w:r>
+        <w:rPr>
+          <w:lang w:val="en-US"/>
+        </w:rPr>
+        <w:t>process</w:t>
+      </w:r>
+      <w:r>
+        <w:t>_</w:t>
+      </w:r>
+      <w:r>
+        <w:rPr>
+          <w:lang w:val="en-US"/>
+        </w:rPr>
+        <w:t>activity</w:t>
+      </w:r>
+      <w:r>
+        <w:t xml:space="preserve"> </w:t>
+      </w:r>
+      <w:r>
+        <w:t>и</w:t>
+      </w:r>
+      <w:r>
+        <w:t xml:space="preserve"> </w:t>
+      </w:r>
+      <w:r>
+        <w:rPr>
+          <w:lang w:val="en-US"/>
+        </w:rPr>
+        <w:t>network</w:t>
+      </w:r>
+      <w:r>
+        <w:t>_</w:t>
+      </w:r>
+      <w:r>
+        <w:rPr>
+          <w:lang w:val="en-US"/>
+        </w:rPr>
+        <w:t>activity</w:t>
+      </w:r>
+      <w:r>
+        <w:t xml:space="preserve"> – </w:t>
+      </w:r>
+      <w:r>
+        <w:t xml:space="preserve">это отдельные </w:t>
+      </w:r>
+    </w:p>
+    <w:p>
+      <w:pPr>
+        <w:pStyle w:val="afb"/>
+      </w:pPr>
+      <w:r>
+        <w:t xml:space="preserve">сборщики исходной информации, задача которых сводится к тому, чтобы накапливать «грязные» данные о работе системы – </w:t>
+      </w:r>
+      <w:proofErr w:type="spellStart"/>
+      <w:r>
+        <w:t>логировать</w:t>
+      </w:r>
+      <w:proofErr w:type="spellEnd"/>
+      <w:r>
+        <w:t xml:space="preserve"> происходящее.</w:t>
+      </w:r>
+    </w:p>
+    <w:p>
+      <w:pPr>
+        <w:pStyle w:val="afb"/>
+      </w:pPr>
+    </w:p>
+    <w:p>
+      <w:pPr>
+        <w:pStyle w:val="afb"/>
+        <w:numPr>
+          <w:ilvl w:val="0"/>
+          <w:numId w:val="30"/>
+        </w:numPr>
+      </w:pPr>
+      <w:r>
+        <w:rPr>
+          <w:lang w:val="en-US"/>
+        </w:rPr>
+        <w:t>total</w:t>
+      </w:r>
+      <w:r>
+        <w:t>_</w:t>
+      </w:r>
+      <w:r>
+        <w:rPr>
+          <w:lang w:val="en-US"/>
+        </w:rPr>
+        <w:t>activity</w:t>
+      </w:r>
+      <w:r>
+        <w:t xml:space="preserve"> – </w:t>
+      </w:r>
+      <w:r>
+        <w:t>основная таблица, которая хранить значения нагрузки на систему в интервале времени.</w:t>
+      </w:r>
+    </w:p>
+    <w:p>
+      <w:pPr>
+        <w:pStyle w:val="afb"/>
+        <w:ind w:left="720"/>
+      </w:pPr>
+      <w:r>
+        <w:rPr>
+          <w:lang w:val="en-US"/>
+        </w:rPr>
+        <w:t>create</w:t>
+      </w:r>
+      <w:r>
+        <w:t>_</w:t>
+      </w:r>
+      <w:r>
+        <w:rPr>
+          <w:lang w:val="en-US"/>
+        </w:rPr>
+        <w:t>date</w:t>
+      </w:r>
+      <w:r>
+        <w:t xml:space="preserve"> – </w:t>
+      </w:r>
+      <w:r>
+        <w:t>дискретизированное время, например, с точностью 1-10 мин.</w:t>
+      </w:r>
+    </w:p>
+    <w:p>
+      <w:pPr>
+        <w:pStyle w:val="afb"/>
+      </w:pPr>
+    </w:p>
+    <w:p>
+      <w:pPr>
+        <w:pStyle w:val="afb"/>
+        <w:ind w:left="720"/>
+      </w:pPr>
+      <w:r>
+        <w:t xml:space="preserve">данные об активности системы нет смысла собирать с точностью до секунды – достаточно хранить временной интервал и </w:t>
+      </w:r>
+      <w:r>
+        <w:t>сохранять</w:t>
+      </w:r>
+      <w:r>
+        <w:t xml:space="preserve"> порядок событий.</w:t>
+      </w:r>
+    </w:p>
+    <w:p>
+      <w:pPr>
+        <w:pStyle w:val="afb"/>
+      </w:pPr>
+    </w:p>
+    <w:p>
+      <w:pPr>
+        <w:pStyle w:val="afb"/>
+        <w:ind w:left="720"/>
+      </w:pPr>
+      <w:r>
+        <w:rPr>
+          <w:lang w:val="en-US"/>
+        </w:rPr>
+        <w:t>total</w:t>
+      </w:r>
+      <w:r>
+        <w:t>_</w:t>
+      </w:r>
+      <w:r>
+        <w:rPr>
+          <w:lang w:val="en-US"/>
+        </w:rPr>
+        <w:t>activity</w:t>
+      </w:r>
+      <w:r>
+        <w:t>.</w:t>
+      </w:r>
+      <w:r>
+        <w:rPr>
+          <w:lang w:val="en-US"/>
+        </w:rPr>
+        <w:t>id</w:t>
+      </w:r>
+      <w:r>
+        <w:t xml:space="preserve"> – </w:t>
+      </w:r>
+      <w:r>
+        <w:t>внешний</w:t>
+      </w:r>
+      <w:r>
+        <w:t xml:space="preserve"> </w:t>
+      </w:r>
+      <w:r>
+        <w:t>ключ</w:t>
+      </w:r>
+      <w:r>
+        <w:t xml:space="preserve"> </w:t>
+      </w:r>
+      <w:r>
+        <w:t>для таблиц детализации по процессам, т.к. позволяет привязать данные по процессам к единому временному интервалу, в который они все были записаны.</w:t>
+      </w:r>
+    </w:p>
+    <w:p>
+      <w:pPr>
+        <w:pStyle w:val="afb"/>
+        <w:ind w:left="720"/>
+      </w:pPr>
+      <w:r>
+        <w:rPr>
+          <w:noProof/>
+          <w:lang w:val="en-US"/>
+        </w:rPr>
+        <w:drawing>
+          <wp:inline distT="0" distB="0" distL="0" distR="0" wp14:anchorId="75550B03" wp14:editId="5A947164">
+            <wp:extent cx="2210108" cy="2734057"/>
+            <wp:effectExtent l="0" t="0" r="0" b="9525"/>
+            <wp:docPr id="433310343" name="Рисунок 1"/>
+            <wp:cNvGraphicFramePr>
+              <a:graphicFrameLocks xmlns:a="http://schemas.openxmlformats.org/drawingml/2006/main" noChangeAspect="1"/>
+            </wp:cNvGraphicFramePr>
+            <a:graphic xmlns:a="http://schemas.openxmlformats.org/drawingml/2006/main">
+              <a:graphicData uri="http://schemas.openxmlformats.org/drawingml/2006/picture">
+                <pic:pic xmlns:pic="http://schemas.openxmlformats.org/drawingml/2006/picture">
+                  <pic:nvPicPr>
+                    <pic:cNvPr id="433310343" name=""/>
+                    <pic:cNvPicPr/>
+                  </pic:nvPicPr>
+                  <pic:blipFill>
+                    <a:blip r:embed="rId15"/>
+                    <a:stretch>
+                      <a:fillRect/>
+                    </a:stretch>
+                  </pic:blipFill>
+                  <pic:spPr>
+                    <a:xfrm>
+                      <a:off x="0" y="0"/>
+                      <a:ext cx="2210108" cy="2734057"/>
+                    </a:xfrm>
+                    <a:prstGeom prst="rect">
+                      <a:avLst/>
+                    </a:prstGeom>
+                  </pic:spPr>
+                </pic:pic>
+              </a:graphicData>
+            </a:graphic>
+          </wp:inline>
+        </w:drawing>
+      </w:r>
+    </w:p>
+    <w:p>
+      <w:pPr>
+        <w:pStyle w:val="afb"/>
+        <w:numPr>
+          <w:ilvl w:val="0"/>
+          <w:numId w:val="30"/>
+        </w:numPr>
+      </w:pPr>
+      <w:r>
+        <w:rPr>
+          <w:lang w:val="en-US"/>
+        </w:rPr>
+        <w:t>app</w:t>
+      </w:r>
+      <w:r>
+        <w:t>_</w:t>
+      </w:r>
+      <w:r>
+        <w:rPr>
+          <w:lang w:val="en-US"/>
+        </w:rPr>
+        <w:t>info</w:t>
+      </w:r>
+      <w:r>
+        <w:t xml:space="preserve"> – </w:t>
+      </w:r>
+      <w:r>
+        <w:t>таблица для идентификации приложений, позволяет привязать процессы приложению – инициатору.</w:t>
+      </w:r>
+    </w:p>
+    <w:p>
+      <w:pPr>
+        <w:pStyle w:val="afb"/>
+      </w:pPr>
+    </w:p>
+    <w:p>
+      <w:pPr>
+        <w:pStyle w:val="afb"/>
+        <w:ind w:left="720"/>
+      </w:pPr>
+      <w:r>
+        <w:rPr>
+          <w:lang w:val="en-US"/>
+        </w:rPr>
+        <w:t>create</w:t>
+      </w:r>
+      <w:r>
+        <w:t>_</w:t>
+      </w:r>
+      <w:r>
+        <w:rPr>
+          <w:lang w:val="en-US"/>
+        </w:rPr>
+        <w:t>date</w:t>
+      </w:r>
+      <w:r>
+        <w:t xml:space="preserve"> – </w:t>
+      </w:r>
+      <w:r>
+        <w:t>дата добавления записи, позволяет понять, когда приложение впервые пришло в нашу систему на анализ – может быть полезно при составлении автоматического отчёта по инциденту. Если произошла аномальная активность, то последнее добавленное приложение часто является его источником – подлежит проверке.</w:t>
+      </w:r>
+    </w:p>
+    <w:p>
+      <w:pPr>
+        <w:pStyle w:val="afb"/>
+        <w:ind w:left="720"/>
+        <w:rPr>
+          <w:lang w:val="en-US"/>
+        </w:rPr>
+      </w:pPr>
+      <w:r>
+        <w:rPr>
+          <w:noProof/>
+        </w:rPr>
+        <w:lastRenderedPageBreak/>
+        <w:drawing>
+          <wp:inline distT="0" distB="0" distL="0" distR="0" wp14:anchorId="3DE801FB" wp14:editId="08A0CB09">
+            <wp:extent cx="2057687" cy="1505160"/>
+            <wp:effectExtent l="0" t="0" r="0" b="0"/>
+            <wp:docPr id="1891006875" name="Рисунок 1"/>
+            <wp:cNvGraphicFramePr>
+              <a:graphicFrameLocks xmlns:a="http://schemas.openxmlformats.org/drawingml/2006/main" noChangeAspect="1"/>
+            </wp:cNvGraphicFramePr>
+            <a:graphic xmlns:a="http://schemas.openxmlformats.org/drawingml/2006/main">
+              <a:graphicData uri="http://schemas.openxmlformats.org/drawingml/2006/picture">
+                <pic:pic xmlns:pic="http://schemas.openxmlformats.org/drawingml/2006/picture">
+                  <pic:nvPicPr>
+                    <pic:cNvPr id="1891006875" name=""/>
+                    <pic:cNvPicPr/>
+                  </pic:nvPicPr>
+                  <pic:blipFill>
+                    <a:blip r:embed="rId16"/>
+                    <a:stretch>
+                      <a:fillRect/>
+                    </a:stretch>
+                  </pic:blipFill>
+                  <pic:spPr>
+                    <a:xfrm>
+                      <a:off x="0" y="0"/>
+                      <a:ext cx="2057687" cy="1505160"/>
+                    </a:xfrm>
+                    <a:prstGeom prst="rect">
+                      <a:avLst/>
+                    </a:prstGeom>
+                  </pic:spPr>
+                </pic:pic>
+              </a:graphicData>
+            </a:graphic>
+          </wp:inline>
+        </w:drawing>
+      </w:r>
+    </w:p>
+    <w:p>
+      <w:pPr>
+        <w:pStyle w:val="afb"/>
+        <w:ind w:left="720"/>
+        <w:rPr>
+          <w:lang w:val="en-US"/>
+        </w:rPr>
+      </w:pPr>
+    </w:p>
+    <w:p>
+      <w:pPr>
+        <w:pStyle w:val="afb"/>
+        <w:numPr>
+          <w:ilvl w:val="0"/>
+          <w:numId w:val="30"/>
+        </w:numPr>
+      </w:pPr>
+      <w:proofErr w:type="spellStart"/>
+      <w:r>
+        <w:t>process_activity</w:t>
+      </w:r>
+      <w:proofErr w:type="spellEnd"/>
+      <w:r>
+        <w:t xml:space="preserve"> – информация об активности конкретного процесса в конкретный </w:t>
+      </w:r>
+      <w:r>
+        <w:rPr>
+          <w:lang w:val="en-US"/>
+        </w:rPr>
+        <w:t>ta</w:t>
+      </w:r>
+      <w:r>
+        <w:t>_</w:t>
+      </w:r>
+      <w:r>
+        <w:rPr>
+          <w:lang w:val="en-US"/>
+        </w:rPr>
+        <w:t>id</w:t>
+      </w:r>
+      <w:r>
+        <w:t>.</w:t>
+      </w:r>
+    </w:p>
+    <w:p>
+      <w:pPr>
+        <w:pStyle w:val="afb"/>
+      </w:pPr>
+    </w:p>
+    <w:p>
+      <w:pPr>
+        <w:pStyle w:val="afb"/>
+        <w:ind w:left="720"/>
+      </w:pPr>
+      <w:proofErr w:type="spellStart"/>
+      <w:r>
+        <w:rPr>
+          <w:lang w:val="en-US"/>
+        </w:rPr>
+        <w:t>cpu</w:t>
+      </w:r>
+      <w:proofErr w:type="spellEnd"/>
+      <w:r>
+        <w:t>_</w:t>
+      </w:r>
+      <w:r>
+        <w:rPr>
+          <w:lang w:val="en-US"/>
+        </w:rPr>
+        <w:t>percent</w:t>
+      </w:r>
+      <w:r>
+        <w:t xml:space="preserve"> – </w:t>
+      </w:r>
+      <w:r>
+        <w:t>нагрузка на процессор</w:t>
+      </w:r>
+    </w:p>
+    <w:p>
+      <w:pPr>
+        <w:pStyle w:val="afb"/>
+        <w:ind w:left="720"/>
+      </w:pPr>
+      <w:r>
+        <w:rPr>
+          <w:lang w:val="en-US"/>
+        </w:rPr>
+        <w:t>memory</w:t>
+      </w:r>
+      <w:r>
+        <w:t>_</w:t>
+      </w:r>
+      <w:proofErr w:type="spellStart"/>
+      <w:r>
+        <w:rPr>
+          <w:lang w:val="en-US"/>
+        </w:rPr>
+        <w:t>rss</w:t>
+      </w:r>
+      <w:proofErr w:type="spellEnd"/>
+      <w:r>
+        <w:t xml:space="preserve"> – </w:t>
+      </w:r>
+      <w:r>
+        <w:t xml:space="preserve">затраты физической </w:t>
+      </w:r>
+      <w:r>
+        <w:rPr>
+          <w:lang w:val="en-US"/>
+        </w:rPr>
+        <w:t>RAM</w:t>
+      </w:r>
+      <w:r>
+        <w:t xml:space="preserve"> памяти</w:t>
+      </w:r>
+    </w:p>
+    <w:p>
+      <w:pPr>
+        <w:pStyle w:val="afb"/>
+        <w:ind w:left="720"/>
+      </w:pPr>
+      <w:r>
+        <w:rPr>
+          <w:lang w:val="en-US"/>
+        </w:rPr>
+        <w:t>memory</w:t>
+      </w:r>
+      <w:r>
+        <w:t>_</w:t>
+      </w:r>
+      <w:proofErr w:type="spellStart"/>
+      <w:r>
+        <w:rPr>
+          <w:lang w:val="en-US"/>
+        </w:rPr>
+        <w:t>vms</w:t>
+      </w:r>
+      <w:proofErr w:type="spellEnd"/>
+      <w:r>
+        <w:t xml:space="preserve"> – </w:t>
+      </w:r>
+      <w:r>
+        <w:t xml:space="preserve">затраты виртуальной </w:t>
+      </w:r>
+      <w:r>
+        <w:rPr>
+          <w:lang w:val="en-US"/>
+        </w:rPr>
+        <w:t>RAM</w:t>
+      </w:r>
+      <w:r>
+        <w:t xml:space="preserve"> </w:t>
+      </w:r>
+      <w:r>
+        <w:t>памяти</w:t>
+      </w:r>
+    </w:p>
+    <w:p>
+      <w:pPr>
+        <w:pStyle w:val="afb"/>
+        <w:ind w:left="720"/>
+      </w:pPr>
+      <w:r>
+        <w:rPr>
+          <w:lang w:val="en-US"/>
+        </w:rPr>
+        <w:t>memory</w:t>
+      </w:r>
+      <w:r>
+        <w:t>_</w:t>
+      </w:r>
+      <w:proofErr w:type="spellStart"/>
+      <w:r>
+        <w:rPr>
+          <w:lang w:val="en-US"/>
+        </w:rPr>
+        <w:t>persent</w:t>
+      </w:r>
+      <w:proofErr w:type="spellEnd"/>
+      <w:r>
+        <w:t xml:space="preserve"> – </w:t>
+      </w:r>
+      <w:r>
+        <w:t>процент от общей затраченной памяти.</w:t>
+      </w:r>
+    </w:p>
+    <w:p>
+      <w:pPr>
+        <w:pStyle w:val="afb"/>
+      </w:pPr>
+    </w:p>
+    <w:p>
+      <w:pPr>
+        <w:pStyle w:val="afb"/>
+        <w:ind w:left="720"/>
+      </w:pPr>
+      <w:r>
+        <w:t xml:space="preserve">Важно понимать, что проценты от общего возможного </w:t>
+      </w:r>
+      <w:proofErr w:type="spellStart"/>
+      <w:r>
+        <w:t>обьёма</w:t>
+      </w:r>
+      <w:proofErr w:type="spellEnd"/>
+      <w:r>
+        <w:t xml:space="preserve"> – это нехорошая метрика, если планируется смена процессора или добавление ОЗУ – данные с процентами сразу станут бесполезны, однако на момент реализации не вижу простого способа оценить загрузку процессора на </w:t>
+      </w:r>
+      <w:r>
+        <w:rPr>
+          <w:lang w:val="en-US"/>
+        </w:rPr>
+        <w:t>Windows</w:t>
+      </w:r>
+      <w:r>
+        <w:t xml:space="preserve"> – он есть, </w:t>
+      </w:r>
+      <w:r>
+        <w:t>можно судить по процессорному времени, но там есть тонкости.</w:t>
+      </w:r>
+    </w:p>
+    <w:p>
+      <w:pPr>
+        <w:pStyle w:val="afb"/>
+        <w:ind w:left="720"/>
+      </w:pPr>
+      <w:r>
+        <w:rPr>
+          <w:noProof/>
+        </w:rPr>
+        <w:drawing>
+          <wp:inline distT="0" distB="0" distL="0" distR="0" wp14:anchorId="171BBE1B" wp14:editId="3A5E080A">
+            <wp:extent cx="5086350" cy="2973136"/>
+            <wp:effectExtent l="0" t="0" r="0" b="0"/>
+            <wp:docPr id="1875859248" name="Рисунок 1"/>
+            <wp:cNvGraphicFramePr>
+              <a:graphicFrameLocks xmlns:a="http://schemas.openxmlformats.org/drawingml/2006/main" noChangeAspect="1"/>
+            </wp:cNvGraphicFramePr>
+            <a:graphic xmlns:a="http://schemas.openxmlformats.org/drawingml/2006/main">
+              <a:graphicData uri="http://schemas.openxmlformats.org/drawingml/2006/picture">
+                <pic:pic xmlns:pic="http://schemas.openxmlformats.org/drawingml/2006/picture">
+                  <pic:nvPicPr>
+                    <pic:cNvPr id="1875859248" name=""/>
+                    <pic:cNvPicPr/>
+                  </pic:nvPicPr>
+                  <pic:blipFill>
+                    <a:blip r:embed="rId17"/>
+                    <a:stretch>
+                      <a:fillRect/>
+                    </a:stretch>
+                  </pic:blipFill>
+                  <pic:spPr>
+                    <a:xfrm>
+                      <a:off x="0" y="0"/>
+                      <a:ext cx="5092783" cy="2976896"/>
+                    </a:xfrm>
+                    <a:prstGeom prst="rect">
+                      <a:avLst/>
+                    </a:prstGeom>
+                  </pic:spPr>
+                </pic:pic>
+              </a:graphicData>
+            </a:graphic>
+          </wp:inline>
+        </w:drawing>
+      </w:r>
+    </w:p>
+    <w:p>
+      <w:pPr>
+        <w:pStyle w:val="afb"/>
+        <w:ind w:left="720"/>
+      </w:pPr>
+    </w:p>
+    <w:p>
+      <w:pPr>
+        <w:pStyle w:val="afb"/>
+        <w:numPr>
+          <w:ilvl w:val="0"/>
+          <w:numId w:val="30"/>
+        </w:numPr>
+      </w:pPr>
+      <w:r>
+        <w:rPr>
+          <w:lang w:val="en-US"/>
+        </w:rPr>
+        <w:t>process</w:t>
+      </w:r>
+      <w:r>
+        <w:t>_</w:t>
+      </w:r>
+      <w:r>
+        <w:rPr>
+          <w:lang w:val="en-US"/>
+        </w:rPr>
+        <w:t>connections</w:t>
+      </w:r>
+      <w:r>
+        <w:t xml:space="preserve"> – </w:t>
+      </w:r>
+      <w:r>
+        <w:t>информация</w:t>
+      </w:r>
+      <w:r>
+        <w:t xml:space="preserve"> </w:t>
+      </w:r>
+      <w:r>
+        <w:t>о</w:t>
+      </w:r>
+      <w:r>
+        <w:t xml:space="preserve"> </w:t>
+      </w:r>
+      <w:r>
+        <w:t>соединениях, открытых конкретном процессом.</w:t>
+      </w:r>
+    </w:p>
+    <w:p>
+      <w:pPr>
+        <w:pStyle w:val="afb"/>
+        <w:ind w:left="720"/>
+      </w:pPr>
+      <w:r>
+        <w:t xml:space="preserve">Позволяет сопоставить конкретный процесс с его сетевой активностью в момент времени </w:t>
+      </w:r>
+      <w:r>
+        <w:rPr>
+          <w:lang w:val="en-US"/>
+        </w:rPr>
+        <w:t>total</w:t>
+      </w:r>
+      <w:r>
+        <w:t>_</w:t>
+      </w:r>
+      <w:r>
+        <w:rPr>
+          <w:lang w:val="en-US"/>
+        </w:rPr>
+        <w:t>activity</w:t>
+      </w:r>
+      <w:r>
+        <w:t>.</w:t>
+      </w:r>
+      <w:r>
+        <w:rPr>
+          <w:lang w:val="en-US"/>
+        </w:rPr>
+        <w:t>create</w:t>
+      </w:r>
+      <w:r>
+        <w:t>_</w:t>
+      </w:r>
+      <w:r>
+        <w:rPr>
+          <w:lang w:val="en-US"/>
+        </w:rPr>
+        <w:t>date</w:t>
+      </w:r>
+      <w:r>
+        <w:t xml:space="preserve"> – сетевая активность собирается отдельно и имеется информация только о порте, на котором происходит активность, без привязки к процессу и приложению.</w:t>
+      </w:r>
+    </w:p>
+    <w:p>
+      <w:pPr>
+        <w:pStyle w:val="afb"/>
+        <w:ind w:left="720"/>
+      </w:pPr>
+      <w:r>
+        <w:rPr>
+          <w:noProof/>
+        </w:rPr>
+        <w:lastRenderedPageBreak/>
+        <w:drawing>
+          <wp:inline distT="0" distB="0" distL="0" distR="0" wp14:anchorId="05C36CFB" wp14:editId="6E159353">
+            <wp:extent cx="2495550" cy="2609850"/>
+            <wp:effectExtent l="0" t="0" r="0" b="0"/>
+            <wp:docPr id="756284089" name="Рисунок 1"/>
+            <wp:cNvGraphicFramePr>
+              <a:graphicFrameLocks xmlns:a="http://schemas.openxmlformats.org/drawingml/2006/main" noChangeAspect="1"/>
+            </wp:cNvGraphicFramePr>
+            <a:graphic xmlns:a="http://schemas.openxmlformats.org/drawingml/2006/main">
+              <a:graphicData uri="http://schemas.openxmlformats.org/drawingml/2006/picture">
+                <pic:pic xmlns:pic="http://schemas.openxmlformats.org/drawingml/2006/picture">
+                  <pic:nvPicPr>
+                    <pic:cNvPr id="756284089" name=""/>
+                    <pic:cNvPicPr/>
+                  </pic:nvPicPr>
+                  <pic:blipFill>
+                    <a:blip r:embed="rId18">
+                      <a:extLst>
+                        <a:ext uri="{28A0092B-C50C-407E-A947-70E740481C1C}">
+                          <a14:useLocalDpi xmlns:a14="http://schemas.microsoft.com/office/drawing/2010/main" val="0"/>
+                        </a:ext>
+                      </a:extLst>
+                    </a:blip>
+                    <a:stretch>
+                      <a:fillRect/>
+                    </a:stretch>
+                  </pic:blipFill>
+                  <pic:spPr>
+                    <a:xfrm>
+                      <a:off x="0" y="0"/>
+                      <a:ext cx="2495550" cy="2609850"/>
+                    </a:xfrm>
+                    <a:prstGeom prst="rect">
+                      <a:avLst/>
+                    </a:prstGeom>
+                  </pic:spPr>
+                </pic:pic>
+              </a:graphicData>
+            </a:graphic>
+          </wp:inline>
+        </w:drawing>
+      </w:r>
+    </w:p>
+    <w:p>
+      <w:pPr>
+        <w:pStyle w:val="afb"/>
+        <w:ind w:firstLine="60"/>
+      </w:pPr>
+    </w:p>
+    <w:p>
+      <w:pPr>
+        <w:pStyle w:val="afb"/>
+        <w:numPr>
+          <w:ilvl w:val="0"/>
+          <w:numId w:val="30"/>
+        </w:numPr>
+        <w:rPr>
+          <w:lang w:val="en-US"/>
+        </w:rPr>
+      </w:pPr>
+      <w:proofErr w:type="spellStart"/>
+      <w:r>
+        <w:rPr>
+          <w:lang w:val="en-US"/>
+        </w:rPr>
+        <w:t>network_activity</w:t>
+      </w:r>
+      <w:proofErr w:type="spellEnd"/>
+      <w:r>
+        <w:rPr>
+          <w:lang w:val="en-US"/>
+        </w:rPr>
+        <w:t xml:space="preserve"> – </w:t>
+      </w:r>
+      <w:r>
+        <w:t>сетевые</w:t>
+      </w:r>
+      <w:r>
+        <w:rPr>
+          <w:lang w:val="en-US"/>
+        </w:rPr>
+        <w:t xml:space="preserve"> </w:t>
+      </w:r>
+      <w:r>
+        <w:rPr>
+          <w:lang w:val="en-US"/>
+        </w:rPr>
+        <w:t xml:space="preserve">IPv4 IPv6 </w:t>
+      </w:r>
+      <w:r>
+        <w:t>запросы</w:t>
+      </w:r>
+    </w:p>
+    <w:p>
+      <w:pPr>
+        <w:pStyle w:val="afb"/>
+        <w:ind w:left="720"/>
+        <w:rPr>
+          <w:lang w:val="en-US"/>
+        </w:rPr>
+      </w:pPr>
+      <w:proofErr w:type="spellStart"/>
+      <w:r>
+        <w:rPr>
+          <w:lang w:val="en-US"/>
+        </w:rPr>
+        <w:t>create</w:t>
+      </w:r>
+      <w:r>
+        <w:rPr>
+          <w:lang w:val="en-US"/>
+        </w:rPr>
+        <w:t>_</w:t>
+      </w:r>
+      <w:r>
+        <w:rPr>
+          <w:lang w:val="en-US"/>
+        </w:rPr>
+        <w:t>date</w:t>
+      </w:r>
+      <w:proofErr w:type="spellEnd"/>
+      <w:r>
+        <w:rPr>
+          <w:lang w:val="en-US"/>
+        </w:rPr>
+        <w:t xml:space="preserve"> </w:t>
+      </w:r>
+      <w:r>
+        <w:t>и</w:t>
+      </w:r>
+      <w:r>
+        <w:rPr>
+          <w:lang w:val="en-US"/>
+        </w:rPr>
+        <w:t xml:space="preserve"> </w:t>
+      </w:r>
+      <w:proofErr w:type="spellStart"/>
+      <w:r>
+        <w:rPr>
+          <w:lang w:val="en-US"/>
+        </w:rPr>
+        <w:t>destination</w:t>
+      </w:r>
+      <w:r>
+        <w:rPr>
+          <w:lang w:val="en-US"/>
+        </w:rPr>
+        <w:t>_</w:t>
+      </w:r>
+      <w:r>
+        <w:rPr>
+          <w:lang w:val="en-US"/>
+        </w:rPr>
+        <w:t>port</w:t>
+      </w:r>
+      <w:proofErr w:type="spellEnd"/>
+      <w:r>
+        <w:rPr>
+          <w:lang w:val="en-US"/>
+        </w:rPr>
+        <w:t>/</w:t>
+      </w:r>
+      <w:proofErr w:type="spellStart"/>
+      <w:r>
+        <w:rPr>
+          <w:lang w:val="en-US"/>
+        </w:rPr>
+        <w:t>source</w:t>
+      </w:r>
+      <w:r>
+        <w:rPr>
+          <w:lang w:val="en-US"/>
+        </w:rPr>
+        <w:t>_</w:t>
+      </w:r>
+      <w:r>
+        <w:rPr>
+          <w:lang w:val="en-US"/>
+        </w:rPr>
+        <w:t>port</w:t>
+      </w:r>
+      <w:proofErr w:type="spellEnd"/>
+      <w:r>
+        <w:rPr>
+          <w:lang w:val="en-US"/>
+        </w:rPr>
+        <w:t xml:space="preserve"> </w:t>
+      </w:r>
+      <w:r>
+        <w:t>позволяют</w:t>
+      </w:r>
+      <w:r>
+        <w:rPr>
+          <w:lang w:val="en-US"/>
+        </w:rPr>
+        <w:t xml:space="preserve"> </w:t>
+      </w:r>
+      <w:r>
+        <w:t>привязать</w:t>
+      </w:r>
+      <w:r>
+        <w:rPr>
+          <w:lang w:val="en-US"/>
+        </w:rPr>
+        <w:t xml:space="preserve"> </w:t>
+      </w:r>
+      <w:r>
+        <w:t>сетевую</w:t>
+      </w:r>
+      <w:r>
+        <w:rPr>
+          <w:lang w:val="en-US"/>
+        </w:rPr>
+        <w:t xml:space="preserve"> </w:t>
+      </w:r>
+      <w:r>
+        <w:t>активность</w:t>
+      </w:r>
+      <w:r>
+        <w:rPr>
+          <w:lang w:val="en-US"/>
+        </w:rPr>
+        <w:t xml:space="preserve"> </w:t>
+      </w:r>
+      <w:r>
+        <w:t>к</w:t>
+      </w:r>
+      <w:r>
+        <w:rPr>
+          <w:lang w:val="en-US"/>
+        </w:rPr>
+        <w:t xml:space="preserve"> </w:t>
+      </w:r>
+      <w:proofErr w:type="spellStart"/>
+      <w:r>
+        <w:rPr>
+          <w:lang w:val="en-US"/>
+        </w:rPr>
+        <w:t>process_activity</w:t>
+      </w:r>
+      <w:proofErr w:type="spellEnd"/>
+      <w:r>
+        <w:rPr>
+          <w:lang w:val="en-US"/>
+        </w:rPr>
+        <w:t xml:space="preserve"> </w:t>
+      </w:r>
+      <w:r>
+        <w:t>через</w:t>
+      </w:r>
+      <w:r>
+        <w:rPr>
+          <w:lang w:val="en-US"/>
+        </w:rPr>
+        <w:t xml:space="preserve"> </w:t>
+      </w:r>
+      <w:proofErr w:type="spellStart"/>
+      <w:r>
+        <w:rPr>
+          <w:lang w:val="en-US"/>
+        </w:rPr>
+        <w:t>process_connections</w:t>
+      </w:r>
+      <w:proofErr w:type="spellEnd"/>
+      <w:r>
+        <w:rPr>
+          <w:lang w:val="en-US"/>
+        </w:rPr>
+        <w:t xml:space="preserve"> </w:t>
+      </w:r>
+      <w:r>
+        <w:t>и</w:t>
+      </w:r>
+      <w:r>
+        <w:rPr>
+          <w:lang w:val="en-US"/>
+        </w:rPr>
+        <w:t xml:space="preserve"> </w:t>
+      </w:r>
+      <w:proofErr w:type="spellStart"/>
+      <w:r>
+        <w:rPr>
+          <w:lang w:val="en-US"/>
+        </w:rPr>
+        <w:t>local_activity.local_ip</w:t>
+      </w:r>
+      <w:proofErr w:type="spellEnd"/>
+    </w:p>
+    <w:p>
+      <w:pPr>
+        <w:pStyle w:val="afb"/>
+        <w:ind w:left="720"/>
+        <w:rPr>
+          <w:lang w:val="en-US"/>
+        </w:rPr>
+      </w:pPr>
+    </w:p>
+    <w:p>
+      <w:pPr>
+        <w:pStyle w:val="afb"/>
+        <w:ind w:left="720"/>
+      </w:pPr>
+      <w:r>
+        <w:rPr>
+          <w:lang w:val="en-US"/>
+        </w:rPr>
+        <w:t>payload</w:t>
+      </w:r>
+      <w:r>
+        <w:t xml:space="preserve"> – </w:t>
+      </w:r>
+      <w:r>
+        <w:t xml:space="preserve">полная информация о пакете, сжатая в специальный формат файлов </w:t>
+      </w:r>
+      <w:r>
+        <w:rPr>
+          <w:lang w:val="en-US"/>
+        </w:rPr>
+        <w:t>PCAP</w:t>
+      </w:r>
+      <w:r>
+        <w:t>.</w:t>
+      </w:r>
+    </w:p>
+    <w:p>
+      <w:pPr>
+        <w:pStyle w:val="afb"/>
+        <w:ind w:left="720"/>
+      </w:pPr>
+      <w:r>
+        <w:t>Пользователь системы сможет в последствии просмотреть распакованный пакет в режиме просмотра или в отчёте об инциденте.</w:t>
+      </w:r>
+    </w:p>
+    <w:p>
+      <w:pPr>
+        <w:pStyle w:val="afb"/>
+        <w:ind w:left="720"/>
+      </w:pPr>
+      <w:r>
+        <w:rPr>
+          <w:noProof/>
+        </w:rPr>
+        <w:drawing>
+          <wp:inline distT="0" distB="0" distL="0" distR="0" wp14:anchorId="7F027275" wp14:editId="79134FB0">
+            <wp:extent cx="5940425" cy="2434590"/>
+            <wp:effectExtent l="0" t="0" r="3175" b="3810"/>
+            <wp:docPr id="515351275" name="Рисунок 1"/>
+            <wp:cNvGraphicFramePr>
+              <a:graphicFrameLocks xmlns:a="http://schemas.openxmlformats.org/drawingml/2006/main" noChangeAspect="1"/>
+            </wp:cNvGraphicFramePr>
+            <a:graphic xmlns:a="http://schemas.openxmlformats.org/drawingml/2006/main">
+              <a:graphicData uri="http://schemas.openxmlformats.org/drawingml/2006/picture">
+                <pic:pic xmlns:pic="http://schemas.openxmlformats.org/drawingml/2006/picture">
+                  <pic:nvPicPr>
+                    <pic:cNvPr id="515351275" name=""/>
+                    <pic:cNvPicPr/>
+                  </pic:nvPicPr>
+                  <pic:blipFill>
+                    <a:blip r:embed="rId19"/>
+                    <a:stretch>
+                      <a:fillRect/>
+                    </a:stretch>
+                  </pic:blipFill>
+                  <pic:spPr>
+                    <a:xfrm>
+                      <a:off x="0" y="0"/>
+                      <a:ext cx="5940425" cy="2434590"/>
+                    </a:xfrm>
+                    <a:prstGeom prst="rect">
+                      <a:avLst/>
+                    </a:prstGeom>
+                  </pic:spPr>
+                </pic:pic>
+              </a:graphicData>
+            </a:graphic>
+          </wp:inline>
+        </w:drawing>
+      </w:r>
+    </w:p>
+    <w:p>
+      <w:pPr>
+        <w:pStyle w:val="afb"/>
+      </w:pPr>
+    </w:p>
+    <w:p>
+      <w:pPr>
+        <w:pStyle w:val="afb"/>
+        <w:ind w:left="720"/>
+      </w:pPr>
+      <w:r>
+        <w:rPr>
+          <w:noProof/>
+        </w:rPr>
+        <w:lastRenderedPageBreak/>
+        <w:drawing>
+          <wp:inline distT="0" distB="0" distL="0" distR="0" wp14:anchorId="2E84B0FC" wp14:editId="3D6FD7A1">
+            <wp:extent cx="1943100" cy="3368690"/>
+            <wp:effectExtent l="0" t="0" r="0" b="3175"/>
+            <wp:docPr id="524599932" name="Рисунок 1"/>
+            <wp:cNvGraphicFramePr>
+              <a:graphicFrameLocks xmlns:a="http://schemas.openxmlformats.org/drawingml/2006/main" noChangeAspect="1"/>
+            </wp:cNvGraphicFramePr>
+            <a:graphic xmlns:a="http://schemas.openxmlformats.org/drawingml/2006/main">
+              <a:graphicData uri="http://schemas.openxmlformats.org/drawingml/2006/picture">
+                <pic:pic xmlns:pic="http://schemas.openxmlformats.org/drawingml/2006/picture">
+                  <pic:nvPicPr>
+                    <pic:cNvPr id="524599932" name=""/>
+                    <pic:cNvPicPr/>
+                  </pic:nvPicPr>
+                  <pic:blipFill>
+                    <a:blip r:embed="rId20"/>
+                    <a:stretch>
+                      <a:fillRect/>
+                    </a:stretch>
+                  </pic:blipFill>
+                  <pic:spPr>
+                    <a:xfrm>
+                      <a:off x="0" y="0"/>
+                      <a:ext cx="1949783" cy="3380276"/>
+                    </a:xfrm>
+                    <a:prstGeom prst="rect">
+                      <a:avLst/>
+                    </a:prstGeom>
+                  </pic:spPr>
+                </pic:pic>
+              </a:graphicData>
+            </a:graphic>
+          </wp:inline>
+        </w:drawing>
+      </w:r>
+    </w:p>
+    <w:p>
+      <w:pPr>
+        <w:pStyle w:val="afb"/>
+        <w:ind w:left="720"/>
+      </w:pPr>
+    </w:p>
+    <w:p>
+      <w:pPr>
+        <w:pStyle w:val="afb"/>
+        <w:numPr>
+          <w:ilvl w:val="0"/>
+          <w:numId w:val="30"/>
+        </w:numPr>
+      </w:pPr>
+      <w:proofErr w:type="spellStart"/>
+      <w:r>
+        <w:rPr>
+          <w:lang w:val="en-US"/>
+        </w:rPr>
+        <w:t>whois</w:t>
+      </w:r>
+      <w:proofErr w:type="spellEnd"/>
+      <w:r>
+        <w:t xml:space="preserve"> – </w:t>
+      </w:r>
+      <w:r>
+        <w:t xml:space="preserve">накопление информации об </w:t>
+      </w:r>
+      <w:proofErr w:type="spellStart"/>
+      <w:r>
+        <w:rPr>
+          <w:lang w:val="en-US"/>
+        </w:rPr>
+        <w:t>ip</w:t>
+      </w:r>
+      <w:proofErr w:type="spellEnd"/>
+      <w:r>
+        <w:t xml:space="preserve"> </w:t>
+      </w:r>
+      <w:r>
+        <w:t>адресах</w:t>
+      </w:r>
+    </w:p>
+    <w:p>
+      <w:pPr>
+        <w:pStyle w:val="afb"/>
+        <w:ind w:left="720"/>
+      </w:pPr>
+      <w:r>
+        <w:t xml:space="preserve">Это может быть полезно, чтобы каждый раз не получать информацию с сервисов </w:t>
+      </w:r>
+      <w:r>
+        <w:rPr>
+          <w:lang w:val="en-US"/>
+        </w:rPr>
+        <w:t>WHOIS</w:t>
+      </w:r>
+      <w:r>
+        <w:t>, а кэшировать её в системе.</w:t>
+      </w:r>
+    </w:p>
+    <w:p>
+      <w:pPr>
+        <w:pStyle w:val="afb"/>
+        <w:ind w:left="720"/>
+      </w:pPr>
+    </w:p>
+    <w:p>
+      <w:pPr>
+        <w:pStyle w:val="afd"/>
+      </w:pPr>
+      <w:bookmarkStart w:id="37" w:name="_Toc216650728"/>
+      <w:r>
+        <w:rPr>
+          <w:lang w:val="en-US"/>
+        </w:rPr>
+        <w:t>WHOIS</w:t>
+      </w:r>
+      <w:bookmarkEnd w:id="37"/>
+    </w:p>
+    <w:p>
+      <w:pPr>
+        <w:pStyle w:val="afb"/>
+        <w:ind w:left="720"/>
+      </w:pPr>
+      <w:r>
+        <w:rPr>
+          <w:lang w:val="en-US"/>
+        </w:rPr>
+        <w:t>WHOIS</w:t>
+      </w:r>
+      <w:r>
+        <w:t xml:space="preserve"> – </w:t>
+      </w:r>
+      <w:r>
+        <w:t>это общепринятый термин для сервиса</w:t>
+      </w:r>
+      <w:r>
+        <w:t>/</w:t>
+      </w:r>
+      <w:r>
+        <w:t xml:space="preserve">протокола для получения подробной информации об </w:t>
+      </w:r>
+      <w:r>
+        <w:rPr>
+          <w:lang w:val="en-US"/>
+        </w:rPr>
+        <w:t>IP</w:t>
+      </w:r>
+      <w:r>
+        <w:t xml:space="preserve"> адресе. Позволяет получить информацию о:</w:t>
+      </w:r>
+    </w:p>
+    <w:p>
+      <w:pPr>
+        <w:pStyle w:val="afb"/>
+        <w:numPr>
+          <w:ilvl w:val="0"/>
+          <w:numId w:val="31"/>
+        </w:numPr>
+      </w:pPr>
+      <w:r>
+        <w:t>дате последней смены владельца домена</w:t>
+      </w:r>
+    </w:p>
+    <w:p>
+      <w:pPr>
+        <w:pStyle w:val="afb"/>
+        <w:numPr>
+          <w:ilvl w:val="0"/>
+          <w:numId w:val="31"/>
+        </w:numPr>
+      </w:pPr>
+      <w:r>
+        <w:t>владельце домена,</w:t>
+      </w:r>
+    </w:p>
+    <w:p>
+      <w:pPr>
+        <w:pStyle w:val="afb"/>
+        <w:numPr>
+          <w:ilvl w:val="0"/>
+          <w:numId w:val="31"/>
+        </w:numPr>
+      </w:pPr>
+      <w:r>
+        <w:t>стране</w:t>
+      </w:r>
+    </w:p>
+    <w:p>
+      <w:pPr>
+        <w:pStyle w:val="afb"/>
+        <w:numPr>
+          <w:ilvl w:val="0"/>
+          <w:numId w:val="31"/>
+        </w:numPr>
+      </w:pPr>
+      <w:r>
+        <w:t>компании</w:t>
+      </w:r>
+    </w:p>
+    <w:p>
+      <w:pPr>
+        <w:pStyle w:val="afb"/>
+        <w:numPr>
+          <w:ilvl w:val="0"/>
+          <w:numId w:val="31"/>
+        </w:numPr>
+      </w:pPr>
+      <w:r>
+        <w:t xml:space="preserve">и </w:t>
+      </w:r>
+      <w:proofErr w:type="spellStart"/>
+      <w:r>
+        <w:t>др</w:t>
+      </w:r>
+      <w:proofErr w:type="spellEnd"/>
+    </w:p>
+    <w:p>
+      <w:pPr>
+        <w:pStyle w:val="afb"/>
+      </w:pPr>
+    </w:p>
+    <w:p>
+      <w:pPr>
+        <w:pStyle w:val="afb"/>
+        <w:ind w:left="708"/>
+      </w:pPr>
+      <w:r>
+        <w:t>Полученную информацию можно использовать для небольших анализаторов подозрительной активности:</w:t>
+      </w:r>
+    </w:p>
+    <w:p>
+      <w:pPr>
+        <w:pStyle w:val="afb"/>
+        <w:numPr>
+          <w:ilvl w:val="0"/>
+          <w:numId w:val="32"/>
+        </w:numPr>
+      </w:pPr>
+      <w:r>
+        <w:t>Приложение стало обращаться к непроверенному домену или во враждебную страну.</w:t>
+      </w:r>
+    </w:p>
+    <w:p>
+      <w:pPr>
+        <w:pStyle w:val="afb"/>
+        <w:numPr>
+          <w:ilvl w:val="0"/>
+          <w:numId w:val="32"/>
+        </w:numPr>
+      </w:pPr>
+      <w:r>
+        <w:t xml:space="preserve">Если удастся расширить модель добавлением информации о компаниях – тогда можно связать конкретный запрос с конкретной компанией через </w:t>
+      </w:r>
+      <w:r>
+        <w:rPr>
+          <w:lang w:val="en-US"/>
+        </w:rPr>
+        <w:t>IP</w:t>
+      </w:r>
+      <w:r>
+        <w:t>.</w:t>
+      </w:r>
+    </w:p>
+    <w:p>
+      <w:pPr>
+        <w:pStyle w:val="afb"/>
+        <w:numPr>
+          <w:ilvl w:val="0"/>
+          <w:numId w:val="32"/>
+        </w:numPr>
+      </w:pPr>
+      <w:r>
+        <w:t>Зная конкретную компанию, можно отнести активность к тематической – по роду деятельности компании.</w:t>
+      </w:r>
+    </w:p>
+    <w:p>
+      <w:pPr>
+        <w:pStyle w:val="afb"/>
+        <w:numPr>
+          <w:ilvl w:val="0"/>
+          <w:numId w:val="32"/>
+        </w:numPr>
+      </w:pPr>
+      <w:r>
+        <w:t xml:space="preserve">Узнав конкретный </w:t>
+      </w:r>
+      <w:r>
+        <w:rPr>
+          <w:lang w:val="en-US"/>
+        </w:rPr>
+        <w:t>domain</w:t>
+      </w:r>
+      <w:r>
+        <w:t xml:space="preserve"> </w:t>
+      </w:r>
+      <w:r>
+        <w:t xml:space="preserve">по </w:t>
+      </w:r>
+      <w:r>
+        <w:rPr>
+          <w:lang w:val="en-US"/>
+        </w:rPr>
+        <w:t>IP</w:t>
+      </w:r>
+      <w:r>
+        <w:t xml:space="preserve"> с помощью обратного </w:t>
+      </w:r>
+      <w:r>
+        <w:rPr>
+          <w:lang w:val="en-US"/>
+        </w:rPr>
+        <w:t>DNS</w:t>
+      </w:r>
+      <w:r>
+        <w:t xml:space="preserve"> </w:t>
+      </w:r>
+      <w:r>
+        <w:t xml:space="preserve">запроса, можно в некоторых случаях сходить на сайт компании через </w:t>
+      </w:r>
+      <w:r>
+        <w:rPr>
+          <w:lang w:val="en-US"/>
+        </w:rPr>
+        <w:t>HTTPS</w:t>
+      </w:r>
+      <w:r>
+        <w:t xml:space="preserve"> </w:t>
+      </w:r>
+      <w:r>
+        <w:t>–</w:t>
+      </w:r>
+      <w:r>
+        <w:t xml:space="preserve"> </w:t>
+      </w:r>
+      <w:r>
+        <w:t xml:space="preserve">в заголовках </w:t>
+      </w:r>
+      <w:r>
+        <w:rPr>
+          <w:lang w:val="en-US"/>
+        </w:rPr>
+        <w:t>html</w:t>
+      </w:r>
+      <w:r>
+        <w:t xml:space="preserve"> </w:t>
+      </w:r>
+      <w:r>
+        <w:t>страницы часто будут лежат краткие описания, которые разработчики оставляют для поисковых роботов браузеров.</w:t>
+      </w:r>
+    </w:p>
+    <w:p>
+      <w:pPr>
+        <w:pStyle w:val="afb"/>
+      </w:pPr>
+    </w:p>
+    <w:p>
+      <w:pPr>
+        <w:pStyle w:val="afb"/>
+      </w:pPr>
+      <w:r>
+        <w:t xml:space="preserve">Итого: по </w:t>
+      </w:r>
+      <w:r>
+        <w:rPr>
+          <w:lang w:val="en-US"/>
+        </w:rPr>
+        <w:t>IP</w:t>
+      </w:r>
+      <w:r>
+        <w:t xml:space="preserve"> активности</w:t>
+      </w:r>
+      <w:r>
+        <w:t xml:space="preserve"> </w:t>
+      </w:r>
+      <w:r>
+        <w:t>потенциально можно выяснить темы, интересы, настроение пользователя – это даёт возможность для</w:t>
+      </w:r>
+      <w:r>
+        <w:t xml:space="preserve"> глубокого</w:t>
+      </w:r>
+      <w:r>
+        <w:t xml:space="preserve"> анализа</w:t>
+      </w:r>
+      <w:r>
+        <w:t xml:space="preserve"> целевого пользователя.</w:t>
+      </w:r>
+    </w:p>
+    <w:p>
+      <w:pPr>
+        <w:pStyle w:val="afb"/>
+        <w:ind w:left="720"/>
+      </w:pPr>
+      <w:r>
+        <w:rPr>
+          <w:noProof/>
+        </w:rPr>
+        <w:drawing>
+          <wp:inline distT="0" distB="0" distL="0" distR="0" wp14:anchorId="34866368" wp14:editId="1BB096B7">
+            <wp:extent cx="1704975" cy="5292836"/>
+            <wp:effectExtent l="0" t="0" r="0" b="3175"/>
+            <wp:docPr id="825543865" name="Рисунок 1"/>
+            <wp:cNvGraphicFramePr>
+              <a:graphicFrameLocks xmlns:a="http://schemas.openxmlformats.org/drawingml/2006/main" noChangeAspect="1"/>
+            </wp:cNvGraphicFramePr>
+            <a:graphic xmlns:a="http://schemas.openxmlformats.org/drawingml/2006/main">
+              <a:graphicData uri="http://schemas.openxmlformats.org/drawingml/2006/picture">
+                <pic:pic xmlns:pic="http://schemas.openxmlformats.org/drawingml/2006/picture">
+                  <pic:nvPicPr>
+                    <pic:cNvPr id="825543865" name=""/>
+                    <pic:cNvPicPr/>
+                  </pic:nvPicPr>
+                  <pic:blipFill>
+                    <a:blip r:embed="rId21"/>
+                    <a:stretch>
+                      <a:fillRect/>
+                    </a:stretch>
+                  </pic:blipFill>
+                  <pic:spPr>
+                    <a:xfrm>
+                      <a:off x="0" y="0"/>
+                      <a:ext cx="1709574" cy="5307114"/>
+                    </a:xfrm>
+                    <a:prstGeom prst="rect">
+                      <a:avLst/>
+                    </a:prstGeom>
+                  </pic:spPr>
+                </pic:pic>
+              </a:graphicData>
+            </a:graphic>
+          </wp:inline>
+        </w:drawing>
+      </w:r>
+    </w:p>
+    <w:p>
+      <w:pPr>
+        <w:pStyle w:val="afd"/>
+      </w:pPr>
+      <w:bookmarkStart w:id="38" w:name="_Toc216650729"/>
+      <w:r>
+        <w:t>Полная модель</w:t>
+      </w:r>
+      <w:r>
+        <w:t xml:space="preserve"> данных</w:t>
+      </w:r>
+      <w:r>
+        <w:t xml:space="preserve"> подсистемы представления</w:t>
+      </w:r>
+      <w:bookmarkEnd w:id="38"/>
+    </w:p>
+    <w:p>
+      <w:pPr>
+        <w:pStyle w:val="afb"/>
+      </w:pPr>
+      <w:r>
+        <w:rPr>
+          <w:noProof/>
+        </w:rPr>
+        <w:lastRenderedPageBreak/>
+        <w:drawing>
+          <wp:inline distT="0" distB="0" distL="0" distR="0" wp14:anchorId="459BA9CF" wp14:editId="6F79E8D6">
+            <wp:extent cx="5940425" cy="6139180"/>
+            <wp:effectExtent l="0" t="0" r="3175" b="0"/>
+            <wp:docPr id="144767550" name="Рисунок 1"/>
+            <wp:cNvGraphicFramePr>
+              <a:graphicFrameLocks xmlns:a="http://schemas.openxmlformats.org/drawingml/2006/main" noChangeAspect="1"/>
+            </wp:cNvGraphicFramePr>
+            <a:graphic xmlns:a="http://schemas.openxmlformats.org/drawingml/2006/main">
+              <a:graphicData uri="http://schemas.openxmlformats.org/drawingml/2006/picture">
+                <pic:pic xmlns:pic="http://schemas.openxmlformats.org/drawingml/2006/picture">
+                  <pic:nvPicPr>
+                    <pic:cNvPr id="144767550" name=""/>
+                    <pic:cNvPicPr/>
+                  </pic:nvPicPr>
+                  <pic:blipFill>
+                    <a:blip r:embed="rId22"/>
+                    <a:stretch>
+                      <a:fillRect/>
+                    </a:stretch>
+                  </pic:blipFill>
+                  <pic:spPr>
+                    <a:xfrm>
+                      <a:off x="0" y="0"/>
+                      <a:ext cx="5940425" cy="6139180"/>
+                    </a:xfrm>
+                    <a:prstGeom prst="rect">
+                      <a:avLst/>
+                    </a:prstGeom>
+                  </pic:spPr>
+                </pic:pic>
+              </a:graphicData>
+            </a:graphic>
+          </wp:inline>
+        </w:drawing>
+      </w:r>
+    </w:p>
+    <w:p>
+      <w:pPr>
+        <w:pStyle w:val="afb"/>
+      </w:pPr>
+    </w:p>
+    <w:p>
+      <w:pPr>
+        <w:pStyle w:val="afb"/>
+      </w:pPr>
+      <w:r>
+        <w:t xml:space="preserve">Модель данных спроектирована под анализ сетевой активности пользователя в разрезе приложений, с возможностью выстроить детализацию, как по всей системе в целом, так и по отдельным приложениям, так и по конкретным </w:t>
+      </w:r>
+      <w:proofErr w:type="spellStart"/>
+      <w:r>
+        <w:t>сетевый</w:t>
+      </w:r>
+      <w:proofErr w:type="spellEnd"/>
+      <w:r>
+        <w:t xml:space="preserve"> узла.</w:t>
+      </w:r>
+    </w:p>
+    <w:p>
+      <w:pPr>
+        <w:pStyle w:val="afb"/>
+      </w:pPr>
+      <w:r>
+        <w:t>Очевидно, что модель можно расширять дальше, добавить данные журналов, дескрипторы файлов, которые используют отдельные процессы и т.д.</w:t>
+      </w:r>
+    </w:p>
+    <w:p>
+      <w:pPr>
+        <w:pStyle w:val="afb"/>
+      </w:pPr>
+    </w:p>
+    <w:p>
+      <w:pPr>
+        <w:pStyle w:val="afb"/>
+      </w:pPr>
+      <w:r>
+        <w:t>Выбор модели данных – сложный процесс, модель должна быть выбрана оптимально и обеспечивать:</w:t>
+      </w:r>
+    </w:p>
+    <w:p>
+      <w:pPr>
+        <w:pStyle w:val="afb"/>
+        <w:numPr>
+          <w:ilvl w:val="0"/>
+          <w:numId w:val="33"/>
+        </w:numPr>
+      </w:pPr>
+      <w:r>
+        <w:t>информативность</w:t>
+      </w:r>
+    </w:p>
+    <w:p>
+      <w:pPr>
+        <w:pStyle w:val="afb"/>
+        <w:numPr>
+          <w:ilvl w:val="0"/>
+          <w:numId w:val="33"/>
+        </w:numPr>
+      </w:pPr>
+      <w:r>
+        <w:t>необходимый уровень гибкости</w:t>
+      </w:r>
+      <w:r>
+        <w:t xml:space="preserve">, </w:t>
+      </w:r>
+      <w:r>
+        <w:t>возможность расширения</w:t>
+      </w:r>
+    </w:p>
+    <w:p>
+      <w:pPr>
+        <w:pStyle w:val="afb"/>
+        <w:numPr>
+          <w:ilvl w:val="0"/>
+          <w:numId w:val="33"/>
+        </w:numPr>
+      </w:pPr>
+      <w:r>
+        <w:t>возможность</w:t>
+      </w:r>
+      <w:r>
+        <w:t xml:space="preserve"> </w:t>
+      </w:r>
+      <w:r>
+        <w:t xml:space="preserve">глубокой детализации </w:t>
+      </w:r>
+      <w:r>
+        <w:t>для</w:t>
+      </w:r>
+      <w:r>
+        <w:t xml:space="preserve"> формировани</w:t>
+      </w:r>
+      <w:r>
+        <w:t>я</w:t>
+      </w:r>
+      <w:r>
+        <w:t xml:space="preserve"> отчётов об инцидентах</w:t>
+      </w:r>
+      <w:r>
+        <w:t xml:space="preserve"> и ведении расследований инцидентов</w:t>
+      </w:r>
+    </w:p>
+    <w:p>
+      <w:pPr>
+        <w:pStyle w:val="afb"/>
+        <w:numPr>
+          <w:ilvl w:val="0"/>
+          <w:numId w:val="33"/>
+        </w:numPr>
+      </w:pPr>
+      <w:r>
+        <w:t>Безопасна</w:t>
+      </w:r>
+    </w:p>
+    <w:p>
+      <w:pPr>
+        <w:pStyle w:val="afb"/>
+        <w:ind w:left="360"/>
+      </w:pPr>
+    </w:p>
+    <w:p>
+      <w:pPr>
+        <w:pStyle w:val="afb"/>
+        <w:ind w:left="360"/>
+      </w:pPr>
+      <w:r>
+        <w:t>В моей модели соблюдены:</w:t>
+      </w:r>
+    </w:p>
+    <w:p>
+      <w:pPr>
+        <w:pStyle w:val="afb"/>
+        <w:numPr>
+          <w:ilvl w:val="0"/>
+          <w:numId w:val="34"/>
+        </w:numPr>
+      </w:pPr>
+      <w:r>
+        <w:t>Информативность – даёт представление об активности как всей системы целиком, так и в разрезе конкретных приложений с учётом привязки сетевой активности к активности процесса конкретного приложения</w:t>
+      </w:r>
+    </w:p>
+    <w:p>
+      <w:pPr>
+        <w:pStyle w:val="afb"/>
+        <w:numPr>
+          <w:ilvl w:val="0"/>
+          <w:numId w:val="34"/>
+        </w:numPr>
+      </w:pPr>
+      <w:r>
+        <w:t>Расширяемость - для внедрения новых анализаторов</w:t>
+      </w:r>
+    </w:p>
+    <w:p>
+      <w:pPr>
+        <w:pStyle w:val="afb"/>
+        <w:numPr>
+          <w:ilvl w:val="0"/>
+          <w:numId w:val="34"/>
+        </w:numPr>
+      </w:pPr>
+      <w:r>
+        <w:t>Хороший уровень детализации в случае инцидентов – можно проследить, что происходило и кто виноват.</w:t>
+      </w:r>
+    </w:p>
+    <w:p>
+      <w:pPr>
+        <w:pStyle w:val="afb"/>
+        <w:numPr>
+          <w:ilvl w:val="0"/>
+          <w:numId w:val="34"/>
+        </w:numPr>
+      </w:pPr>
+      <w:r>
+        <w:t xml:space="preserve">Безопасна – при верной конфигурации, исходные данные скрыты за щитом </w:t>
+      </w:r>
+      <w:r>
+        <w:t>представителей,</w:t>
+      </w:r>
+      <w:r>
+        <w:t xml:space="preserve"> и только представители имеют доступ к исходной информации. Зловред может попытаться реализовать своё расширение и попытаться средствами социальной инженерии установиться в </w:t>
+      </w:r>
+      <w:r>
+        <w:rPr>
+          <w:lang w:val="en-US"/>
+        </w:rPr>
+        <w:t>IDS</w:t>
+      </w:r>
+      <w:r>
+        <w:t xml:space="preserve"> </w:t>
+      </w:r>
+      <w:r>
+        <w:t>как компонент системы – тогда свойство конфиденциальности данных внутри системы будет нарушено.</w:t>
+      </w:r>
+    </w:p>
+    <w:p>
+      <w:pPr>
+        <w:pStyle w:val="afb"/>
+        <w:ind w:left="1080"/>
+      </w:pPr>
+      <w:r>
+        <w:t xml:space="preserve">Значит правами конфигурации и расширения могут обладать только </w:t>
+      </w:r>
+      <w:r>
+        <w:t>ответственные пользователи.</w:t>
+      </w:r>
+    </w:p>
+    <w:p>
+      <w:pPr>
+        <w:pStyle w:val="afd"/>
+        <w:jc w:val="left"/>
+      </w:pPr>
+    </w:p>
+    <w:p>
+      <w:pPr>
+        <w:pStyle w:val="afd"/>
+      </w:pPr>
+      <w:bookmarkStart w:id="39" w:name="_Toc216650730"/>
+      <w:r>
+        <w:t>Опасность глубокого сбора информации по пользователю</w:t>
+      </w:r>
+      <w:bookmarkEnd w:id="39"/>
+    </w:p>
+    <w:p>
+      <w:pPr>
+        <w:pStyle w:val="afb"/>
+      </w:pPr>
+    </w:p>
+    <w:p>
+      <w:pPr>
+        <w:pStyle w:val="afb"/>
+      </w:pPr>
+      <w:r>
+        <w:t xml:space="preserve">Опытному читателю наверняка пришла мысль – а не слишком ли важные данные может собирать </w:t>
+      </w:r>
+      <w:r>
+        <w:rPr>
+          <w:lang w:val="en-US"/>
+        </w:rPr>
+        <w:t>IDS</w:t>
+      </w:r>
+      <w:r>
+        <w:t>, хоть и в благородных целях? И будет прав.</w:t>
+      </w:r>
+    </w:p>
+    <w:p>
+      <w:pPr>
+        <w:pStyle w:val="afb"/>
+      </w:pPr>
+      <w:r>
+        <w:t xml:space="preserve">Концептуально собираемые данные ограничены лишь фантазией разработчика расширения к </w:t>
+      </w:r>
+      <w:r>
+        <w:rPr>
+          <w:lang w:val="en-US"/>
+        </w:rPr>
+        <w:t>IDS</w:t>
+      </w:r>
+      <w:r>
+        <w:t xml:space="preserve"> системе – и это может быть очень опасно.</w:t>
+      </w:r>
+    </w:p>
+    <w:p>
+      <w:pPr>
+        <w:pStyle w:val="afb"/>
+      </w:pPr>
+      <w:r>
+        <w:t xml:space="preserve">Если окажется, что собираются персональные данные, а тем более данные, </w:t>
+      </w:r>
+      <w:r>
+        <w:t xml:space="preserve">по типу </w:t>
+      </w:r>
+      <w:r>
+        <w:t>биометрически</w:t>
+      </w:r>
+      <w:r>
+        <w:t>х</w:t>
+      </w:r>
+      <w:r>
+        <w:t xml:space="preserve"> – то их нужно очень серьёзно защищать, если эта информация окажется в руках злоумышленника, которы</w:t>
+      </w:r>
+      <w:r>
+        <w:t>й</w:t>
+      </w:r>
+      <w:r>
+        <w:t xml:space="preserve"> взломал </w:t>
+      </w:r>
+      <w:r>
+        <w:rPr>
+          <w:lang w:val="en-US"/>
+        </w:rPr>
+        <w:t>IDS</w:t>
+      </w:r>
+      <w:r>
+        <w:t xml:space="preserve"> систему защиты с целью получения персональной информации, то он может использовать её с целью персональной атаки на конкретного пользователя – это может привести к катастрофическим последствиям.</w:t>
+      </w:r>
+    </w:p>
+    <w:p>
+      <w:pPr>
+        <w:pStyle w:val="afb"/>
+      </w:pPr>
+    </w:p>
+    <w:p>
+      <w:pPr>
+        <w:pStyle w:val="afb"/>
+      </w:pPr>
+      <w:r>
+        <w:t>Итог: Собираемые данные, особенно относящиеся к разряду характеризующих конкретную личность – данные для микроанализа, требуется очень хорошо защищать. В анализаторах</w:t>
+      </w:r>
+      <w:r>
+        <w:t xml:space="preserve"> таких данных</w:t>
+      </w:r>
+      <w:r>
+        <w:t xml:space="preserve"> большая сила и большая ответственность.</w:t>
+      </w:r>
+    </w:p>
+    <w:p>
+      <w:pPr>
+        <w:pStyle w:val="afb"/>
+      </w:pPr>
+    </w:p>
+    <w:p>
+      <w:pPr>
+        <w:pStyle w:val="afb"/>
+      </w:pPr>
+    </w:p>
+    <w:p>
+      <w:pPr>
+        <w:pStyle w:val="afd"/>
+      </w:pPr>
+      <w:bookmarkStart w:id="40" w:name="_Toc216650731"/>
+      <w:r>
+        <w:t>Подсистема анализа</w:t>
+      </w:r>
+      <w:bookmarkEnd w:id="40"/>
+    </w:p>
+    <w:p>
+      <w:pPr>
+        <w:pStyle w:val="afb"/>
+      </w:pPr>
+    </w:p>
+    <w:p>
+      <w:pPr>
+        <w:pStyle w:val="afb"/>
+      </w:pPr>
+      <w:r>
+        <w:t>Архитектура анализатора была</w:t>
+      </w:r>
+      <w:r>
+        <w:t xml:space="preserve"> рассмотрена выше при построении алгоритма для выявления аномалий в произвольных датасетах и принципиально не менялась.</w:t>
+      </w:r>
+    </w:p>
+    <w:p>
+      <w:pPr>
+        <w:pStyle w:val="afb"/>
+      </w:pPr>
+    </w:p>
+    <w:p>
+      <w:pPr>
+        <w:pStyle w:val="afb"/>
+      </w:pPr>
+      <w:r>
+        <w:t>Анализатор – приложение, которое работает по своему расписанию, запрашивает необходимые данные через представителя данных</w:t>
+      </w:r>
+      <w:r>
+        <w:t xml:space="preserve"> по интерфейсу</w:t>
+      </w:r>
+      <w:r>
+        <w:t xml:space="preserve">, выполняет </w:t>
+      </w:r>
+      <w:r>
+        <w:lastRenderedPageBreak/>
+        <w:t>анализ</w:t>
+      </w:r>
+      <w:r>
+        <w:t xml:space="preserve"> каким-либо алгоритмом</w:t>
+      </w:r>
+      <w:r>
+        <w:t xml:space="preserve"> и сигнализирует о проблеме ответственному лицу согласно установленной политике</w:t>
+      </w:r>
+      <w:r>
+        <w:t xml:space="preserve"> с помощью системы уведомления.</w:t>
+      </w:r>
+    </w:p>
+    <w:p>
+      <w:pPr>
+        <w:pStyle w:val="afb"/>
+      </w:pPr>
+    </w:p>
+    <w:p>
+      <w:pPr>
+        <w:pStyle w:val="afb"/>
+      </w:pPr>
+      <w:r>
+        <w:t>Система поддерживает возможность добавления как новых сборщиков данных, так и представителей, так и анализаторов, так и узлов подсистемы уведомления.</w:t>
+      </w:r>
+    </w:p>
+    <w:p>
+      <w:pPr>
+        <w:pStyle w:val="afb"/>
+      </w:pPr>
+    </w:p>
+    <w:p>
+      <w:pPr>
+        <w:pStyle w:val="afd"/>
+      </w:pPr>
+      <w:bookmarkStart w:id="41" w:name="_Toc216650732"/>
+      <w:r>
+        <w:t>Подсистема уведомления</w:t>
+      </w:r>
+      <w:bookmarkEnd w:id="41"/>
+    </w:p>
+    <w:p>
+      <w:pPr>
+        <w:pStyle w:val="afb"/>
+      </w:pPr>
+      <w:r>
+        <w:t>В базовой конфигурации поставляется в качестве возможности подключить собственного телеграмм бота, который напишет о проблеме ответственному лицу, при этом подготовит полный отчёт об активности системы в момент обнаружения инцидента и по запросу в любое другое время (до, после).</w:t>
+      </w:r>
+    </w:p>
+    <w:p>
+      <w:pPr>
+        <w:pStyle w:val="afb"/>
+      </w:pPr>
+    </w:p>
+    <w:p>
+      <w:pPr>
+        <w:pStyle w:val="afd"/>
+      </w:pPr>
+      <w:bookmarkStart w:id="42" w:name="_Toc216650733"/>
+      <w:r>
+        <w:t>Архитектура клиент-серверного взаимодействия</w:t>
+      </w:r>
+      <w:bookmarkEnd w:id="42"/>
+    </w:p>
+    <w:p>
+      <w:pPr>
+        <w:pStyle w:val="afb"/>
+      </w:pPr>
+      <w:r>
+        <w:t xml:space="preserve">Все описанные выше подсистемы составляют систему анализа – система работает как служба без </w:t>
+      </w:r>
+      <w:r>
+        <w:rPr>
+          <w:lang w:val="en-US"/>
+        </w:rPr>
+        <w:t>UI</w:t>
+      </w:r>
+      <w:r>
+        <w:t xml:space="preserve"> </w:t>
+      </w:r>
+      <w:r>
+        <w:t xml:space="preserve">интерфейса, но предоставляет </w:t>
+      </w:r>
+      <w:r>
+        <w:rPr>
+          <w:lang w:val="en-US"/>
+        </w:rPr>
+        <w:t>API</w:t>
+      </w:r>
+      <w:r>
+        <w:t xml:space="preserve"> </w:t>
+      </w:r>
+      <w:r>
+        <w:t xml:space="preserve">для возможности внедрить </w:t>
+      </w:r>
+      <w:r>
+        <w:rPr>
+          <w:lang w:val="en-US"/>
+        </w:rPr>
+        <w:t>UI</w:t>
+      </w:r>
+      <w:r>
+        <w:t xml:space="preserve"> </w:t>
+      </w:r>
+      <w:r>
+        <w:t>интерфейс, с помощью которого администратор сможет контролировать работу системы, отбирать все данные по дате, по приложению, по адресам, просматривать содержимое запросов, строить графики, о</w:t>
+      </w:r>
+      <w:r>
+        <w:t>т</w:t>
+      </w:r>
+      <w:r>
+        <w:t>р</w:t>
+      </w:r>
+      <w:r>
+        <w:t>а</w:t>
+      </w:r>
+      <w:r>
+        <w:t>жающие статистические отклонения, конфигурировать политики</w:t>
+      </w:r>
+      <w:r>
+        <w:t xml:space="preserve"> безопасности</w:t>
+      </w:r>
+      <w:r>
+        <w:t xml:space="preserve"> системы.</w:t>
+      </w:r>
+      <w:r>
+        <w:br w:type="page"/>
+      </w:r>
+    </w:p>
+    <w:p>
+      <w:pPr>
+        <w:pStyle w:val="afb"/>
+      </w:pPr>
     </w:p>
     <w:p>
       <w:pPr>
@@ -9821,11 +14808,11 @@
         <w:pStyle w:val="af9"/>
         <w:jc w:val="left"/>
       </w:pPr>
-      <w:bookmarkStart w:id="31" w:name="_Toc198472240"/>
+      <w:bookmarkStart w:id="43" w:name="_Toc216650734"/>
       <w:r>
         <w:t>Литература</w:t>
       </w:r>
-      <w:bookmarkEnd w:id="31"/>
+      <w:bookmarkEnd w:id="43"/>
     </w:p>
     <w:p>
       <w:pPr>
@@ -9848,7 +14835,7 @@
       <w:r>
         <w:t xml:space="preserve">Секреты и ложь. Безопасность данных в цифровом мире для блока литература, </w:t>
       </w:r>
-      <w:hyperlink r:id="rId14" w:history="1">
+      <w:hyperlink r:id="rId23" w:history="1">
         <w:proofErr w:type="spellStart"/>
         <w:r>
           <w:t>Шнайер</w:t>
@@ -9870,7 +14857,7 @@
           <w:numId w:val="1"/>
         </w:numPr>
       </w:pPr>
-      <w:hyperlink r:id="rId15" w:history="1">
+      <w:hyperlink r:id="rId24" w:history="1">
         <w:r>
           <w:rPr>
             <w:rStyle w:val="aff0"/>
@@ -9887,7 +14874,7 @@
           <w:numId w:val="1"/>
         </w:numPr>
       </w:pPr>
-      <w:hyperlink r:id="rId16" w:history="1">
+      <w:hyperlink r:id="rId25" w:history="1">
         <w:r>
           <w:rPr>
             <w:rStyle w:val="aff0"/>
@@ -9904,7 +14891,7 @@
           <w:numId w:val="1"/>
         </w:numPr>
       </w:pPr>
-      <w:hyperlink r:id="rId17" w:history="1">
+      <w:hyperlink r:id="rId26" w:history="1">
         <w:r>
           <w:rPr>
             <w:rStyle w:val="aff0"/>
@@ -9933,7 +14920,7 @@
       <w:r>
         <w:t xml:space="preserve">, </w:t>
       </w:r>
-      <w:hyperlink r:id="rId18" w:history="1">
+      <w:hyperlink r:id="rId27" w:history="1">
         <w:r>
           <w:t>kirillkosolapov</w:t>
         </w:r>
@@ -9965,7 +14952,7 @@
       <w:r>
         <w:t xml:space="preserve">, </w:t>
       </w:r>
-      <w:hyperlink r:id="rId19" w:history="1">
+      <w:hyperlink r:id="rId28" w:history="1">
         <w:r>
           <w:t>kirillkosolapov</w:t>
         </w:r>
@@ -9973,7 +14960,7 @@
       <w:r>
         <w:t xml:space="preserve"> </w:t>
       </w:r>
-      <w:hyperlink r:id="rId20" w:history="1">
+      <w:hyperlink r:id="rId29" w:history="1">
         <w:r>
           <w:rPr>
             <w:rStyle w:val="aff0"/>
@@ -10003,7 +14990,7 @@
       <w:r>
         <w:t xml:space="preserve">», </w:t>
       </w:r>
-      <w:hyperlink r:id="rId21" w:history="1">
+      <w:hyperlink r:id="rId30" w:history="1">
         <w:r>
           <w:t>Jaylla</w:t>
         </w:r>
@@ -10011,7 +14998,7 @@
       <w:r>
         <w:t xml:space="preserve"> </w:t>
       </w:r>
-      <w:hyperlink r:id="rId22" w:history="1">
+      <w:hyperlink r:id="rId31" w:history="1">
         <w:r>
           <w:rPr>
             <w:rStyle w:val="aff0"/>
@@ -10032,15 +15019,7 @@
         <w:t>«</w:t>
       </w:r>
       <w:r>
-        <w:t xml:space="preserve">Открытый </w:t>
-      </w:r>
-      <w:proofErr w:type="spellStart"/>
-      <w:r>
-        <w:t>датасет</w:t>
-      </w:r>
-      <w:proofErr w:type="spellEnd"/>
-      <w:r>
-        <w:t xml:space="preserve"> </w:t>
+        <w:t xml:space="preserve">Открытый датасет </w:t>
       </w:r>
       <w:proofErr w:type="spellStart"/>
       <w:r>
@@ -10079,7 +15058,7 @@
       <w:r>
         <w:t xml:space="preserve">» </w:t>
       </w:r>
-      <w:hyperlink r:id="rId23" w:history="1">
+      <w:hyperlink r:id="rId32" w:history="1">
         <w:r>
           <w:rPr>
             <w:rStyle w:val="aff0"/>
@@ -10105,7 +15084,7 @@
           <w:numId w:val="1"/>
         </w:numPr>
       </w:pPr>
-      <w:hyperlink r:id="rId24" w:history="1">
+      <w:hyperlink r:id="rId33" w:history="1">
         <w:r>
           <w:rPr>
             <w:rStyle w:val="aff0"/>
@@ -10122,7 +15101,7 @@
           <w:numId w:val="1"/>
         </w:numPr>
       </w:pPr>
-      <w:hyperlink r:id="rId25" w:history="1">
+      <w:hyperlink r:id="rId34" w:history="1">
         <w:r>
           <w:rPr>
             <w:rStyle w:val="aff0"/>
@@ -10143,8 +15122,93 @@
           <w:numId w:val="1"/>
         </w:numPr>
       </w:pPr>
-      <w:r>
-        <w:t>https://scottplot.net/</w:t>
+      <w:hyperlink r:id="rId35" w:history="1">
+        <w:r>
+          <w:rPr>
+            <w:rStyle w:val="aff0"/>
+          </w:rPr>
+          <w:t>https://scottplot.net/</w:t>
+        </w:r>
+      </w:hyperlink>
+    </w:p>
+    <w:p>
+      <w:pPr>
+        <w:pStyle w:val="afb"/>
+        <w:numPr>
+          <w:ilvl w:val="0"/>
+          <w:numId w:val="1"/>
+        </w:numPr>
+      </w:pPr>
+      <w:hyperlink r:id="rId36" w:anchor="psutil.filtering-500-process" w:history="1">
+        <w:r>
+          <w:rPr>
+            <w:rStyle w:val="aff0"/>
+          </w:rPr>
+          <w:t>https://docs-python.ru/packages/modul-psutil-python/spisok-zapushchennykh-protsessov/#psutil.filtering-500-process</w:t>
+        </w:r>
+      </w:hyperlink>
+    </w:p>
+    <w:p>
+      <w:pPr>
+        <w:pStyle w:val="afb"/>
+        <w:numPr>
+          <w:ilvl w:val="0"/>
+          <w:numId w:val="1"/>
+        </w:numPr>
+      </w:pPr>
+      <w:hyperlink r:id="rId37" w:history="1">
+        <w:r>
+          <w:rPr>
+            <w:rStyle w:val="aff0"/>
+          </w:rPr>
+          <w:t>https://habr.com/ru/articles/864830/</w:t>
+        </w:r>
+      </w:hyperlink>
+    </w:p>
+    <w:p>
+      <w:pPr>
+        <w:pStyle w:val="afb"/>
+        <w:numPr>
+          <w:ilvl w:val="0"/>
+          <w:numId w:val="1"/>
+        </w:numPr>
+      </w:pPr>
+      <w:hyperlink r:id="rId38" w:history="1">
+        <w:r>
+          <w:rPr>
+            <w:rStyle w:val="aff0"/>
+          </w:rPr>
+          <w:t>https://scapy.readthedocs.io/en/latest/usage.html</w:t>
+        </w:r>
+      </w:hyperlink>
+    </w:p>
+    <w:p>
+      <w:pPr>
+        <w:pStyle w:val="afb"/>
+        <w:numPr>
+          <w:ilvl w:val="0"/>
+          <w:numId w:val="1"/>
+        </w:numPr>
+      </w:pPr>
+      <w:hyperlink r:id="rId39" w:history="1">
+        <w:r>
+          <w:rPr>
+            <w:rStyle w:val="aff0"/>
+          </w:rPr>
+          <w:t>https://habr.com/ru/companies/otus/articles/645627/</w:t>
+        </w:r>
+      </w:hyperlink>
+    </w:p>
+    <w:p>
+      <w:pPr>
+        <w:pStyle w:val="afb"/>
+        <w:numPr>
+          <w:ilvl w:val="0"/>
+          <w:numId w:val="1"/>
+        </w:numPr>
+      </w:pPr>
+      <w:r>
+        <w:t>https://habr.com/ru/articles/866788/</w:t>
       </w:r>
     </w:p>
     <w:p>
@@ -10155,63 +15219,17 @@
     <w:p>
       <w:pPr>
         <w:pStyle w:val="af9"/>
-        <w:rPr>
-          <w:lang w:val="en-US"/>
-        </w:rPr>
       </w:pPr>
     </w:p>
     <w:p>
       <w:pPr>
         <w:pStyle w:val="af9"/>
-        <w:rPr>
-          <w:lang w:val="en-US"/>
-        </w:rPr>
       </w:pPr>
     </w:p>
     <w:p>
       <w:pPr>
         <w:pStyle w:val="af9"/>
-        <w:rPr>
-          <w:lang w:val="en-US"/>
-        </w:rPr>
-      </w:pPr>
-    </w:p>
-    <w:p>
-      <w:pPr>
-        <w:pStyle w:val="aff1"/>
-        <w:rPr>
-          <w:lang w:val="en-US"/>
-        </w:rPr>
-      </w:pPr>
-    </w:p>
-    <w:p>
-      <w:pPr>
-        <w:pStyle w:val="aff1"/>
-      </w:pPr>
-      <w:r>
-        <w:lastRenderedPageBreak/>
-        <w:t>На будущее, сравнить с известными системами</w:t>
-      </w:r>
-    </w:p>
-    <w:p>
-      <w:pPr>
-        <w:pStyle w:val="ab"/>
-      </w:pPr>
-      <w:r>
-        <w:rPr>
-          <w:lang w:val="en-US"/>
-        </w:rPr>
-        <w:t>SNORT</w:t>
-      </w:r>
-    </w:p>
-    <w:p>
-      <w:pPr>
-        <w:rPr>
-          <w:rFonts w:ascii="Times New Roman" w:eastAsiaTheme="majorEastAsia" w:hAnsi="Times New Roman" w:cstheme="majorBidi"/>
-          <w:spacing w:val="-10"/>
-          <w:sz w:val="56"/>
-          <w:szCs w:val="56"/>
-        </w:rPr>
+        <w:jc w:val="left"/>
       </w:pPr>
       <w:r>
         <w:br w:type="page"/>
@@ -10278,7 +15296,7 @@
       </w:r>
     </w:p>
     <w:p>
-      <w:hyperlink r:id="rId26" w:history="1">
+      <w:hyperlink r:id="rId40" w:history="1">
         <w:r>
           <w:rPr>
             <w:rStyle w:val="aff0"/>
@@ -10288,7 +15306,7 @@
       </w:hyperlink>
     </w:p>
     <w:p>
-      <w:hyperlink r:id="rId27" w:history="1">
+      <w:hyperlink r:id="rId41" w:history="1">
         <w:r>
           <w:rPr>
             <w:rStyle w:val="aff0"/>
@@ -10415,13 +15433,8 @@
         <w:pStyle w:val="afb"/>
       </w:pPr>
       <w:r>
-        <w:t xml:space="preserve">5.В последствии рассмотреть вариант создания своего микроядра, совместимого со всеми аппаратными решениями – это очень </w:t>
-      </w:r>
-      <w:proofErr w:type="gramStart"/>
-      <w:r>
-        <w:t>сложно(</w:t>
-      </w:r>
-      <w:proofErr w:type="gramEnd"/>
+        <w:t>5.В последствии рассмотреть вариант создания своего микроядра, совместимого со всеми аппаратными решениями – это очень сложно(</w:t>
+      </w:r>
     </w:p>
     <w:p>
       <w:pPr>
@@ -10486,15 +15499,7 @@
         <w:t xml:space="preserve"> </w:t>
       </w:r>
       <w:r>
-        <w:t xml:space="preserve">и системы выявления </w:t>
-      </w:r>
-      <w:proofErr w:type="gramStart"/>
-      <w:r>
-        <w:t>аномалий(</w:t>
-      </w:r>
-      <w:proofErr w:type="gramEnd"/>
-      <w:r>
-        <w:t xml:space="preserve">Алгоритмическую и </w:t>
+        <w:t xml:space="preserve">и системы выявления аномалий(Алгоритмическую и </w:t>
       </w:r>
       <w:r>
         <w:rPr>
@@ -10529,15 +15534,7 @@
         <w:pStyle w:val="afb"/>
       </w:pPr>
       <w:r>
-        <w:t xml:space="preserve">11.Поговорить о </w:t>
-      </w:r>
-      <w:proofErr w:type="gramStart"/>
-      <w:r>
-        <w:t>безопасности(</w:t>
-      </w:r>
-      <w:proofErr w:type="gramEnd"/>
-      <w:r>
-        <w:t>Литература 4 – интересная статья)</w:t>
+        <w:t>11.Поговорить о безопасности(Литература 4 – интересная статья)</w:t>
       </w:r>
     </w:p>
     <w:p>
@@ -10571,12 +15568,12 @@
       </w:r>
     </w:p>
     <w:sectPr>
-      <w:headerReference w:type="even" r:id="rId28"/>
-      <w:headerReference w:type="default" r:id="rId29"/>
-      <w:footerReference w:type="even" r:id="rId30"/>
-      <w:footerReference w:type="default" r:id="rId31"/>
-      <w:headerReference w:type="first" r:id="rId32"/>
-      <w:footerReference w:type="first" r:id="rId33"/>
+      <w:headerReference w:type="even" r:id="rId42"/>
+      <w:headerReference w:type="default" r:id="rId43"/>
+      <w:footerReference w:type="even" r:id="rId44"/>
+      <w:footerReference w:type="default" r:id="rId45"/>
+      <w:headerReference w:type="first" r:id="rId46"/>
+      <w:footerReference w:type="first" r:id="rId47"/>
       <w:pgSz w:w="11906" w:h="16838"/>
       <w:pgMar w:top="1134" w:right="850" w:bottom="1134" w:left="1701" w:header="708" w:footer="708" w:gutter="0"/>
       <w:cols w:space="708"/>
@@ -10588,7 +15585,7 @@
 </file>
 
 <file path=word/endnotes.xml><?xml version="1.0" encoding="utf-8"?>
-<w:endnotes xmlns:wpc="http://schemas.microsoft.com/office/word/2010/wordprocessingCanvas" xmlns:cx="http://schemas.microsoft.com/office/drawing/2014/chartex" xmlns:cx1="http://schemas.microsoft.com/office/drawing/2015/9/8/chartex" xmlns:mc="http://schemas.openxmlformats.org/markup-compatibility/2006" xmlns:o="urn:schemas-microsoft-com:office:office" xmlns:r="http://schemas.openxmlformats.org/officeDocument/2006/relationships" xmlns:m="http://schemas.openxmlformats.org/officeDocument/2006/math" xmlns:v="urn:schemas-microsoft-com:vml" xmlns:wp14="http://schemas.microsoft.com/office/word/2010/wordprocessingDrawing" xmlns:wp="http://schemas.openxmlformats.org/drawingml/2006/wordprocessingDrawing" xmlns:w10="urn:schemas-microsoft-com:office:word" xmlns:w="http://schemas.openxmlformats.org/wordprocessingml/2006/main" xmlns:w14="http://schemas.microsoft.com/office/word/2010/wordml" xmlns:w15="http://schemas.microsoft.com/office/word/2012/wordml" xmlns:w16se="http://schemas.microsoft.com/office/word/2015/wordml/symex" xmlns:wpg="http://schemas.microsoft.com/office/word/2010/wordprocessingGroup" xmlns:wpi="http://schemas.microsoft.com/office/word/2010/wordprocessingInk" xmlns:wne="http://schemas.microsoft.com/office/word/2006/wordml" xmlns:wps="http://schemas.microsoft.com/office/word/2010/wordprocessingShape" mc:Ignorable="w14 w15 w16se wp14">
+<w:endnotes xmlns:wpc="http://schemas.microsoft.com/office/word/2010/wordprocessingCanvas" xmlns:cx="http://schemas.microsoft.com/office/drawing/2014/chartex" xmlns:cx1="http://schemas.microsoft.com/office/drawing/2015/9/8/chartex" xmlns:cx2="http://schemas.microsoft.com/office/drawing/2015/10/21/chartex" xmlns:cx3="http://schemas.microsoft.com/office/drawing/2016/5/9/chartex" xmlns:cx4="http://schemas.microsoft.com/office/drawing/2016/5/10/chartex" xmlns:cx5="http://schemas.microsoft.com/office/drawing/2016/5/11/chartex" xmlns:cx6="http://schemas.microsoft.com/office/drawing/2016/5/12/chartex" xmlns:cx7="http://schemas.microsoft.com/office/drawing/2016/5/13/chartex" xmlns:cx8="http://schemas.microsoft.com/office/drawing/2016/5/14/chartex" xmlns:mc="http://schemas.openxmlformats.org/markup-compatibility/2006" xmlns:aink="http://schemas.microsoft.com/office/drawing/2016/ink" xmlns:am3d="http://schemas.microsoft.com/office/drawing/2017/model3d" xmlns:o="urn:schemas-microsoft-com:office:office" xmlns:oel="http://schemas.microsoft.com/office/2019/extlst" xmlns:r="http://schemas.openxmlformats.org/officeDocument/2006/relationships" xmlns:m="http://schemas.openxmlformats.org/officeDocument/2006/math" xmlns:v="urn:schemas-microsoft-com:vml" xmlns:wp14="http://schemas.microsoft.com/office/word/2010/wordprocessingDrawing" xmlns:wp="http://schemas.openxmlformats.org/drawingml/2006/wordprocessingDrawing" xmlns:w10="urn:schemas-microsoft-com:office:word" xmlns:w="http://schemas.openxmlformats.org/wordprocessingml/2006/main" xmlns:w14="http://schemas.microsoft.com/office/word/2010/wordml" xmlns:w15="http://schemas.microsoft.com/office/word/2012/wordml" xmlns:w16cex="http://schemas.microsoft.com/office/word/2018/wordml/cex" xmlns:w16cid="http://schemas.microsoft.com/office/word/2016/wordml/cid" xmlns:w16="http://schemas.microsoft.com/office/word/2018/wordml" xmlns:w16du="http://schemas.microsoft.com/office/word/2023/wordml/word16du" xmlns:w16sdtdh="http://schemas.microsoft.com/office/word/2020/wordml/sdtdatahash" xmlns:w16sdtfl="http://schemas.microsoft.com/office/word/2024/wordml/sdtformatlock" xmlns:w16se="http://schemas.microsoft.com/office/word/2015/wordml/symex" xmlns:wpg="http://schemas.microsoft.com/office/word/2010/wordprocessingGroup" xmlns:wpi="http://schemas.microsoft.com/office/word/2010/wordprocessingInk" xmlns:wne="http://schemas.microsoft.com/office/word/2006/wordml" xmlns:wps="http://schemas.microsoft.com/office/word/2010/wordprocessingShape" mc:Ignorable="w14 w15 w16se w16cid w16 w16cex w16sdtdh w16sdtfl w16du wp14">
   <w:endnote w:type="separator" w:id="-1">
     <w:p>
       <w:pPr>
@@ -10613,7 +15610,7 @@
 </file>
 
 <file path=word/footer1.xml><?xml version="1.0" encoding="utf-8"?>
-<w:ftr xmlns:wpc="http://schemas.microsoft.com/office/word/2010/wordprocessingCanvas" xmlns:cx="http://schemas.microsoft.com/office/drawing/2014/chartex" xmlns:cx1="http://schemas.microsoft.com/office/drawing/2015/9/8/chartex" xmlns:mc="http://schemas.openxmlformats.org/markup-compatibility/2006" xmlns:o="urn:schemas-microsoft-com:office:office" xmlns:r="http://schemas.openxmlformats.org/officeDocument/2006/relationships" xmlns:m="http://schemas.openxmlformats.org/officeDocument/2006/math" xmlns:v="urn:schemas-microsoft-com:vml" xmlns:wp14="http://schemas.microsoft.com/office/word/2010/wordprocessingDrawing" xmlns:wp="http://schemas.openxmlformats.org/drawingml/2006/wordprocessingDrawing" xmlns:w10="urn:schemas-microsoft-com:office:word" xmlns:w="http://schemas.openxmlformats.org/wordprocessingml/2006/main" xmlns:w14="http://schemas.microsoft.com/office/word/2010/wordml" xmlns:w15="http://schemas.microsoft.com/office/word/2012/wordml" xmlns:w16se="http://schemas.microsoft.com/office/word/2015/wordml/symex" xmlns:wpg="http://schemas.microsoft.com/office/word/2010/wordprocessingGroup" xmlns:wpi="http://schemas.microsoft.com/office/word/2010/wordprocessingInk" xmlns:wne="http://schemas.microsoft.com/office/word/2006/wordml" xmlns:wps="http://schemas.microsoft.com/office/word/2010/wordprocessingShape" mc:Ignorable="w14 w15 w16se wp14">
+<w:ftr xmlns:wpc="http://schemas.microsoft.com/office/word/2010/wordprocessingCanvas" xmlns:cx="http://schemas.microsoft.com/office/drawing/2014/chartex" xmlns:cx1="http://schemas.microsoft.com/office/drawing/2015/9/8/chartex" xmlns:cx2="http://schemas.microsoft.com/office/drawing/2015/10/21/chartex" xmlns:cx3="http://schemas.microsoft.com/office/drawing/2016/5/9/chartex" xmlns:cx4="http://schemas.microsoft.com/office/drawing/2016/5/10/chartex" xmlns:cx5="http://schemas.microsoft.com/office/drawing/2016/5/11/chartex" xmlns:cx6="http://schemas.microsoft.com/office/drawing/2016/5/12/chartex" xmlns:cx7="http://schemas.microsoft.com/office/drawing/2016/5/13/chartex" xmlns:cx8="http://schemas.microsoft.com/office/drawing/2016/5/14/chartex" xmlns:mc="http://schemas.openxmlformats.org/markup-compatibility/2006" xmlns:aink="http://schemas.microsoft.com/office/drawing/2016/ink" xmlns:am3d="http://schemas.microsoft.com/office/drawing/2017/model3d" xmlns:o="urn:schemas-microsoft-com:office:office" xmlns:oel="http://schemas.microsoft.com/office/2019/extlst" xmlns:r="http://schemas.openxmlformats.org/officeDocument/2006/relationships" xmlns:m="http://schemas.openxmlformats.org/officeDocument/2006/math" xmlns:v="urn:schemas-microsoft-com:vml" xmlns:wp14="http://schemas.microsoft.com/office/word/2010/wordprocessingDrawing" xmlns:wp="http://schemas.openxmlformats.org/drawingml/2006/wordprocessingDrawing" xmlns:w10="urn:schemas-microsoft-com:office:word" xmlns:w="http://schemas.openxmlformats.org/wordprocessingml/2006/main" xmlns:w14="http://schemas.microsoft.com/office/word/2010/wordml" xmlns:w15="http://schemas.microsoft.com/office/word/2012/wordml" xmlns:w16cex="http://schemas.microsoft.com/office/word/2018/wordml/cex" xmlns:w16cid="http://schemas.microsoft.com/office/word/2016/wordml/cid" xmlns:w16="http://schemas.microsoft.com/office/word/2018/wordml" xmlns:w16du="http://schemas.microsoft.com/office/word/2023/wordml/word16du" xmlns:w16sdtdh="http://schemas.microsoft.com/office/word/2020/wordml/sdtdatahash" xmlns:w16sdtfl="http://schemas.microsoft.com/office/word/2024/wordml/sdtformatlock" xmlns:w16se="http://schemas.microsoft.com/office/word/2015/wordml/symex" xmlns:wpg="http://schemas.microsoft.com/office/word/2010/wordprocessingGroup" xmlns:wpi="http://schemas.microsoft.com/office/word/2010/wordprocessingInk" xmlns:wne="http://schemas.microsoft.com/office/word/2006/wordml" xmlns:wps="http://schemas.microsoft.com/office/word/2010/wordprocessingShape" mc:Ignorable="w14 w15 w16se w16cid w16 w16cex w16sdtdh w16sdtfl w16du wp14">
   <w:p>
     <w:pPr>
       <w:pStyle w:val="a8"/>
@@ -10623,7 +15620,7 @@
 </file>
 
 <file path=word/footer2.xml><?xml version="1.0" encoding="utf-8"?>
-<w:ftr xmlns:wpc="http://schemas.microsoft.com/office/word/2010/wordprocessingCanvas" xmlns:cx="http://schemas.microsoft.com/office/drawing/2014/chartex" xmlns:cx1="http://schemas.microsoft.com/office/drawing/2015/9/8/chartex" xmlns:mc="http://schemas.openxmlformats.org/markup-compatibility/2006" xmlns:o="urn:schemas-microsoft-com:office:office" xmlns:r="http://schemas.openxmlformats.org/officeDocument/2006/relationships" xmlns:m="http://schemas.openxmlformats.org/officeDocument/2006/math" xmlns:v="urn:schemas-microsoft-com:vml" xmlns:wp14="http://schemas.microsoft.com/office/word/2010/wordprocessingDrawing" xmlns:wp="http://schemas.openxmlformats.org/drawingml/2006/wordprocessingDrawing" xmlns:w10="urn:schemas-microsoft-com:office:word" xmlns:w="http://schemas.openxmlformats.org/wordprocessingml/2006/main" xmlns:w14="http://schemas.microsoft.com/office/word/2010/wordml" xmlns:w15="http://schemas.microsoft.com/office/word/2012/wordml" xmlns:w16se="http://schemas.microsoft.com/office/word/2015/wordml/symex" xmlns:wpg="http://schemas.microsoft.com/office/word/2010/wordprocessingGroup" xmlns:wpi="http://schemas.microsoft.com/office/word/2010/wordprocessingInk" xmlns:wne="http://schemas.microsoft.com/office/word/2006/wordml" xmlns:wps="http://schemas.microsoft.com/office/word/2010/wordprocessingShape" mc:Ignorable="w14 w15 w16se wp14">
+<w:ftr xmlns:wpc="http://schemas.microsoft.com/office/word/2010/wordprocessingCanvas" xmlns:cx="http://schemas.microsoft.com/office/drawing/2014/chartex" xmlns:cx1="http://schemas.microsoft.com/office/drawing/2015/9/8/chartex" xmlns:cx2="http://schemas.microsoft.com/office/drawing/2015/10/21/chartex" xmlns:cx3="http://schemas.microsoft.com/office/drawing/2016/5/9/chartex" xmlns:cx4="http://schemas.microsoft.com/office/drawing/2016/5/10/chartex" xmlns:cx5="http://schemas.microsoft.com/office/drawing/2016/5/11/chartex" xmlns:cx6="http://schemas.microsoft.com/office/drawing/2016/5/12/chartex" xmlns:cx7="http://schemas.microsoft.com/office/drawing/2016/5/13/chartex" xmlns:cx8="http://schemas.microsoft.com/office/drawing/2016/5/14/chartex" xmlns:mc="http://schemas.openxmlformats.org/markup-compatibility/2006" xmlns:aink="http://schemas.microsoft.com/office/drawing/2016/ink" xmlns:am3d="http://schemas.microsoft.com/office/drawing/2017/model3d" xmlns:o="urn:schemas-microsoft-com:office:office" xmlns:oel="http://schemas.microsoft.com/office/2019/extlst" xmlns:r="http://schemas.openxmlformats.org/officeDocument/2006/relationships" xmlns:m="http://schemas.openxmlformats.org/officeDocument/2006/math" xmlns:v="urn:schemas-microsoft-com:vml" xmlns:wp14="http://schemas.microsoft.com/office/word/2010/wordprocessingDrawing" xmlns:wp="http://schemas.openxmlformats.org/drawingml/2006/wordprocessingDrawing" xmlns:w10="urn:schemas-microsoft-com:office:word" xmlns:w="http://schemas.openxmlformats.org/wordprocessingml/2006/main" xmlns:w14="http://schemas.microsoft.com/office/word/2010/wordml" xmlns:w15="http://schemas.microsoft.com/office/word/2012/wordml" xmlns:w16cex="http://schemas.microsoft.com/office/word/2018/wordml/cex" xmlns:w16cid="http://schemas.microsoft.com/office/word/2016/wordml/cid" xmlns:w16="http://schemas.microsoft.com/office/word/2018/wordml" xmlns:w16du="http://schemas.microsoft.com/office/word/2023/wordml/word16du" xmlns:w16sdtdh="http://schemas.microsoft.com/office/word/2020/wordml/sdtdatahash" xmlns:w16sdtfl="http://schemas.microsoft.com/office/word/2024/wordml/sdtformatlock" xmlns:w16se="http://schemas.microsoft.com/office/word/2015/wordml/symex" xmlns:wpg="http://schemas.microsoft.com/office/word/2010/wordprocessingGroup" xmlns:wpi="http://schemas.microsoft.com/office/word/2010/wordprocessingInk" xmlns:wne="http://schemas.microsoft.com/office/word/2006/wordml" xmlns:wps="http://schemas.microsoft.com/office/word/2010/wordprocessingShape" mc:Ignorable="w14 w15 w16se w16cid w16 w16cex w16sdtdh w16sdtfl w16du wp14">
   <w:sdt>
     <w:sdtPr>
       <w:id w:val="-1372918790"/>
@@ -10668,7 +15665,7 @@
 </file>
 
 <file path=word/footer3.xml><?xml version="1.0" encoding="utf-8"?>
-<w:ftr xmlns:wpc="http://schemas.microsoft.com/office/word/2010/wordprocessingCanvas" xmlns:cx="http://schemas.microsoft.com/office/drawing/2014/chartex" xmlns:cx1="http://schemas.microsoft.com/office/drawing/2015/9/8/chartex" xmlns:mc="http://schemas.openxmlformats.org/markup-compatibility/2006" xmlns:o="urn:schemas-microsoft-com:office:office" xmlns:r="http://schemas.openxmlformats.org/officeDocument/2006/relationships" xmlns:m="http://schemas.openxmlformats.org/officeDocument/2006/math" xmlns:v="urn:schemas-microsoft-com:vml" xmlns:wp14="http://schemas.microsoft.com/office/word/2010/wordprocessingDrawing" xmlns:wp="http://schemas.openxmlformats.org/drawingml/2006/wordprocessingDrawing" xmlns:w10="urn:schemas-microsoft-com:office:word" xmlns:w="http://schemas.openxmlformats.org/wordprocessingml/2006/main" xmlns:w14="http://schemas.microsoft.com/office/word/2010/wordml" xmlns:w15="http://schemas.microsoft.com/office/word/2012/wordml" xmlns:w16se="http://schemas.microsoft.com/office/word/2015/wordml/symex" xmlns:wpg="http://schemas.microsoft.com/office/word/2010/wordprocessingGroup" xmlns:wpi="http://schemas.microsoft.com/office/word/2010/wordprocessingInk" xmlns:wne="http://schemas.microsoft.com/office/word/2006/wordml" xmlns:wps="http://schemas.microsoft.com/office/word/2010/wordprocessingShape" mc:Ignorable="w14 w15 w16se wp14">
+<w:ftr xmlns:wpc="http://schemas.microsoft.com/office/word/2010/wordprocessingCanvas" xmlns:cx="http://schemas.microsoft.com/office/drawing/2014/chartex" xmlns:cx1="http://schemas.microsoft.com/office/drawing/2015/9/8/chartex" xmlns:cx2="http://schemas.microsoft.com/office/drawing/2015/10/21/chartex" xmlns:cx3="http://schemas.microsoft.com/office/drawing/2016/5/9/chartex" xmlns:cx4="http://schemas.microsoft.com/office/drawing/2016/5/10/chartex" xmlns:cx5="http://schemas.microsoft.com/office/drawing/2016/5/11/chartex" xmlns:cx6="http://schemas.microsoft.com/office/drawing/2016/5/12/chartex" xmlns:cx7="http://schemas.microsoft.com/office/drawing/2016/5/13/chartex" xmlns:cx8="http://schemas.microsoft.com/office/drawing/2016/5/14/chartex" xmlns:mc="http://schemas.openxmlformats.org/markup-compatibility/2006" xmlns:aink="http://schemas.microsoft.com/office/drawing/2016/ink" xmlns:am3d="http://schemas.microsoft.com/office/drawing/2017/model3d" xmlns:o="urn:schemas-microsoft-com:office:office" xmlns:oel="http://schemas.microsoft.com/office/2019/extlst" xmlns:r="http://schemas.openxmlformats.org/officeDocument/2006/relationships" xmlns:m="http://schemas.openxmlformats.org/officeDocument/2006/math" xmlns:v="urn:schemas-microsoft-com:vml" xmlns:wp14="http://schemas.microsoft.com/office/word/2010/wordprocessingDrawing" xmlns:wp="http://schemas.openxmlformats.org/drawingml/2006/wordprocessingDrawing" xmlns:w10="urn:schemas-microsoft-com:office:word" xmlns:w="http://schemas.openxmlformats.org/wordprocessingml/2006/main" xmlns:w14="http://schemas.microsoft.com/office/word/2010/wordml" xmlns:w15="http://schemas.microsoft.com/office/word/2012/wordml" xmlns:w16cex="http://schemas.microsoft.com/office/word/2018/wordml/cex" xmlns:w16cid="http://schemas.microsoft.com/office/word/2016/wordml/cid" xmlns:w16="http://schemas.microsoft.com/office/word/2018/wordml" xmlns:w16du="http://schemas.microsoft.com/office/word/2023/wordml/word16du" xmlns:w16sdtdh="http://schemas.microsoft.com/office/word/2020/wordml/sdtdatahash" xmlns:w16sdtfl="http://schemas.microsoft.com/office/word/2024/wordml/sdtformatlock" xmlns:w16se="http://schemas.microsoft.com/office/word/2015/wordml/symex" xmlns:wpg="http://schemas.microsoft.com/office/word/2010/wordprocessingGroup" xmlns:wpi="http://schemas.microsoft.com/office/word/2010/wordprocessingInk" xmlns:wne="http://schemas.microsoft.com/office/word/2006/wordml" xmlns:wps="http://schemas.microsoft.com/office/word/2010/wordprocessingShape" mc:Ignorable="w14 w15 w16se w16cid w16 w16cex w16sdtdh w16sdtfl w16du wp14">
   <w:p>
     <w:pPr>
       <w:pStyle w:val="a8"/>
@@ -10678,7 +15675,7 @@
 </file>
 
 <file path=word/footnotes.xml><?xml version="1.0" encoding="utf-8"?>
-<w:footnotes xmlns:wpc="http://schemas.microsoft.com/office/word/2010/wordprocessingCanvas" xmlns:cx="http://schemas.microsoft.com/office/drawing/2014/chartex" xmlns:cx1="http://schemas.microsoft.com/office/drawing/2015/9/8/chartex" xmlns:mc="http://schemas.openxmlformats.org/markup-compatibility/2006" xmlns:o="urn:schemas-microsoft-com:office:office" xmlns:r="http://schemas.openxmlformats.org/officeDocument/2006/relationships" xmlns:m="http://schemas.openxmlformats.org/officeDocument/2006/math" xmlns:v="urn:schemas-microsoft-com:vml" xmlns:wp14="http://schemas.microsoft.com/office/word/2010/wordprocessingDrawing" xmlns:wp="http://schemas.openxmlformats.org/drawingml/2006/wordprocessingDrawing" xmlns:w10="urn:schemas-microsoft-com:office:word" xmlns:w="http://schemas.openxmlformats.org/wordprocessingml/2006/main" xmlns:w14="http://schemas.microsoft.com/office/word/2010/wordml" xmlns:w15="http://schemas.microsoft.com/office/word/2012/wordml" xmlns:w16se="http://schemas.microsoft.com/office/word/2015/wordml/symex" xmlns:wpg="http://schemas.microsoft.com/office/word/2010/wordprocessingGroup" xmlns:wpi="http://schemas.microsoft.com/office/word/2010/wordprocessingInk" xmlns:wne="http://schemas.microsoft.com/office/word/2006/wordml" xmlns:wps="http://schemas.microsoft.com/office/word/2010/wordprocessingShape" mc:Ignorable="w14 w15 w16se wp14">
+<w:footnotes xmlns:wpc="http://schemas.microsoft.com/office/word/2010/wordprocessingCanvas" xmlns:cx="http://schemas.microsoft.com/office/drawing/2014/chartex" xmlns:cx1="http://schemas.microsoft.com/office/drawing/2015/9/8/chartex" xmlns:cx2="http://schemas.microsoft.com/office/drawing/2015/10/21/chartex" xmlns:cx3="http://schemas.microsoft.com/office/drawing/2016/5/9/chartex" xmlns:cx4="http://schemas.microsoft.com/office/drawing/2016/5/10/chartex" xmlns:cx5="http://schemas.microsoft.com/office/drawing/2016/5/11/chartex" xmlns:cx6="http://schemas.microsoft.com/office/drawing/2016/5/12/chartex" xmlns:cx7="http://schemas.microsoft.com/office/drawing/2016/5/13/chartex" xmlns:cx8="http://schemas.microsoft.com/office/drawing/2016/5/14/chartex" xmlns:mc="http://schemas.openxmlformats.org/markup-compatibility/2006" xmlns:aink="http://schemas.microsoft.com/office/drawing/2016/ink" xmlns:am3d="http://schemas.microsoft.com/office/drawing/2017/model3d" xmlns:o="urn:schemas-microsoft-com:office:office" xmlns:oel="http://schemas.microsoft.com/office/2019/extlst" xmlns:r="http://schemas.openxmlformats.org/officeDocument/2006/relationships" xmlns:m="http://schemas.openxmlformats.org/officeDocument/2006/math" xmlns:v="urn:schemas-microsoft-com:vml" xmlns:wp14="http://schemas.microsoft.com/office/word/2010/wordprocessingDrawing" xmlns:wp="http://schemas.openxmlformats.org/drawingml/2006/wordprocessingDrawing" xmlns:w10="urn:schemas-microsoft-com:office:word" xmlns:w="http://schemas.openxmlformats.org/wordprocessingml/2006/main" xmlns:w14="http://schemas.microsoft.com/office/word/2010/wordml" xmlns:w15="http://schemas.microsoft.com/office/word/2012/wordml" xmlns:w16cex="http://schemas.microsoft.com/office/word/2018/wordml/cex" xmlns:w16cid="http://schemas.microsoft.com/office/word/2016/wordml/cid" xmlns:w16="http://schemas.microsoft.com/office/word/2018/wordml" xmlns:w16du="http://schemas.microsoft.com/office/word/2023/wordml/word16du" xmlns:w16sdtdh="http://schemas.microsoft.com/office/word/2020/wordml/sdtdatahash" xmlns:w16sdtfl="http://schemas.microsoft.com/office/word/2024/wordml/sdtformatlock" xmlns:w16se="http://schemas.microsoft.com/office/word/2015/wordml/symex" xmlns:wpg="http://schemas.microsoft.com/office/word/2010/wordprocessingGroup" xmlns:wpi="http://schemas.microsoft.com/office/word/2010/wordprocessingInk" xmlns:wne="http://schemas.microsoft.com/office/word/2006/wordml" xmlns:wps="http://schemas.microsoft.com/office/word/2010/wordprocessingShape" mc:Ignorable="w14 w15 w16se w16cid w16 w16cex w16sdtdh w16sdtfl w16du wp14">
   <w:footnote w:type="separator" w:id="-1">
     <w:p>
       <w:pPr>
@@ -10703,7 +15700,7 @@
 </file>
 
 <file path=word/header1.xml><?xml version="1.0" encoding="utf-8"?>
-<w:hdr xmlns:wpc="http://schemas.microsoft.com/office/word/2010/wordprocessingCanvas" xmlns:cx="http://schemas.microsoft.com/office/drawing/2014/chartex" xmlns:cx1="http://schemas.microsoft.com/office/drawing/2015/9/8/chartex" xmlns:mc="http://schemas.openxmlformats.org/markup-compatibility/2006" xmlns:o="urn:schemas-microsoft-com:office:office" xmlns:r="http://schemas.openxmlformats.org/officeDocument/2006/relationships" xmlns:m="http://schemas.openxmlformats.org/officeDocument/2006/math" xmlns:v="urn:schemas-microsoft-com:vml" xmlns:wp14="http://schemas.microsoft.com/office/word/2010/wordprocessingDrawing" xmlns:wp="http://schemas.openxmlformats.org/drawingml/2006/wordprocessingDrawing" xmlns:w10="urn:schemas-microsoft-com:office:word" xmlns:w="http://schemas.openxmlformats.org/wordprocessingml/2006/main" xmlns:w14="http://schemas.microsoft.com/office/word/2010/wordml" xmlns:w15="http://schemas.microsoft.com/office/word/2012/wordml" xmlns:w16se="http://schemas.microsoft.com/office/word/2015/wordml/symex" xmlns:wpg="http://schemas.microsoft.com/office/word/2010/wordprocessingGroup" xmlns:wpi="http://schemas.microsoft.com/office/word/2010/wordprocessingInk" xmlns:wne="http://schemas.microsoft.com/office/word/2006/wordml" xmlns:wps="http://schemas.microsoft.com/office/word/2010/wordprocessingShape" mc:Ignorable="w14 w15 w16se wp14">
+<w:hdr xmlns:wpc="http://schemas.microsoft.com/office/word/2010/wordprocessingCanvas" xmlns:cx="http://schemas.microsoft.com/office/drawing/2014/chartex" xmlns:cx1="http://schemas.microsoft.com/office/drawing/2015/9/8/chartex" xmlns:cx2="http://schemas.microsoft.com/office/drawing/2015/10/21/chartex" xmlns:cx3="http://schemas.microsoft.com/office/drawing/2016/5/9/chartex" xmlns:cx4="http://schemas.microsoft.com/office/drawing/2016/5/10/chartex" xmlns:cx5="http://schemas.microsoft.com/office/drawing/2016/5/11/chartex" xmlns:cx6="http://schemas.microsoft.com/office/drawing/2016/5/12/chartex" xmlns:cx7="http://schemas.microsoft.com/office/drawing/2016/5/13/chartex" xmlns:cx8="http://schemas.microsoft.com/office/drawing/2016/5/14/chartex" xmlns:mc="http://schemas.openxmlformats.org/markup-compatibility/2006" xmlns:aink="http://schemas.microsoft.com/office/drawing/2016/ink" xmlns:am3d="http://schemas.microsoft.com/office/drawing/2017/model3d" xmlns:o="urn:schemas-microsoft-com:office:office" xmlns:oel="http://schemas.microsoft.com/office/2019/extlst" xmlns:r="http://schemas.openxmlformats.org/officeDocument/2006/relationships" xmlns:m="http://schemas.openxmlformats.org/officeDocument/2006/math" xmlns:v="urn:schemas-microsoft-com:vml" xmlns:wp14="http://schemas.microsoft.com/office/word/2010/wordprocessingDrawing" xmlns:wp="http://schemas.openxmlformats.org/drawingml/2006/wordprocessingDrawing" xmlns:w10="urn:schemas-microsoft-com:office:word" xmlns:w="http://schemas.openxmlformats.org/wordprocessingml/2006/main" xmlns:w14="http://schemas.microsoft.com/office/word/2010/wordml" xmlns:w15="http://schemas.microsoft.com/office/word/2012/wordml" xmlns:w16cex="http://schemas.microsoft.com/office/word/2018/wordml/cex" xmlns:w16cid="http://schemas.microsoft.com/office/word/2016/wordml/cid" xmlns:w16="http://schemas.microsoft.com/office/word/2018/wordml" xmlns:w16du="http://schemas.microsoft.com/office/word/2023/wordml/word16du" xmlns:w16sdtdh="http://schemas.microsoft.com/office/word/2020/wordml/sdtdatahash" xmlns:w16sdtfl="http://schemas.microsoft.com/office/word/2024/wordml/sdtformatlock" xmlns:w16se="http://schemas.microsoft.com/office/word/2015/wordml/symex" xmlns:wpg="http://schemas.microsoft.com/office/word/2010/wordprocessingGroup" xmlns:wpi="http://schemas.microsoft.com/office/word/2010/wordprocessingInk" xmlns:wne="http://schemas.microsoft.com/office/word/2006/wordml" xmlns:wps="http://schemas.microsoft.com/office/word/2010/wordprocessingShape" mc:Ignorable="w14 w15 w16se w16cid w16 w16cex w16sdtdh w16sdtfl w16du wp14">
   <w:p>
     <w:pPr>
       <w:pStyle w:val="a6"/>
@@ -10713,7 +15710,7 @@
 </file>
 
 <file path=word/header2.xml><?xml version="1.0" encoding="utf-8"?>
-<w:hdr xmlns:wpc="http://schemas.microsoft.com/office/word/2010/wordprocessingCanvas" xmlns:cx="http://schemas.microsoft.com/office/drawing/2014/chartex" xmlns:cx1="http://schemas.microsoft.com/office/drawing/2015/9/8/chartex" xmlns:mc="http://schemas.openxmlformats.org/markup-compatibility/2006" xmlns:o="urn:schemas-microsoft-com:office:office" xmlns:r="http://schemas.openxmlformats.org/officeDocument/2006/relationships" xmlns:m="http://schemas.openxmlformats.org/officeDocument/2006/math" xmlns:v="urn:schemas-microsoft-com:vml" xmlns:wp14="http://schemas.microsoft.com/office/word/2010/wordprocessingDrawing" xmlns:wp="http://schemas.openxmlformats.org/drawingml/2006/wordprocessingDrawing" xmlns:w10="urn:schemas-microsoft-com:office:word" xmlns:w="http://schemas.openxmlformats.org/wordprocessingml/2006/main" xmlns:w14="http://schemas.microsoft.com/office/word/2010/wordml" xmlns:w15="http://schemas.microsoft.com/office/word/2012/wordml" xmlns:w16se="http://schemas.microsoft.com/office/word/2015/wordml/symex" xmlns:wpg="http://schemas.microsoft.com/office/word/2010/wordprocessingGroup" xmlns:wpi="http://schemas.microsoft.com/office/word/2010/wordprocessingInk" xmlns:wne="http://schemas.microsoft.com/office/word/2006/wordml" xmlns:wps="http://schemas.microsoft.com/office/word/2010/wordprocessingShape" mc:Ignorable="w14 w15 w16se wp14">
+<w:hdr xmlns:wpc="http://schemas.microsoft.com/office/word/2010/wordprocessingCanvas" xmlns:cx="http://schemas.microsoft.com/office/drawing/2014/chartex" xmlns:cx1="http://schemas.microsoft.com/office/drawing/2015/9/8/chartex" xmlns:cx2="http://schemas.microsoft.com/office/drawing/2015/10/21/chartex" xmlns:cx3="http://schemas.microsoft.com/office/drawing/2016/5/9/chartex" xmlns:cx4="http://schemas.microsoft.com/office/drawing/2016/5/10/chartex" xmlns:cx5="http://schemas.microsoft.com/office/drawing/2016/5/11/chartex" xmlns:cx6="http://schemas.microsoft.com/office/drawing/2016/5/12/chartex" xmlns:cx7="http://schemas.microsoft.com/office/drawing/2016/5/13/chartex" xmlns:cx8="http://schemas.microsoft.com/office/drawing/2016/5/14/chartex" xmlns:mc="http://schemas.openxmlformats.org/markup-compatibility/2006" xmlns:aink="http://schemas.microsoft.com/office/drawing/2016/ink" xmlns:am3d="http://schemas.microsoft.com/office/drawing/2017/model3d" xmlns:o="urn:schemas-microsoft-com:office:office" xmlns:oel="http://schemas.microsoft.com/office/2019/extlst" xmlns:r="http://schemas.openxmlformats.org/officeDocument/2006/relationships" xmlns:m="http://schemas.openxmlformats.org/officeDocument/2006/math" xmlns:v="urn:schemas-microsoft-com:vml" xmlns:wp14="http://schemas.microsoft.com/office/word/2010/wordprocessingDrawing" xmlns:wp="http://schemas.openxmlformats.org/drawingml/2006/wordprocessingDrawing" xmlns:w10="urn:schemas-microsoft-com:office:word" xmlns:w="http://schemas.openxmlformats.org/wordprocessingml/2006/main" xmlns:w14="http://schemas.microsoft.com/office/word/2010/wordml" xmlns:w15="http://schemas.microsoft.com/office/word/2012/wordml" xmlns:w16cex="http://schemas.microsoft.com/office/word/2018/wordml/cex" xmlns:w16cid="http://schemas.microsoft.com/office/word/2016/wordml/cid" xmlns:w16="http://schemas.microsoft.com/office/word/2018/wordml" xmlns:w16du="http://schemas.microsoft.com/office/word/2023/wordml/word16du" xmlns:w16sdtdh="http://schemas.microsoft.com/office/word/2020/wordml/sdtdatahash" xmlns:w16sdtfl="http://schemas.microsoft.com/office/word/2024/wordml/sdtformatlock" xmlns:w16se="http://schemas.microsoft.com/office/word/2015/wordml/symex" xmlns:wpg="http://schemas.microsoft.com/office/word/2010/wordprocessingGroup" xmlns:wpi="http://schemas.microsoft.com/office/word/2010/wordprocessingInk" xmlns:wne="http://schemas.microsoft.com/office/word/2006/wordml" xmlns:wps="http://schemas.microsoft.com/office/word/2010/wordprocessingShape" mc:Ignorable="w14 w15 w16se w16cid w16 w16cex w16sdtdh w16sdtfl w16du wp14">
   <w:p>
     <w:pPr>
       <w:pStyle w:val="a6"/>
@@ -10723,7 +15720,7 @@
 </file>
 
 <file path=word/header3.xml><?xml version="1.0" encoding="utf-8"?>
-<w:hdr xmlns:wpc="http://schemas.microsoft.com/office/word/2010/wordprocessingCanvas" xmlns:cx="http://schemas.microsoft.com/office/drawing/2014/chartex" xmlns:cx1="http://schemas.microsoft.com/office/drawing/2015/9/8/chartex" xmlns:mc="http://schemas.openxmlformats.org/markup-compatibility/2006" xmlns:o="urn:schemas-microsoft-com:office:office" xmlns:r="http://schemas.openxmlformats.org/officeDocument/2006/relationships" xmlns:m="http://schemas.openxmlformats.org/officeDocument/2006/math" xmlns:v="urn:schemas-microsoft-com:vml" xmlns:wp14="http://schemas.microsoft.com/office/word/2010/wordprocessingDrawing" xmlns:wp="http://schemas.openxmlformats.org/drawingml/2006/wordprocessingDrawing" xmlns:w10="urn:schemas-microsoft-com:office:word" xmlns:w="http://schemas.openxmlformats.org/wordprocessingml/2006/main" xmlns:w14="http://schemas.microsoft.com/office/word/2010/wordml" xmlns:w15="http://schemas.microsoft.com/office/word/2012/wordml" xmlns:w16se="http://schemas.microsoft.com/office/word/2015/wordml/symex" xmlns:wpg="http://schemas.microsoft.com/office/word/2010/wordprocessingGroup" xmlns:wpi="http://schemas.microsoft.com/office/word/2010/wordprocessingInk" xmlns:wne="http://schemas.microsoft.com/office/word/2006/wordml" xmlns:wps="http://schemas.microsoft.com/office/word/2010/wordprocessingShape" mc:Ignorable="w14 w15 w16se wp14">
+<w:hdr xmlns:wpc="http://schemas.microsoft.com/office/word/2010/wordprocessingCanvas" xmlns:cx="http://schemas.microsoft.com/office/drawing/2014/chartex" xmlns:cx1="http://schemas.microsoft.com/office/drawing/2015/9/8/chartex" xmlns:cx2="http://schemas.microsoft.com/office/drawing/2015/10/21/chartex" xmlns:cx3="http://schemas.microsoft.com/office/drawing/2016/5/9/chartex" xmlns:cx4="http://schemas.microsoft.com/office/drawing/2016/5/10/chartex" xmlns:cx5="http://schemas.microsoft.com/office/drawing/2016/5/11/chartex" xmlns:cx6="http://schemas.microsoft.com/office/drawing/2016/5/12/chartex" xmlns:cx7="http://schemas.microsoft.com/office/drawing/2016/5/13/chartex" xmlns:cx8="http://schemas.microsoft.com/office/drawing/2016/5/14/chartex" xmlns:mc="http://schemas.openxmlformats.org/markup-compatibility/2006" xmlns:aink="http://schemas.microsoft.com/office/drawing/2016/ink" xmlns:am3d="http://schemas.microsoft.com/office/drawing/2017/model3d" xmlns:o="urn:schemas-microsoft-com:office:office" xmlns:oel="http://schemas.microsoft.com/office/2019/extlst" xmlns:r="http://schemas.openxmlformats.org/officeDocument/2006/relationships" xmlns:m="http://schemas.openxmlformats.org/officeDocument/2006/math" xmlns:v="urn:schemas-microsoft-com:vml" xmlns:wp14="http://schemas.microsoft.com/office/word/2010/wordprocessingDrawing" xmlns:wp="http://schemas.openxmlformats.org/drawingml/2006/wordprocessingDrawing" xmlns:w10="urn:schemas-microsoft-com:office:word" xmlns:w="http://schemas.openxmlformats.org/wordprocessingml/2006/main" xmlns:w14="http://schemas.microsoft.com/office/word/2010/wordml" xmlns:w15="http://schemas.microsoft.com/office/word/2012/wordml" xmlns:w16cex="http://schemas.microsoft.com/office/word/2018/wordml/cex" xmlns:w16cid="http://schemas.microsoft.com/office/word/2016/wordml/cid" xmlns:w16="http://schemas.microsoft.com/office/word/2018/wordml" xmlns:w16du="http://schemas.microsoft.com/office/word/2023/wordml/word16du" xmlns:w16sdtdh="http://schemas.microsoft.com/office/word/2020/wordml/sdtdatahash" xmlns:w16sdtfl="http://schemas.microsoft.com/office/word/2024/wordml/sdtformatlock" xmlns:w16se="http://schemas.microsoft.com/office/word/2015/wordml/symex" xmlns:wpg="http://schemas.microsoft.com/office/word/2010/wordprocessingGroup" xmlns:wpi="http://schemas.microsoft.com/office/word/2010/wordprocessingInk" xmlns:wne="http://schemas.microsoft.com/office/word/2006/wordml" xmlns:wps="http://schemas.microsoft.com/office/word/2010/wordprocessingShape" mc:Ignorable="w14 w15 w16se w16cid w16 w16cex w16sdtdh w16sdtfl w16du wp14">
   <w:p>
     <w:pPr>
       <w:pStyle w:val="a6"/>
@@ -10733,8 +15730,121 @@
 </file>
 
 <file path=word/numbering.xml><?xml version="1.0" encoding="utf-8"?>
-<w:numbering xmlns:wpc="http://schemas.microsoft.com/office/word/2010/wordprocessingCanvas" xmlns:cx="http://schemas.microsoft.com/office/drawing/2014/chartex" xmlns:cx1="http://schemas.microsoft.com/office/drawing/2015/9/8/chartex" xmlns:mc="http://schemas.openxmlformats.org/markup-compatibility/2006" xmlns:o="urn:schemas-microsoft-com:office:office" xmlns:r="http://schemas.openxmlformats.org/officeDocument/2006/relationships" xmlns:m="http://schemas.openxmlformats.org/officeDocument/2006/math" xmlns:v="urn:schemas-microsoft-com:vml" xmlns:wp14="http://schemas.microsoft.com/office/word/2010/wordprocessingDrawing" xmlns:wp="http://schemas.openxmlformats.org/drawingml/2006/wordprocessingDrawing" xmlns:w10="urn:schemas-microsoft-com:office:word" xmlns:w="http://schemas.openxmlformats.org/wordprocessingml/2006/main" xmlns:w14="http://schemas.microsoft.com/office/word/2010/wordml" xmlns:w15="http://schemas.microsoft.com/office/word/2012/wordml" xmlns:w16se="http://schemas.microsoft.com/office/word/2015/wordml/symex" xmlns:wpg="http://schemas.microsoft.com/office/word/2010/wordprocessingGroup" xmlns:wpi="http://schemas.microsoft.com/office/word/2010/wordprocessingInk" xmlns:wne="http://schemas.microsoft.com/office/word/2006/wordml" xmlns:wps="http://schemas.microsoft.com/office/word/2010/wordprocessingShape" mc:Ignorable="w14 w15 w16se wp14">
+<w:numbering xmlns:wpc="http://schemas.microsoft.com/office/word/2010/wordprocessingCanvas" xmlns:cx="http://schemas.microsoft.com/office/drawing/2014/chartex" xmlns:cx1="http://schemas.microsoft.com/office/drawing/2015/9/8/chartex" xmlns:cx2="http://schemas.microsoft.com/office/drawing/2015/10/21/chartex" xmlns:cx3="http://schemas.microsoft.com/office/drawing/2016/5/9/chartex" xmlns:cx4="http://schemas.microsoft.com/office/drawing/2016/5/10/chartex" xmlns:cx5="http://schemas.microsoft.com/office/drawing/2016/5/11/chartex" xmlns:cx6="http://schemas.microsoft.com/office/drawing/2016/5/12/chartex" xmlns:cx7="http://schemas.microsoft.com/office/drawing/2016/5/13/chartex" xmlns:cx8="http://schemas.microsoft.com/office/drawing/2016/5/14/chartex" xmlns:mc="http://schemas.openxmlformats.org/markup-compatibility/2006" xmlns:aink="http://schemas.microsoft.com/office/drawing/2016/ink" xmlns:am3d="http://schemas.microsoft.com/office/drawing/2017/model3d" xmlns:o="urn:schemas-microsoft-com:office:office" xmlns:oel="http://schemas.microsoft.com/office/2019/extlst" xmlns:r="http://schemas.openxmlformats.org/officeDocument/2006/relationships" xmlns:m="http://schemas.openxmlformats.org/officeDocument/2006/math" xmlns:v="urn:schemas-microsoft-com:vml" xmlns:wp14="http://schemas.microsoft.com/office/word/2010/wordprocessingDrawing" xmlns:wp="http://schemas.openxmlformats.org/drawingml/2006/wordprocessingDrawing" xmlns:w10="urn:schemas-microsoft-com:office:word" xmlns:w="http://schemas.openxmlformats.org/wordprocessingml/2006/main" xmlns:w14="http://schemas.microsoft.com/office/word/2010/wordml" xmlns:w15="http://schemas.microsoft.com/office/word/2012/wordml" xmlns:w16cex="http://schemas.microsoft.com/office/word/2018/wordml/cex" xmlns:w16cid="http://schemas.microsoft.com/office/word/2016/wordml/cid" xmlns:w16="http://schemas.microsoft.com/office/word/2018/wordml" xmlns:w16du="http://schemas.microsoft.com/office/word/2023/wordml/word16du" xmlns:w16sdtdh="http://schemas.microsoft.com/office/word/2020/wordml/sdtdatahash" xmlns:w16sdtfl="http://schemas.microsoft.com/office/word/2024/wordml/sdtformatlock" xmlns:w16se="http://schemas.microsoft.com/office/word/2015/wordml/symex" xmlns:wpg="http://schemas.microsoft.com/office/word/2010/wordprocessingGroup" xmlns:wpi="http://schemas.microsoft.com/office/word/2010/wordprocessingInk" xmlns:wne="http://schemas.microsoft.com/office/word/2006/wordml" xmlns:wps="http://schemas.microsoft.com/office/word/2010/wordprocessingShape" mc:Ignorable="w14 w15 w16se w16cid w16 w16cex w16sdtdh w16sdtfl w16du wp14">
   <w:abstractNum w:abstractNumId="0" w15:restartNumberingAfterBreak="0">
+    <w:nsid w:val="00B95FA0"/>
+    <w:multiLevelType w:val="hybridMultilevel"/>
+    <w:tmpl w:val="6A24637C"/>
+    <w:lvl w:ilvl="0" w:tplc="04190001">
+      <w:start w:val="1"/>
+      <w:numFmt w:val="bullet"/>
+      <w:lvlText w:val=""/>
+      <w:lvlJc w:val="left"/>
+      <w:pPr>
+        <w:ind w:left="1080" w:hanging="360"/>
+      </w:pPr>
+      <w:rPr>
+        <w:rFonts w:ascii="Symbol" w:hAnsi="Symbol" w:hint="default"/>
+      </w:rPr>
+    </w:lvl>
+    <w:lvl w:ilvl="1" w:tplc="04190003" w:tentative="1">
+      <w:start w:val="1"/>
+      <w:numFmt w:val="bullet"/>
+      <w:lvlText w:val="o"/>
+      <w:lvlJc w:val="left"/>
+      <w:pPr>
+        <w:ind w:left="1800" w:hanging="360"/>
+      </w:pPr>
+      <w:rPr>
+        <w:rFonts w:ascii="Courier New" w:hAnsi="Courier New" w:cs="Courier New" w:hint="default"/>
+      </w:rPr>
+    </w:lvl>
+    <w:lvl w:ilvl="2" w:tplc="04190005" w:tentative="1">
+      <w:start w:val="1"/>
+      <w:numFmt w:val="bullet"/>
+      <w:lvlText w:val=""/>
+      <w:lvlJc w:val="left"/>
+      <w:pPr>
+        <w:ind w:left="2520" w:hanging="360"/>
+      </w:pPr>
+      <w:rPr>
+        <w:rFonts w:ascii="Wingdings" w:hAnsi="Wingdings" w:hint="default"/>
+      </w:rPr>
+    </w:lvl>
+    <w:lvl w:ilvl="3" w:tplc="04190001" w:tentative="1">
+      <w:start w:val="1"/>
+      <w:numFmt w:val="bullet"/>
+      <w:lvlText w:val=""/>
+      <w:lvlJc w:val="left"/>
+      <w:pPr>
+        <w:ind w:left="3240" w:hanging="360"/>
+      </w:pPr>
+      <w:rPr>
+        <w:rFonts w:ascii="Symbol" w:hAnsi="Symbol" w:hint="default"/>
+      </w:rPr>
+    </w:lvl>
+    <w:lvl w:ilvl="4" w:tplc="04190003" w:tentative="1">
+      <w:start w:val="1"/>
+      <w:numFmt w:val="bullet"/>
+      <w:lvlText w:val="o"/>
+      <w:lvlJc w:val="left"/>
+      <w:pPr>
+        <w:ind w:left="3960" w:hanging="360"/>
+      </w:pPr>
+      <w:rPr>
+        <w:rFonts w:ascii="Courier New" w:hAnsi="Courier New" w:cs="Courier New" w:hint="default"/>
+      </w:rPr>
+    </w:lvl>
+    <w:lvl w:ilvl="5" w:tplc="04190005" w:tentative="1">
+      <w:start w:val="1"/>
+      <w:numFmt w:val="bullet"/>
+      <w:lvlText w:val=""/>
+      <w:lvlJc w:val="left"/>
+      <w:pPr>
+        <w:ind w:left="4680" w:hanging="360"/>
+      </w:pPr>
+      <w:rPr>
+        <w:rFonts w:ascii="Wingdings" w:hAnsi="Wingdings" w:hint="default"/>
+      </w:rPr>
+    </w:lvl>
+    <w:lvl w:ilvl="6" w:tplc="04190001" w:tentative="1">
+      <w:start w:val="1"/>
+      <w:numFmt w:val="bullet"/>
+      <w:lvlText w:val=""/>
+      <w:lvlJc w:val="left"/>
+      <w:pPr>
+        <w:ind w:left="5400" w:hanging="360"/>
+      </w:pPr>
+      <w:rPr>
+        <w:rFonts w:ascii="Symbol" w:hAnsi="Symbol" w:hint="default"/>
+      </w:rPr>
+    </w:lvl>
+    <w:lvl w:ilvl="7" w:tplc="04190003" w:tentative="1">
+      <w:start w:val="1"/>
+      <w:numFmt w:val="bullet"/>
+      <w:lvlText w:val="o"/>
+      <w:lvlJc w:val="left"/>
+      <w:pPr>
+        <w:ind w:left="6120" w:hanging="360"/>
+      </w:pPr>
+      <w:rPr>
+        <w:rFonts w:ascii="Courier New" w:hAnsi="Courier New" w:cs="Courier New" w:hint="default"/>
+      </w:rPr>
+    </w:lvl>
+    <w:lvl w:ilvl="8" w:tplc="04190005" w:tentative="1">
+      <w:start w:val="1"/>
+      <w:numFmt w:val="bullet"/>
+      <w:lvlText w:val=""/>
+      <w:lvlJc w:val="left"/>
+      <w:pPr>
+        <w:ind w:left="6840" w:hanging="360"/>
+      </w:pPr>
+      <w:rPr>
+        <w:rFonts w:ascii="Wingdings" w:hAnsi="Wingdings" w:hint="default"/>
+      </w:rPr>
+    </w:lvl>
+  </w:abstractNum>
+  <w:abstractNum w:abstractNumId="1" w15:restartNumberingAfterBreak="0">
     <w:nsid w:val="01280B42"/>
     <w:multiLevelType w:val="hybridMultilevel"/>
     <w:tmpl w:val="4F303B1A"/>
@@ -10847,7 +15957,120 @@
       </w:rPr>
     </w:lvl>
   </w:abstractNum>
-  <w:abstractNum w:abstractNumId="1" w15:restartNumberingAfterBreak="0">
+  <w:abstractNum w:abstractNumId="2" w15:restartNumberingAfterBreak="0">
+    <w:nsid w:val="01A12347"/>
+    <w:multiLevelType w:val="hybridMultilevel"/>
+    <w:tmpl w:val="2744D5CE"/>
+    <w:lvl w:ilvl="0" w:tplc="04190001">
+      <w:start w:val="1"/>
+      <w:numFmt w:val="bullet"/>
+      <w:lvlText w:val=""/>
+      <w:lvlJc w:val="left"/>
+      <w:pPr>
+        <w:ind w:left="720" w:hanging="360"/>
+      </w:pPr>
+      <w:rPr>
+        <w:rFonts w:ascii="Symbol" w:hAnsi="Symbol" w:hint="default"/>
+      </w:rPr>
+    </w:lvl>
+    <w:lvl w:ilvl="1" w:tplc="04190003" w:tentative="1">
+      <w:start w:val="1"/>
+      <w:numFmt w:val="bullet"/>
+      <w:lvlText w:val="o"/>
+      <w:lvlJc w:val="left"/>
+      <w:pPr>
+        <w:ind w:left="1440" w:hanging="360"/>
+      </w:pPr>
+      <w:rPr>
+        <w:rFonts w:ascii="Courier New" w:hAnsi="Courier New" w:cs="Courier New" w:hint="default"/>
+      </w:rPr>
+    </w:lvl>
+    <w:lvl w:ilvl="2" w:tplc="04190005" w:tentative="1">
+      <w:start w:val="1"/>
+      <w:numFmt w:val="bullet"/>
+      <w:lvlText w:val=""/>
+      <w:lvlJc w:val="left"/>
+      <w:pPr>
+        <w:ind w:left="2160" w:hanging="360"/>
+      </w:pPr>
+      <w:rPr>
+        <w:rFonts w:ascii="Wingdings" w:hAnsi="Wingdings" w:hint="default"/>
+      </w:rPr>
+    </w:lvl>
+    <w:lvl w:ilvl="3" w:tplc="04190001" w:tentative="1">
+      <w:start w:val="1"/>
+      <w:numFmt w:val="bullet"/>
+      <w:lvlText w:val=""/>
+      <w:lvlJc w:val="left"/>
+      <w:pPr>
+        <w:ind w:left="2880" w:hanging="360"/>
+      </w:pPr>
+      <w:rPr>
+        <w:rFonts w:ascii="Symbol" w:hAnsi="Symbol" w:hint="default"/>
+      </w:rPr>
+    </w:lvl>
+    <w:lvl w:ilvl="4" w:tplc="04190003" w:tentative="1">
+      <w:start w:val="1"/>
+      <w:numFmt w:val="bullet"/>
+      <w:lvlText w:val="o"/>
+      <w:lvlJc w:val="left"/>
+      <w:pPr>
+        <w:ind w:left="3600" w:hanging="360"/>
+      </w:pPr>
+      <w:rPr>
+        <w:rFonts w:ascii="Courier New" w:hAnsi="Courier New" w:cs="Courier New" w:hint="default"/>
+      </w:rPr>
+    </w:lvl>
+    <w:lvl w:ilvl="5" w:tplc="04190005" w:tentative="1">
+      <w:start w:val="1"/>
+      <w:numFmt w:val="bullet"/>
+      <w:lvlText w:val=""/>
+      <w:lvlJc w:val="left"/>
+      <w:pPr>
+        <w:ind w:left="4320" w:hanging="360"/>
+      </w:pPr>
+      <w:rPr>
+        <w:rFonts w:ascii="Wingdings" w:hAnsi="Wingdings" w:hint="default"/>
+      </w:rPr>
+    </w:lvl>
+    <w:lvl w:ilvl="6" w:tplc="04190001" w:tentative="1">
+      <w:start w:val="1"/>
+      <w:numFmt w:val="bullet"/>
+      <w:lvlText w:val=""/>
+      <w:lvlJc w:val="left"/>
+      <w:pPr>
+        <w:ind w:left="5040" w:hanging="360"/>
+      </w:pPr>
+      <w:rPr>
+        <w:rFonts w:ascii="Symbol" w:hAnsi="Symbol" w:hint="default"/>
+      </w:rPr>
+    </w:lvl>
+    <w:lvl w:ilvl="7" w:tplc="04190003" w:tentative="1">
+      <w:start w:val="1"/>
+      <w:numFmt w:val="bullet"/>
+      <w:lvlText w:val="o"/>
+      <w:lvlJc w:val="left"/>
+      <w:pPr>
+        <w:ind w:left="5760" w:hanging="360"/>
+      </w:pPr>
+      <w:rPr>
+        <w:rFonts w:ascii="Courier New" w:hAnsi="Courier New" w:cs="Courier New" w:hint="default"/>
+      </w:rPr>
+    </w:lvl>
+    <w:lvl w:ilvl="8" w:tplc="04190005" w:tentative="1">
+      <w:start w:val="1"/>
+      <w:numFmt w:val="bullet"/>
+      <w:lvlText w:val=""/>
+      <w:lvlJc w:val="left"/>
+      <w:pPr>
+        <w:ind w:left="6480" w:hanging="360"/>
+      </w:pPr>
+      <w:rPr>
+        <w:rFonts w:ascii="Wingdings" w:hAnsi="Wingdings" w:hint="default"/>
+      </w:rPr>
+    </w:lvl>
+  </w:abstractNum>
+  <w:abstractNum w:abstractNumId="3" w15:restartNumberingAfterBreak="0">
     <w:nsid w:val="07C71363"/>
     <w:multiLevelType w:val="hybridMultilevel"/>
     <w:tmpl w:val="E2D480DC"/>
@@ -10933,7 +16156,93 @@
       </w:pPr>
     </w:lvl>
   </w:abstractNum>
-  <w:abstractNum w:abstractNumId="2" w15:restartNumberingAfterBreak="0">
+  <w:abstractNum w:abstractNumId="4" w15:restartNumberingAfterBreak="0">
+    <w:nsid w:val="29987445"/>
+    <w:multiLevelType w:val="hybridMultilevel"/>
+    <w:tmpl w:val="BD027216"/>
+    <w:lvl w:ilvl="0" w:tplc="0419000F">
+      <w:start w:val="1"/>
+      <w:numFmt w:val="decimal"/>
+      <w:lvlText w:val="%1."/>
+      <w:lvlJc w:val="left"/>
+      <w:pPr>
+        <w:ind w:left="720" w:hanging="360"/>
+      </w:pPr>
+    </w:lvl>
+    <w:lvl w:ilvl="1" w:tplc="04190019" w:tentative="1">
+      <w:start w:val="1"/>
+      <w:numFmt w:val="lowerLetter"/>
+      <w:lvlText w:val="%2."/>
+      <w:lvlJc w:val="left"/>
+      <w:pPr>
+        <w:ind w:left="1440" w:hanging="360"/>
+      </w:pPr>
+    </w:lvl>
+    <w:lvl w:ilvl="2" w:tplc="0419001B" w:tentative="1">
+      <w:start w:val="1"/>
+      <w:numFmt w:val="lowerRoman"/>
+      <w:lvlText w:val="%3."/>
+      <w:lvlJc w:val="right"/>
+      <w:pPr>
+        <w:ind w:left="2160" w:hanging="180"/>
+      </w:pPr>
+    </w:lvl>
+    <w:lvl w:ilvl="3" w:tplc="0419000F" w:tentative="1">
+      <w:start w:val="1"/>
+      <w:numFmt w:val="decimal"/>
+      <w:lvlText w:val="%4."/>
+      <w:lvlJc w:val="left"/>
+      <w:pPr>
+        <w:ind w:left="2880" w:hanging="360"/>
+      </w:pPr>
+    </w:lvl>
+    <w:lvl w:ilvl="4" w:tplc="04190019" w:tentative="1">
+      <w:start w:val="1"/>
+      <w:numFmt w:val="lowerLetter"/>
+      <w:lvlText w:val="%5."/>
+      <w:lvlJc w:val="left"/>
+      <w:pPr>
+        <w:ind w:left="3600" w:hanging="360"/>
+      </w:pPr>
+    </w:lvl>
+    <w:lvl w:ilvl="5" w:tplc="0419001B" w:tentative="1">
+      <w:start w:val="1"/>
+      <w:numFmt w:val="lowerRoman"/>
+      <w:lvlText w:val="%6."/>
+      <w:lvlJc w:val="right"/>
+      <w:pPr>
+        <w:ind w:left="4320" w:hanging="180"/>
+      </w:pPr>
+    </w:lvl>
+    <w:lvl w:ilvl="6" w:tplc="0419000F" w:tentative="1">
+      <w:start w:val="1"/>
+      <w:numFmt w:val="decimal"/>
+      <w:lvlText w:val="%7."/>
+      <w:lvlJc w:val="left"/>
+      <w:pPr>
+        <w:ind w:left="5040" w:hanging="360"/>
+      </w:pPr>
+    </w:lvl>
+    <w:lvl w:ilvl="7" w:tplc="04190019" w:tentative="1">
+      <w:start w:val="1"/>
+      <w:numFmt w:val="lowerLetter"/>
+      <w:lvlText w:val="%8."/>
+      <w:lvlJc w:val="left"/>
+      <w:pPr>
+        <w:ind w:left="5760" w:hanging="360"/>
+      </w:pPr>
+    </w:lvl>
+    <w:lvl w:ilvl="8" w:tplc="0419001B" w:tentative="1">
+      <w:start w:val="1"/>
+      <w:numFmt w:val="lowerRoman"/>
+      <w:lvlText w:val="%9."/>
+      <w:lvlJc w:val="right"/>
+      <w:pPr>
+        <w:ind w:left="6480" w:hanging="180"/>
+      </w:pPr>
+    </w:lvl>
+  </w:abstractNum>
+  <w:abstractNum w:abstractNumId="5" w15:restartNumberingAfterBreak="0">
     <w:nsid w:val="2AEF4BD9"/>
     <w:multiLevelType w:val="hybridMultilevel"/>
     <w:tmpl w:val="66E249DE"/>
@@ -11046,7 +16355,233 @@
       </w:rPr>
     </w:lvl>
   </w:abstractNum>
-  <w:abstractNum w:abstractNumId="3" w15:restartNumberingAfterBreak="0">
+  <w:abstractNum w:abstractNumId="6" w15:restartNumberingAfterBreak="0">
+    <w:nsid w:val="2B39671B"/>
+    <w:multiLevelType w:val="hybridMultilevel"/>
+    <w:tmpl w:val="650E5D7E"/>
+    <w:lvl w:ilvl="0" w:tplc="04190001">
+      <w:start w:val="1"/>
+      <w:numFmt w:val="bullet"/>
+      <w:lvlText w:val=""/>
+      <w:lvlJc w:val="left"/>
+      <w:pPr>
+        <w:ind w:left="720" w:hanging="360"/>
+      </w:pPr>
+      <w:rPr>
+        <w:rFonts w:ascii="Symbol" w:hAnsi="Symbol" w:hint="default"/>
+      </w:rPr>
+    </w:lvl>
+    <w:lvl w:ilvl="1" w:tplc="04190003" w:tentative="1">
+      <w:start w:val="1"/>
+      <w:numFmt w:val="bullet"/>
+      <w:lvlText w:val="o"/>
+      <w:lvlJc w:val="left"/>
+      <w:pPr>
+        <w:ind w:left="1440" w:hanging="360"/>
+      </w:pPr>
+      <w:rPr>
+        <w:rFonts w:ascii="Courier New" w:hAnsi="Courier New" w:cs="Courier New" w:hint="default"/>
+      </w:rPr>
+    </w:lvl>
+    <w:lvl w:ilvl="2" w:tplc="04190005" w:tentative="1">
+      <w:start w:val="1"/>
+      <w:numFmt w:val="bullet"/>
+      <w:lvlText w:val=""/>
+      <w:lvlJc w:val="left"/>
+      <w:pPr>
+        <w:ind w:left="2160" w:hanging="360"/>
+      </w:pPr>
+      <w:rPr>
+        <w:rFonts w:ascii="Wingdings" w:hAnsi="Wingdings" w:hint="default"/>
+      </w:rPr>
+    </w:lvl>
+    <w:lvl w:ilvl="3" w:tplc="04190001" w:tentative="1">
+      <w:start w:val="1"/>
+      <w:numFmt w:val="bullet"/>
+      <w:lvlText w:val=""/>
+      <w:lvlJc w:val="left"/>
+      <w:pPr>
+        <w:ind w:left="2880" w:hanging="360"/>
+      </w:pPr>
+      <w:rPr>
+        <w:rFonts w:ascii="Symbol" w:hAnsi="Symbol" w:hint="default"/>
+      </w:rPr>
+    </w:lvl>
+    <w:lvl w:ilvl="4" w:tplc="04190003" w:tentative="1">
+      <w:start w:val="1"/>
+      <w:numFmt w:val="bullet"/>
+      <w:lvlText w:val="o"/>
+      <w:lvlJc w:val="left"/>
+      <w:pPr>
+        <w:ind w:left="3600" w:hanging="360"/>
+      </w:pPr>
+      <w:rPr>
+        <w:rFonts w:ascii="Courier New" w:hAnsi="Courier New" w:cs="Courier New" w:hint="default"/>
+      </w:rPr>
+    </w:lvl>
+    <w:lvl w:ilvl="5" w:tplc="04190005" w:tentative="1">
+      <w:start w:val="1"/>
+      <w:numFmt w:val="bullet"/>
+      <w:lvlText w:val=""/>
+      <w:lvlJc w:val="left"/>
+      <w:pPr>
+        <w:ind w:left="4320" w:hanging="360"/>
+      </w:pPr>
+      <w:rPr>
+        <w:rFonts w:ascii="Wingdings" w:hAnsi="Wingdings" w:hint="default"/>
+      </w:rPr>
+    </w:lvl>
+    <w:lvl w:ilvl="6" w:tplc="04190001" w:tentative="1">
+      <w:start w:val="1"/>
+      <w:numFmt w:val="bullet"/>
+      <w:lvlText w:val=""/>
+      <w:lvlJc w:val="left"/>
+      <w:pPr>
+        <w:ind w:left="5040" w:hanging="360"/>
+      </w:pPr>
+      <w:rPr>
+        <w:rFonts w:ascii="Symbol" w:hAnsi="Symbol" w:hint="default"/>
+      </w:rPr>
+    </w:lvl>
+    <w:lvl w:ilvl="7" w:tplc="04190003" w:tentative="1">
+      <w:start w:val="1"/>
+      <w:numFmt w:val="bullet"/>
+      <w:lvlText w:val="o"/>
+      <w:lvlJc w:val="left"/>
+      <w:pPr>
+        <w:ind w:left="5760" w:hanging="360"/>
+      </w:pPr>
+      <w:rPr>
+        <w:rFonts w:ascii="Courier New" w:hAnsi="Courier New" w:cs="Courier New" w:hint="default"/>
+      </w:rPr>
+    </w:lvl>
+    <w:lvl w:ilvl="8" w:tplc="04190005" w:tentative="1">
+      <w:start w:val="1"/>
+      <w:numFmt w:val="bullet"/>
+      <w:lvlText w:val=""/>
+      <w:lvlJc w:val="left"/>
+      <w:pPr>
+        <w:ind w:left="6480" w:hanging="360"/>
+      </w:pPr>
+      <w:rPr>
+        <w:rFonts w:ascii="Wingdings" w:hAnsi="Wingdings" w:hint="default"/>
+      </w:rPr>
+    </w:lvl>
+  </w:abstractNum>
+  <w:abstractNum w:abstractNumId="7" w15:restartNumberingAfterBreak="0">
+    <w:nsid w:val="2F4F1528"/>
+    <w:multiLevelType w:val="hybridMultilevel"/>
+    <w:tmpl w:val="B1580F6A"/>
+    <w:lvl w:ilvl="0" w:tplc="04190001">
+      <w:start w:val="1"/>
+      <w:numFmt w:val="bullet"/>
+      <w:lvlText w:val=""/>
+      <w:lvlJc w:val="left"/>
+      <w:pPr>
+        <w:ind w:left="720" w:hanging="360"/>
+      </w:pPr>
+      <w:rPr>
+        <w:rFonts w:ascii="Symbol" w:hAnsi="Symbol" w:hint="default"/>
+      </w:rPr>
+    </w:lvl>
+    <w:lvl w:ilvl="1" w:tplc="04190003" w:tentative="1">
+      <w:start w:val="1"/>
+      <w:numFmt w:val="bullet"/>
+      <w:lvlText w:val="o"/>
+      <w:lvlJc w:val="left"/>
+      <w:pPr>
+        <w:ind w:left="1440" w:hanging="360"/>
+      </w:pPr>
+      <w:rPr>
+        <w:rFonts w:ascii="Courier New" w:hAnsi="Courier New" w:cs="Courier New" w:hint="default"/>
+      </w:rPr>
+    </w:lvl>
+    <w:lvl w:ilvl="2" w:tplc="04190005" w:tentative="1">
+      <w:start w:val="1"/>
+      <w:numFmt w:val="bullet"/>
+      <w:lvlText w:val=""/>
+      <w:lvlJc w:val="left"/>
+      <w:pPr>
+        <w:ind w:left="2160" w:hanging="360"/>
+      </w:pPr>
+      <w:rPr>
+        <w:rFonts w:ascii="Wingdings" w:hAnsi="Wingdings" w:hint="default"/>
+      </w:rPr>
+    </w:lvl>
+    <w:lvl w:ilvl="3" w:tplc="04190001" w:tentative="1">
+      <w:start w:val="1"/>
+      <w:numFmt w:val="bullet"/>
+      <w:lvlText w:val=""/>
+      <w:lvlJc w:val="left"/>
+      <w:pPr>
+        <w:ind w:left="2880" w:hanging="360"/>
+      </w:pPr>
+      <w:rPr>
+        <w:rFonts w:ascii="Symbol" w:hAnsi="Symbol" w:hint="default"/>
+      </w:rPr>
+    </w:lvl>
+    <w:lvl w:ilvl="4" w:tplc="04190003" w:tentative="1">
+      <w:start w:val="1"/>
+      <w:numFmt w:val="bullet"/>
+      <w:lvlText w:val="o"/>
+      <w:lvlJc w:val="left"/>
+      <w:pPr>
+        <w:ind w:left="3600" w:hanging="360"/>
+      </w:pPr>
+      <w:rPr>
+        <w:rFonts w:ascii="Courier New" w:hAnsi="Courier New" w:cs="Courier New" w:hint="default"/>
+      </w:rPr>
+    </w:lvl>
+    <w:lvl w:ilvl="5" w:tplc="04190005" w:tentative="1">
+      <w:start w:val="1"/>
+      <w:numFmt w:val="bullet"/>
+      <w:lvlText w:val=""/>
+      <w:lvlJc w:val="left"/>
+      <w:pPr>
+        <w:ind w:left="4320" w:hanging="360"/>
+      </w:pPr>
+      <w:rPr>
+        <w:rFonts w:ascii="Wingdings" w:hAnsi="Wingdings" w:hint="default"/>
+      </w:rPr>
+    </w:lvl>
+    <w:lvl w:ilvl="6" w:tplc="04190001" w:tentative="1">
+      <w:start w:val="1"/>
+      <w:numFmt w:val="bullet"/>
+      <w:lvlText w:val=""/>
+      <w:lvlJc w:val="left"/>
+      <w:pPr>
+        <w:ind w:left="5040" w:hanging="360"/>
+      </w:pPr>
+      <w:rPr>
+        <w:rFonts w:ascii="Symbol" w:hAnsi="Symbol" w:hint="default"/>
+      </w:rPr>
+    </w:lvl>
+    <w:lvl w:ilvl="7" w:tplc="04190003" w:tentative="1">
+      <w:start w:val="1"/>
+      <w:numFmt w:val="bullet"/>
+      <w:lvlText w:val="o"/>
+      <w:lvlJc w:val="left"/>
+      <w:pPr>
+        <w:ind w:left="5760" w:hanging="360"/>
+      </w:pPr>
+      <w:rPr>
+        <w:rFonts w:ascii="Courier New" w:hAnsi="Courier New" w:cs="Courier New" w:hint="default"/>
+      </w:rPr>
+    </w:lvl>
+    <w:lvl w:ilvl="8" w:tplc="04190005" w:tentative="1">
+      <w:start w:val="1"/>
+      <w:numFmt w:val="bullet"/>
+      <w:lvlText w:val=""/>
+      <w:lvlJc w:val="left"/>
+      <w:pPr>
+        <w:ind w:left="6480" w:hanging="360"/>
+      </w:pPr>
+      <w:rPr>
+        <w:rFonts w:ascii="Wingdings" w:hAnsi="Wingdings" w:hint="default"/>
+      </w:rPr>
+    </w:lvl>
+  </w:abstractNum>
+  <w:abstractNum w:abstractNumId="8" w15:restartNumberingAfterBreak="0">
     <w:nsid w:val="32663394"/>
     <w:multiLevelType w:val="hybridMultilevel"/>
     <w:tmpl w:val="D046C3AE"/>
@@ -11132,7 +16667,7 @@
       </w:pPr>
     </w:lvl>
   </w:abstractNum>
-  <w:abstractNum w:abstractNumId="4" w15:restartNumberingAfterBreak="0">
+  <w:abstractNum w:abstractNumId="9" w15:restartNumberingAfterBreak="0">
     <w:nsid w:val="332000DB"/>
     <w:multiLevelType w:val="hybridMultilevel"/>
     <w:tmpl w:val="EB1A0670"/>
@@ -11218,7 +16753,7 @@
       </w:pPr>
     </w:lvl>
   </w:abstractNum>
-  <w:abstractNum w:abstractNumId="5" w15:restartNumberingAfterBreak="0">
+  <w:abstractNum w:abstractNumId="10" w15:restartNumberingAfterBreak="0">
     <w:nsid w:val="347F1FBD"/>
     <w:multiLevelType w:val="hybridMultilevel"/>
     <w:tmpl w:val="96C80582"/>
@@ -11304,7 +16839,7 @@
       </w:pPr>
     </w:lvl>
   </w:abstractNum>
-  <w:abstractNum w:abstractNumId="6" w15:restartNumberingAfterBreak="0">
+  <w:abstractNum w:abstractNumId="11" w15:restartNumberingAfterBreak="0">
     <w:nsid w:val="3B5B41DF"/>
     <w:multiLevelType w:val="hybridMultilevel"/>
     <w:tmpl w:val="79D07FB4"/>
@@ -11390,7 +16925,7 @@
       </w:pPr>
     </w:lvl>
   </w:abstractNum>
-  <w:abstractNum w:abstractNumId="7" w15:restartNumberingAfterBreak="0">
+  <w:abstractNum w:abstractNumId="12" w15:restartNumberingAfterBreak="0">
     <w:nsid w:val="3C04293C"/>
     <w:multiLevelType w:val="hybridMultilevel"/>
     <w:tmpl w:val="574A15F4"/>
@@ -11476,7 +17011,7 @@
       </w:pPr>
     </w:lvl>
   </w:abstractNum>
-  <w:abstractNum w:abstractNumId="8" w15:restartNumberingAfterBreak="0">
+  <w:abstractNum w:abstractNumId="13" w15:restartNumberingAfterBreak="0">
     <w:nsid w:val="3C9E3E10"/>
     <w:multiLevelType w:val="hybridMultilevel"/>
     <w:tmpl w:val="516E7082"/>
@@ -11589,7 +17124,7 @@
       </w:rPr>
     </w:lvl>
   </w:abstractNum>
-  <w:abstractNum w:abstractNumId="9" w15:restartNumberingAfterBreak="0">
+  <w:abstractNum w:abstractNumId="14" w15:restartNumberingAfterBreak="0">
     <w:nsid w:val="3F1676B2"/>
     <w:multiLevelType w:val="hybridMultilevel"/>
     <w:tmpl w:val="C038CE22"/>
@@ -11702,7 +17237,7 @@
       </w:rPr>
     </w:lvl>
   </w:abstractNum>
-  <w:abstractNum w:abstractNumId="10" w15:restartNumberingAfterBreak="0">
+  <w:abstractNum w:abstractNumId="15" w15:restartNumberingAfterBreak="0">
     <w:nsid w:val="41CA2BFD"/>
     <w:multiLevelType w:val="hybridMultilevel"/>
     <w:tmpl w:val="699E2BA6"/>
@@ -11815,7 +17350,7 @@
       </w:rPr>
     </w:lvl>
   </w:abstractNum>
-  <w:abstractNum w:abstractNumId="11" w15:restartNumberingAfterBreak="0">
+  <w:abstractNum w:abstractNumId="16" w15:restartNumberingAfterBreak="0">
     <w:nsid w:val="434038EE"/>
     <w:multiLevelType w:val="hybridMultilevel"/>
     <w:tmpl w:val="858A9EC4"/>
@@ -11928,7 +17463,206 @@
       </w:rPr>
     </w:lvl>
   </w:abstractNum>
-  <w:abstractNum w:abstractNumId="12" w15:restartNumberingAfterBreak="0">
+  <w:abstractNum w:abstractNumId="17" w15:restartNumberingAfterBreak="0">
+    <w:nsid w:val="464A4EB4"/>
+    <w:multiLevelType w:val="hybridMultilevel"/>
+    <w:tmpl w:val="3918D1CE"/>
+    <w:lvl w:ilvl="0" w:tplc="0419000F">
+      <w:start w:val="1"/>
+      <w:numFmt w:val="decimal"/>
+      <w:lvlText w:val="%1."/>
+      <w:lvlJc w:val="left"/>
+      <w:pPr>
+        <w:ind w:left="720" w:hanging="360"/>
+      </w:pPr>
+    </w:lvl>
+    <w:lvl w:ilvl="1" w:tplc="04190019" w:tentative="1">
+      <w:start w:val="1"/>
+      <w:numFmt w:val="lowerLetter"/>
+      <w:lvlText w:val="%2."/>
+      <w:lvlJc w:val="left"/>
+      <w:pPr>
+        <w:ind w:left="1440" w:hanging="360"/>
+      </w:pPr>
+    </w:lvl>
+    <w:lvl w:ilvl="2" w:tplc="0419001B" w:tentative="1">
+      <w:start w:val="1"/>
+      <w:numFmt w:val="lowerRoman"/>
+      <w:lvlText w:val="%3."/>
+      <w:lvlJc w:val="right"/>
+      <w:pPr>
+        <w:ind w:left="2160" w:hanging="180"/>
+      </w:pPr>
+    </w:lvl>
+    <w:lvl w:ilvl="3" w:tplc="0419000F" w:tentative="1">
+      <w:start w:val="1"/>
+      <w:numFmt w:val="decimal"/>
+      <w:lvlText w:val="%4."/>
+      <w:lvlJc w:val="left"/>
+      <w:pPr>
+        <w:ind w:left="2880" w:hanging="360"/>
+      </w:pPr>
+    </w:lvl>
+    <w:lvl w:ilvl="4" w:tplc="04190019" w:tentative="1">
+      <w:start w:val="1"/>
+      <w:numFmt w:val="lowerLetter"/>
+      <w:lvlText w:val="%5."/>
+      <w:lvlJc w:val="left"/>
+      <w:pPr>
+        <w:ind w:left="3600" w:hanging="360"/>
+      </w:pPr>
+    </w:lvl>
+    <w:lvl w:ilvl="5" w:tplc="0419001B" w:tentative="1">
+      <w:start w:val="1"/>
+      <w:numFmt w:val="lowerRoman"/>
+      <w:lvlText w:val="%6."/>
+      <w:lvlJc w:val="right"/>
+      <w:pPr>
+        <w:ind w:left="4320" w:hanging="180"/>
+      </w:pPr>
+    </w:lvl>
+    <w:lvl w:ilvl="6" w:tplc="0419000F" w:tentative="1">
+      <w:start w:val="1"/>
+      <w:numFmt w:val="decimal"/>
+      <w:lvlText w:val="%7."/>
+      <w:lvlJc w:val="left"/>
+      <w:pPr>
+        <w:ind w:left="5040" w:hanging="360"/>
+      </w:pPr>
+    </w:lvl>
+    <w:lvl w:ilvl="7" w:tplc="04190019" w:tentative="1">
+      <w:start w:val="1"/>
+      <w:numFmt w:val="lowerLetter"/>
+      <w:lvlText w:val="%8."/>
+      <w:lvlJc w:val="left"/>
+      <w:pPr>
+        <w:ind w:left="5760" w:hanging="360"/>
+      </w:pPr>
+    </w:lvl>
+    <w:lvl w:ilvl="8" w:tplc="0419001B" w:tentative="1">
+      <w:start w:val="1"/>
+      <w:numFmt w:val="lowerRoman"/>
+      <w:lvlText w:val="%9."/>
+      <w:lvlJc w:val="right"/>
+      <w:pPr>
+        <w:ind w:left="6480" w:hanging="180"/>
+      </w:pPr>
+    </w:lvl>
+  </w:abstractNum>
+  <w:abstractNum w:abstractNumId="18" w15:restartNumberingAfterBreak="0">
+    <w:nsid w:val="4FCE6691"/>
+    <w:multiLevelType w:val="hybridMultilevel"/>
+    <w:tmpl w:val="507AD9DE"/>
+    <w:lvl w:ilvl="0" w:tplc="04190001">
+      <w:start w:val="1"/>
+      <w:numFmt w:val="bullet"/>
+      <w:lvlText w:val=""/>
+      <w:lvlJc w:val="left"/>
+      <w:pPr>
+        <w:ind w:left="720" w:hanging="360"/>
+      </w:pPr>
+      <w:rPr>
+        <w:rFonts w:ascii="Symbol" w:hAnsi="Symbol" w:hint="default"/>
+      </w:rPr>
+    </w:lvl>
+    <w:lvl w:ilvl="1" w:tplc="04190003" w:tentative="1">
+      <w:start w:val="1"/>
+      <w:numFmt w:val="bullet"/>
+      <w:lvlText w:val="o"/>
+      <w:lvlJc w:val="left"/>
+      <w:pPr>
+        <w:ind w:left="1440" w:hanging="360"/>
+      </w:pPr>
+      <w:rPr>
+        <w:rFonts w:ascii="Courier New" w:hAnsi="Courier New" w:cs="Courier New" w:hint="default"/>
+      </w:rPr>
+    </w:lvl>
+    <w:lvl w:ilvl="2" w:tplc="04190005" w:tentative="1">
+      <w:start w:val="1"/>
+      <w:numFmt w:val="bullet"/>
+      <w:lvlText w:val=""/>
+      <w:lvlJc w:val="left"/>
+      <w:pPr>
+        <w:ind w:left="2160" w:hanging="360"/>
+      </w:pPr>
+      <w:rPr>
+        <w:rFonts w:ascii="Wingdings" w:hAnsi="Wingdings" w:hint="default"/>
+      </w:rPr>
+    </w:lvl>
+    <w:lvl w:ilvl="3" w:tplc="04190001" w:tentative="1">
+      <w:start w:val="1"/>
+      <w:numFmt w:val="bullet"/>
+      <w:lvlText w:val=""/>
+      <w:lvlJc w:val="left"/>
+      <w:pPr>
+        <w:ind w:left="2880" w:hanging="360"/>
+      </w:pPr>
+      <w:rPr>
+        <w:rFonts w:ascii="Symbol" w:hAnsi="Symbol" w:hint="default"/>
+      </w:rPr>
+    </w:lvl>
+    <w:lvl w:ilvl="4" w:tplc="04190003" w:tentative="1">
+      <w:start w:val="1"/>
+      <w:numFmt w:val="bullet"/>
+      <w:lvlText w:val="o"/>
+      <w:lvlJc w:val="left"/>
+      <w:pPr>
+        <w:ind w:left="3600" w:hanging="360"/>
+      </w:pPr>
+      <w:rPr>
+        <w:rFonts w:ascii="Courier New" w:hAnsi="Courier New" w:cs="Courier New" w:hint="default"/>
+      </w:rPr>
+    </w:lvl>
+    <w:lvl w:ilvl="5" w:tplc="04190005" w:tentative="1">
+      <w:start w:val="1"/>
+      <w:numFmt w:val="bullet"/>
+      <w:lvlText w:val=""/>
+      <w:lvlJc w:val="left"/>
+      <w:pPr>
+        <w:ind w:left="4320" w:hanging="360"/>
+      </w:pPr>
+      <w:rPr>
+        <w:rFonts w:ascii="Wingdings" w:hAnsi="Wingdings" w:hint="default"/>
+      </w:rPr>
+    </w:lvl>
+    <w:lvl w:ilvl="6" w:tplc="04190001" w:tentative="1">
+      <w:start w:val="1"/>
+      <w:numFmt w:val="bullet"/>
+      <w:lvlText w:val=""/>
+      <w:lvlJc w:val="left"/>
+      <w:pPr>
+        <w:ind w:left="5040" w:hanging="360"/>
+      </w:pPr>
+      <w:rPr>
+        <w:rFonts w:ascii="Symbol" w:hAnsi="Symbol" w:hint="default"/>
+      </w:rPr>
+    </w:lvl>
+    <w:lvl w:ilvl="7" w:tplc="04190003" w:tentative="1">
+      <w:start w:val="1"/>
+      <w:numFmt w:val="bullet"/>
+      <w:lvlText w:val="o"/>
+      <w:lvlJc w:val="left"/>
+      <w:pPr>
+        <w:ind w:left="5760" w:hanging="360"/>
+      </w:pPr>
+      <w:rPr>
+        <w:rFonts w:ascii="Courier New" w:hAnsi="Courier New" w:cs="Courier New" w:hint="default"/>
+      </w:rPr>
+    </w:lvl>
+    <w:lvl w:ilvl="8" w:tplc="04190005" w:tentative="1">
+      <w:start w:val="1"/>
+      <w:numFmt w:val="bullet"/>
+      <w:lvlText w:val=""/>
+      <w:lvlJc w:val="left"/>
+      <w:pPr>
+        <w:ind w:left="6480" w:hanging="360"/>
+      </w:pPr>
+      <w:rPr>
+        <w:rFonts w:ascii="Wingdings" w:hAnsi="Wingdings" w:hint="default"/>
+      </w:rPr>
+    </w:lvl>
+  </w:abstractNum>
+  <w:abstractNum w:abstractNumId="19" w15:restartNumberingAfterBreak="0">
     <w:nsid w:val="50120C2D"/>
     <w:multiLevelType w:val="hybridMultilevel"/>
     <w:tmpl w:val="2E6C6C80"/>
@@ -12014,7 +17748,7 @@
       </w:pPr>
     </w:lvl>
   </w:abstractNum>
-  <w:abstractNum w:abstractNumId="13" w15:restartNumberingAfterBreak="0">
+  <w:abstractNum w:abstractNumId="20" w15:restartNumberingAfterBreak="0">
     <w:nsid w:val="57EE7C0C"/>
     <w:multiLevelType w:val="hybridMultilevel"/>
     <w:tmpl w:val="53147A04"/>
@@ -12127,7 +17861,233 @@
       </w:rPr>
     </w:lvl>
   </w:abstractNum>
-  <w:abstractNum w:abstractNumId="14" w15:restartNumberingAfterBreak="0">
+  <w:abstractNum w:abstractNumId="21" w15:restartNumberingAfterBreak="0">
+    <w:nsid w:val="5D4C748F"/>
+    <w:multiLevelType w:val="hybridMultilevel"/>
+    <w:tmpl w:val="E894F3FE"/>
+    <w:lvl w:ilvl="0" w:tplc="04190001">
+      <w:start w:val="1"/>
+      <w:numFmt w:val="bullet"/>
+      <w:lvlText w:val=""/>
+      <w:lvlJc w:val="left"/>
+      <w:pPr>
+        <w:ind w:left="1440" w:hanging="360"/>
+      </w:pPr>
+      <w:rPr>
+        <w:rFonts w:ascii="Symbol" w:hAnsi="Symbol" w:hint="default"/>
+      </w:rPr>
+    </w:lvl>
+    <w:lvl w:ilvl="1" w:tplc="04190003" w:tentative="1">
+      <w:start w:val="1"/>
+      <w:numFmt w:val="bullet"/>
+      <w:lvlText w:val="o"/>
+      <w:lvlJc w:val="left"/>
+      <w:pPr>
+        <w:ind w:left="2160" w:hanging="360"/>
+      </w:pPr>
+      <w:rPr>
+        <w:rFonts w:ascii="Courier New" w:hAnsi="Courier New" w:cs="Courier New" w:hint="default"/>
+      </w:rPr>
+    </w:lvl>
+    <w:lvl w:ilvl="2" w:tplc="04190005" w:tentative="1">
+      <w:start w:val="1"/>
+      <w:numFmt w:val="bullet"/>
+      <w:lvlText w:val=""/>
+      <w:lvlJc w:val="left"/>
+      <w:pPr>
+        <w:ind w:left="2880" w:hanging="360"/>
+      </w:pPr>
+      <w:rPr>
+        <w:rFonts w:ascii="Wingdings" w:hAnsi="Wingdings" w:hint="default"/>
+      </w:rPr>
+    </w:lvl>
+    <w:lvl w:ilvl="3" w:tplc="04190001" w:tentative="1">
+      <w:start w:val="1"/>
+      <w:numFmt w:val="bullet"/>
+      <w:lvlText w:val=""/>
+      <w:lvlJc w:val="left"/>
+      <w:pPr>
+        <w:ind w:left="3600" w:hanging="360"/>
+      </w:pPr>
+      <w:rPr>
+        <w:rFonts w:ascii="Symbol" w:hAnsi="Symbol" w:hint="default"/>
+      </w:rPr>
+    </w:lvl>
+    <w:lvl w:ilvl="4" w:tplc="04190003" w:tentative="1">
+      <w:start w:val="1"/>
+      <w:numFmt w:val="bullet"/>
+      <w:lvlText w:val="o"/>
+      <w:lvlJc w:val="left"/>
+      <w:pPr>
+        <w:ind w:left="4320" w:hanging="360"/>
+      </w:pPr>
+      <w:rPr>
+        <w:rFonts w:ascii="Courier New" w:hAnsi="Courier New" w:cs="Courier New" w:hint="default"/>
+      </w:rPr>
+    </w:lvl>
+    <w:lvl w:ilvl="5" w:tplc="04190005" w:tentative="1">
+      <w:start w:val="1"/>
+      <w:numFmt w:val="bullet"/>
+      <w:lvlText w:val=""/>
+      <w:lvlJc w:val="left"/>
+      <w:pPr>
+        <w:ind w:left="5040" w:hanging="360"/>
+      </w:pPr>
+      <w:rPr>
+        <w:rFonts w:ascii="Wingdings" w:hAnsi="Wingdings" w:hint="default"/>
+      </w:rPr>
+    </w:lvl>
+    <w:lvl w:ilvl="6" w:tplc="04190001" w:tentative="1">
+      <w:start w:val="1"/>
+      <w:numFmt w:val="bullet"/>
+      <w:lvlText w:val=""/>
+      <w:lvlJc w:val="left"/>
+      <w:pPr>
+        <w:ind w:left="5760" w:hanging="360"/>
+      </w:pPr>
+      <w:rPr>
+        <w:rFonts w:ascii="Symbol" w:hAnsi="Symbol" w:hint="default"/>
+      </w:rPr>
+    </w:lvl>
+    <w:lvl w:ilvl="7" w:tplc="04190003" w:tentative="1">
+      <w:start w:val="1"/>
+      <w:numFmt w:val="bullet"/>
+      <w:lvlText w:val="o"/>
+      <w:lvlJc w:val="left"/>
+      <w:pPr>
+        <w:ind w:left="6480" w:hanging="360"/>
+      </w:pPr>
+      <w:rPr>
+        <w:rFonts w:ascii="Courier New" w:hAnsi="Courier New" w:cs="Courier New" w:hint="default"/>
+      </w:rPr>
+    </w:lvl>
+    <w:lvl w:ilvl="8" w:tplc="04190005" w:tentative="1">
+      <w:start w:val="1"/>
+      <w:numFmt w:val="bullet"/>
+      <w:lvlText w:val=""/>
+      <w:lvlJc w:val="left"/>
+      <w:pPr>
+        <w:ind w:left="7200" w:hanging="360"/>
+      </w:pPr>
+      <w:rPr>
+        <w:rFonts w:ascii="Wingdings" w:hAnsi="Wingdings" w:hint="default"/>
+      </w:rPr>
+    </w:lvl>
+  </w:abstractNum>
+  <w:abstractNum w:abstractNumId="22" w15:restartNumberingAfterBreak="0">
+    <w:nsid w:val="5D7D58B4"/>
+    <w:multiLevelType w:val="hybridMultilevel"/>
+    <w:tmpl w:val="4E66F5A6"/>
+    <w:lvl w:ilvl="0" w:tplc="04190001">
+      <w:start w:val="1"/>
+      <w:numFmt w:val="bullet"/>
+      <w:lvlText w:val=""/>
+      <w:lvlJc w:val="left"/>
+      <w:pPr>
+        <w:ind w:left="720" w:hanging="360"/>
+      </w:pPr>
+      <w:rPr>
+        <w:rFonts w:ascii="Symbol" w:hAnsi="Symbol" w:hint="default"/>
+      </w:rPr>
+    </w:lvl>
+    <w:lvl w:ilvl="1" w:tplc="04190003" w:tentative="1">
+      <w:start w:val="1"/>
+      <w:numFmt w:val="bullet"/>
+      <w:lvlText w:val="o"/>
+      <w:lvlJc w:val="left"/>
+      <w:pPr>
+        <w:ind w:left="1440" w:hanging="360"/>
+      </w:pPr>
+      <w:rPr>
+        <w:rFonts w:ascii="Courier New" w:hAnsi="Courier New" w:cs="Courier New" w:hint="default"/>
+      </w:rPr>
+    </w:lvl>
+    <w:lvl w:ilvl="2" w:tplc="04190005" w:tentative="1">
+      <w:start w:val="1"/>
+      <w:numFmt w:val="bullet"/>
+      <w:lvlText w:val=""/>
+      <w:lvlJc w:val="left"/>
+      <w:pPr>
+        <w:ind w:left="2160" w:hanging="360"/>
+      </w:pPr>
+      <w:rPr>
+        <w:rFonts w:ascii="Wingdings" w:hAnsi="Wingdings" w:hint="default"/>
+      </w:rPr>
+    </w:lvl>
+    <w:lvl w:ilvl="3" w:tplc="04190001" w:tentative="1">
+      <w:start w:val="1"/>
+      <w:numFmt w:val="bullet"/>
+      <w:lvlText w:val=""/>
+      <w:lvlJc w:val="left"/>
+      <w:pPr>
+        <w:ind w:left="2880" w:hanging="360"/>
+      </w:pPr>
+      <w:rPr>
+        <w:rFonts w:ascii="Symbol" w:hAnsi="Symbol" w:hint="default"/>
+      </w:rPr>
+    </w:lvl>
+    <w:lvl w:ilvl="4" w:tplc="04190003" w:tentative="1">
+      <w:start w:val="1"/>
+      <w:numFmt w:val="bullet"/>
+      <w:lvlText w:val="o"/>
+      <w:lvlJc w:val="left"/>
+      <w:pPr>
+        <w:ind w:left="3600" w:hanging="360"/>
+      </w:pPr>
+      <w:rPr>
+        <w:rFonts w:ascii="Courier New" w:hAnsi="Courier New" w:cs="Courier New" w:hint="default"/>
+      </w:rPr>
+    </w:lvl>
+    <w:lvl w:ilvl="5" w:tplc="04190005" w:tentative="1">
+      <w:start w:val="1"/>
+      <w:numFmt w:val="bullet"/>
+      <w:lvlText w:val=""/>
+      <w:lvlJc w:val="left"/>
+      <w:pPr>
+        <w:ind w:left="4320" w:hanging="360"/>
+      </w:pPr>
+      <w:rPr>
+        <w:rFonts w:ascii="Wingdings" w:hAnsi="Wingdings" w:hint="default"/>
+      </w:rPr>
+    </w:lvl>
+    <w:lvl w:ilvl="6" w:tplc="04190001" w:tentative="1">
+      <w:start w:val="1"/>
+      <w:numFmt w:val="bullet"/>
+      <w:lvlText w:val=""/>
+      <w:lvlJc w:val="left"/>
+      <w:pPr>
+        <w:ind w:left="5040" w:hanging="360"/>
+      </w:pPr>
+      <w:rPr>
+        <w:rFonts w:ascii="Symbol" w:hAnsi="Symbol" w:hint="default"/>
+      </w:rPr>
+    </w:lvl>
+    <w:lvl w:ilvl="7" w:tplc="04190003" w:tentative="1">
+      <w:start w:val="1"/>
+      <w:numFmt w:val="bullet"/>
+      <w:lvlText w:val="o"/>
+      <w:lvlJc w:val="left"/>
+      <w:pPr>
+        <w:ind w:left="5760" w:hanging="360"/>
+      </w:pPr>
+      <w:rPr>
+        <w:rFonts w:ascii="Courier New" w:hAnsi="Courier New" w:cs="Courier New" w:hint="default"/>
+      </w:rPr>
+    </w:lvl>
+    <w:lvl w:ilvl="8" w:tplc="04190005" w:tentative="1">
+      <w:start w:val="1"/>
+      <w:numFmt w:val="bullet"/>
+      <w:lvlText w:val=""/>
+      <w:lvlJc w:val="left"/>
+      <w:pPr>
+        <w:ind w:left="6480" w:hanging="360"/>
+      </w:pPr>
+      <w:rPr>
+        <w:rFonts w:ascii="Wingdings" w:hAnsi="Wingdings" w:hint="default"/>
+      </w:rPr>
+    </w:lvl>
+  </w:abstractNum>
+  <w:abstractNum w:abstractNumId="23" w15:restartNumberingAfterBreak="0">
     <w:nsid w:val="5E2B6A3B"/>
     <w:multiLevelType w:val="hybridMultilevel"/>
     <w:tmpl w:val="3F02BEBC"/>
@@ -12240,7 +18200,120 @@
       </w:rPr>
     </w:lvl>
   </w:abstractNum>
-  <w:abstractNum w:abstractNumId="15" w15:restartNumberingAfterBreak="0">
+  <w:abstractNum w:abstractNumId="24" w15:restartNumberingAfterBreak="0">
+    <w:nsid w:val="5F1D1635"/>
+    <w:multiLevelType w:val="hybridMultilevel"/>
+    <w:tmpl w:val="3D6EF8C8"/>
+    <w:lvl w:ilvl="0" w:tplc="04190001">
+      <w:start w:val="1"/>
+      <w:numFmt w:val="bullet"/>
+      <w:lvlText w:val=""/>
+      <w:lvlJc w:val="left"/>
+      <w:pPr>
+        <w:ind w:left="1080" w:hanging="360"/>
+      </w:pPr>
+      <w:rPr>
+        <w:rFonts w:ascii="Symbol" w:hAnsi="Symbol" w:hint="default"/>
+      </w:rPr>
+    </w:lvl>
+    <w:lvl w:ilvl="1" w:tplc="04190003" w:tentative="1">
+      <w:start w:val="1"/>
+      <w:numFmt w:val="bullet"/>
+      <w:lvlText w:val="o"/>
+      <w:lvlJc w:val="left"/>
+      <w:pPr>
+        <w:ind w:left="1800" w:hanging="360"/>
+      </w:pPr>
+      <w:rPr>
+        <w:rFonts w:ascii="Courier New" w:hAnsi="Courier New" w:cs="Courier New" w:hint="default"/>
+      </w:rPr>
+    </w:lvl>
+    <w:lvl w:ilvl="2" w:tplc="04190005" w:tentative="1">
+      <w:start w:val="1"/>
+      <w:numFmt w:val="bullet"/>
+      <w:lvlText w:val=""/>
+      <w:lvlJc w:val="left"/>
+      <w:pPr>
+        <w:ind w:left="2520" w:hanging="360"/>
+      </w:pPr>
+      <w:rPr>
+        <w:rFonts w:ascii="Wingdings" w:hAnsi="Wingdings" w:hint="default"/>
+      </w:rPr>
+    </w:lvl>
+    <w:lvl w:ilvl="3" w:tplc="04190001" w:tentative="1">
+      <w:start w:val="1"/>
+      <w:numFmt w:val="bullet"/>
+      <w:lvlText w:val=""/>
+      <w:lvlJc w:val="left"/>
+      <w:pPr>
+        <w:ind w:left="3240" w:hanging="360"/>
+      </w:pPr>
+      <w:rPr>
+        <w:rFonts w:ascii="Symbol" w:hAnsi="Symbol" w:hint="default"/>
+      </w:rPr>
+    </w:lvl>
+    <w:lvl w:ilvl="4" w:tplc="04190003" w:tentative="1">
+      <w:start w:val="1"/>
+      <w:numFmt w:val="bullet"/>
+      <w:lvlText w:val="o"/>
+      <w:lvlJc w:val="left"/>
+      <w:pPr>
+        <w:ind w:left="3960" w:hanging="360"/>
+      </w:pPr>
+      <w:rPr>
+        <w:rFonts w:ascii="Courier New" w:hAnsi="Courier New" w:cs="Courier New" w:hint="default"/>
+      </w:rPr>
+    </w:lvl>
+    <w:lvl w:ilvl="5" w:tplc="04190005" w:tentative="1">
+      <w:start w:val="1"/>
+      <w:numFmt w:val="bullet"/>
+      <w:lvlText w:val=""/>
+      <w:lvlJc w:val="left"/>
+      <w:pPr>
+        <w:ind w:left="4680" w:hanging="360"/>
+      </w:pPr>
+      <w:rPr>
+        <w:rFonts w:ascii="Wingdings" w:hAnsi="Wingdings" w:hint="default"/>
+      </w:rPr>
+    </w:lvl>
+    <w:lvl w:ilvl="6" w:tplc="04190001" w:tentative="1">
+      <w:start w:val="1"/>
+      <w:numFmt w:val="bullet"/>
+      <w:lvlText w:val=""/>
+      <w:lvlJc w:val="left"/>
+      <w:pPr>
+        <w:ind w:left="5400" w:hanging="360"/>
+      </w:pPr>
+      <w:rPr>
+        <w:rFonts w:ascii="Symbol" w:hAnsi="Symbol" w:hint="default"/>
+      </w:rPr>
+    </w:lvl>
+    <w:lvl w:ilvl="7" w:tplc="04190003" w:tentative="1">
+      <w:start w:val="1"/>
+      <w:numFmt w:val="bullet"/>
+      <w:lvlText w:val="o"/>
+      <w:lvlJc w:val="left"/>
+      <w:pPr>
+        <w:ind w:left="6120" w:hanging="360"/>
+      </w:pPr>
+      <w:rPr>
+        <w:rFonts w:ascii="Courier New" w:hAnsi="Courier New" w:cs="Courier New" w:hint="default"/>
+      </w:rPr>
+    </w:lvl>
+    <w:lvl w:ilvl="8" w:tplc="04190005" w:tentative="1">
+      <w:start w:val="1"/>
+      <w:numFmt w:val="bullet"/>
+      <w:lvlText w:val=""/>
+      <w:lvlJc w:val="left"/>
+      <w:pPr>
+        <w:ind w:left="6840" w:hanging="360"/>
+      </w:pPr>
+      <w:rPr>
+        <w:rFonts w:ascii="Wingdings" w:hAnsi="Wingdings" w:hint="default"/>
+      </w:rPr>
+    </w:lvl>
+  </w:abstractNum>
+  <w:abstractNum w:abstractNumId="25" w15:restartNumberingAfterBreak="0">
     <w:nsid w:val="60061C9C"/>
     <w:multiLevelType w:val="hybridMultilevel"/>
     <w:tmpl w:val="A0C8ADF4"/>
@@ -12353,7 +18426,7 @@
       </w:rPr>
     </w:lvl>
   </w:abstractNum>
-  <w:abstractNum w:abstractNumId="16" w15:restartNumberingAfterBreak="0">
+  <w:abstractNum w:abstractNumId="26" w15:restartNumberingAfterBreak="0">
     <w:nsid w:val="617644F0"/>
     <w:multiLevelType w:val="hybridMultilevel"/>
     <w:tmpl w:val="C32CFBC0"/>
@@ -12466,7 +18539,7 @@
       </w:rPr>
     </w:lvl>
   </w:abstractNum>
-  <w:abstractNum w:abstractNumId="17" w15:restartNumberingAfterBreak="0">
+  <w:abstractNum w:abstractNumId="27" w15:restartNumberingAfterBreak="0">
     <w:nsid w:val="650B2FEB"/>
     <w:multiLevelType w:val="hybridMultilevel"/>
     <w:tmpl w:val="AA22871A"/>
@@ -12552,7 +18625,206 @@
       </w:pPr>
     </w:lvl>
   </w:abstractNum>
-  <w:abstractNum w:abstractNumId="18" w15:restartNumberingAfterBreak="0">
+  <w:abstractNum w:abstractNumId="28" w15:restartNumberingAfterBreak="0">
+    <w:nsid w:val="66813DBC"/>
+    <w:multiLevelType w:val="hybridMultilevel"/>
+    <w:tmpl w:val="30323870"/>
+    <w:lvl w:ilvl="0" w:tplc="0419000F">
+      <w:start w:val="1"/>
+      <w:numFmt w:val="decimal"/>
+      <w:lvlText w:val="%1."/>
+      <w:lvlJc w:val="left"/>
+      <w:pPr>
+        <w:ind w:left="720" w:hanging="360"/>
+      </w:pPr>
+    </w:lvl>
+    <w:lvl w:ilvl="1" w:tplc="04190019" w:tentative="1">
+      <w:start w:val="1"/>
+      <w:numFmt w:val="lowerLetter"/>
+      <w:lvlText w:val="%2."/>
+      <w:lvlJc w:val="left"/>
+      <w:pPr>
+        <w:ind w:left="1440" w:hanging="360"/>
+      </w:pPr>
+    </w:lvl>
+    <w:lvl w:ilvl="2" w:tplc="0419001B" w:tentative="1">
+      <w:start w:val="1"/>
+      <w:numFmt w:val="lowerRoman"/>
+      <w:lvlText w:val="%3."/>
+      <w:lvlJc w:val="right"/>
+      <w:pPr>
+        <w:ind w:left="2160" w:hanging="180"/>
+      </w:pPr>
+    </w:lvl>
+    <w:lvl w:ilvl="3" w:tplc="0419000F" w:tentative="1">
+      <w:start w:val="1"/>
+      <w:numFmt w:val="decimal"/>
+      <w:lvlText w:val="%4."/>
+      <w:lvlJc w:val="left"/>
+      <w:pPr>
+        <w:ind w:left="2880" w:hanging="360"/>
+      </w:pPr>
+    </w:lvl>
+    <w:lvl w:ilvl="4" w:tplc="04190019" w:tentative="1">
+      <w:start w:val="1"/>
+      <w:numFmt w:val="lowerLetter"/>
+      <w:lvlText w:val="%5."/>
+      <w:lvlJc w:val="left"/>
+      <w:pPr>
+        <w:ind w:left="3600" w:hanging="360"/>
+      </w:pPr>
+    </w:lvl>
+    <w:lvl w:ilvl="5" w:tplc="0419001B" w:tentative="1">
+      <w:start w:val="1"/>
+      <w:numFmt w:val="lowerRoman"/>
+      <w:lvlText w:val="%6."/>
+      <w:lvlJc w:val="right"/>
+      <w:pPr>
+        <w:ind w:left="4320" w:hanging="180"/>
+      </w:pPr>
+    </w:lvl>
+    <w:lvl w:ilvl="6" w:tplc="0419000F" w:tentative="1">
+      <w:start w:val="1"/>
+      <w:numFmt w:val="decimal"/>
+      <w:lvlText w:val="%7."/>
+      <w:lvlJc w:val="left"/>
+      <w:pPr>
+        <w:ind w:left="5040" w:hanging="360"/>
+      </w:pPr>
+    </w:lvl>
+    <w:lvl w:ilvl="7" w:tplc="04190019" w:tentative="1">
+      <w:start w:val="1"/>
+      <w:numFmt w:val="lowerLetter"/>
+      <w:lvlText w:val="%8."/>
+      <w:lvlJc w:val="left"/>
+      <w:pPr>
+        <w:ind w:left="5760" w:hanging="360"/>
+      </w:pPr>
+    </w:lvl>
+    <w:lvl w:ilvl="8" w:tplc="0419001B" w:tentative="1">
+      <w:start w:val="1"/>
+      <w:numFmt w:val="lowerRoman"/>
+      <w:lvlText w:val="%9."/>
+      <w:lvlJc w:val="right"/>
+      <w:pPr>
+        <w:ind w:left="6480" w:hanging="180"/>
+      </w:pPr>
+    </w:lvl>
+  </w:abstractNum>
+  <w:abstractNum w:abstractNumId="29" w15:restartNumberingAfterBreak="0">
+    <w:nsid w:val="685E2A47"/>
+    <w:multiLevelType w:val="hybridMultilevel"/>
+    <w:tmpl w:val="8A8ED0F0"/>
+    <w:lvl w:ilvl="0" w:tplc="04190001">
+      <w:start w:val="1"/>
+      <w:numFmt w:val="bullet"/>
+      <w:lvlText w:val=""/>
+      <w:lvlJc w:val="left"/>
+      <w:pPr>
+        <w:ind w:left="720" w:hanging="360"/>
+      </w:pPr>
+      <w:rPr>
+        <w:rFonts w:ascii="Symbol" w:hAnsi="Symbol" w:hint="default"/>
+      </w:rPr>
+    </w:lvl>
+    <w:lvl w:ilvl="1" w:tplc="04190003" w:tentative="1">
+      <w:start w:val="1"/>
+      <w:numFmt w:val="bullet"/>
+      <w:lvlText w:val="o"/>
+      <w:lvlJc w:val="left"/>
+      <w:pPr>
+        <w:ind w:left="1440" w:hanging="360"/>
+      </w:pPr>
+      <w:rPr>
+        <w:rFonts w:ascii="Courier New" w:hAnsi="Courier New" w:cs="Courier New" w:hint="default"/>
+      </w:rPr>
+    </w:lvl>
+    <w:lvl w:ilvl="2" w:tplc="04190005" w:tentative="1">
+      <w:start w:val="1"/>
+      <w:numFmt w:val="bullet"/>
+      <w:lvlText w:val=""/>
+      <w:lvlJc w:val="left"/>
+      <w:pPr>
+        <w:ind w:left="2160" w:hanging="360"/>
+      </w:pPr>
+      <w:rPr>
+        <w:rFonts w:ascii="Wingdings" w:hAnsi="Wingdings" w:hint="default"/>
+      </w:rPr>
+    </w:lvl>
+    <w:lvl w:ilvl="3" w:tplc="04190001" w:tentative="1">
+      <w:start w:val="1"/>
+      <w:numFmt w:val="bullet"/>
+      <w:lvlText w:val=""/>
+      <w:lvlJc w:val="left"/>
+      <w:pPr>
+        <w:ind w:left="2880" w:hanging="360"/>
+      </w:pPr>
+      <w:rPr>
+        <w:rFonts w:ascii="Symbol" w:hAnsi="Symbol" w:hint="default"/>
+      </w:rPr>
+    </w:lvl>
+    <w:lvl w:ilvl="4" w:tplc="04190003" w:tentative="1">
+      <w:start w:val="1"/>
+      <w:numFmt w:val="bullet"/>
+      <w:lvlText w:val="o"/>
+      <w:lvlJc w:val="left"/>
+      <w:pPr>
+        <w:ind w:left="3600" w:hanging="360"/>
+      </w:pPr>
+      <w:rPr>
+        <w:rFonts w:ascii="Courier New" w:hAnsi="Courier New" w:cs="Courier New" w:hint="default"/>
+      </w:rPr>
+    </w:lvl>
+    <w:lvl w:ilvl="5" w:tplc="04190005" w:tentative="1">
+      <w:start w:val="1"/>
+      <w:numFmt w:val="bullet"/>
+      <w:lvlText w:val=""/>
+      <w:lvlJc w:val="left"/>
+      <w:pPr>
+        <w:ind w:left="4320" w:hanging="360"/>
+      </w:pPr>
+      <w:rPr>
+        <w:rFonts w:ascii="Wingdings" w:hAnsi="Wingdings" w:hint="default"/>
+      </w:rPr>
+    </w:lvl>
+    <w:lvl w:ilvl="6" w:tplc="04190001" w:tentative="1">
+      <w:start w:val="1"/>
+      <w:numFmt w:val="bullet"/>
+      <w:lvlText w:val=""/>
+      <w:lvlJc w:val="left"/>
+      <w:pPr>
+        <w:ind w:left="5040" w:hanging="360"/>
+      </w:pPr>
+      <w:rPr>
+        <w:rFonts w:ascii="Symbol" w:hAnsi="Symbol" w:hint="default"/>
+      </w:rPr>
+    </w:lvl>
+    <w:lvl w:ilvl="7" w:tplc="04190003" w:tentative="1">
+      <w:start w:val="1"/>
+      <w:numFmt w:val="bullet"/>
+      <w:lvlText w:val="o"/>
+      <w:lvlJc w:val="left"/>
+      <w:pPr>
+        <w:ind w:left="5760" w:hanging="360"/>
+      </w:pPr>
+      <w:rPr>
+        <w:rFonts w:ascii="Courier New" w:hAnsi="Courier New" w:cs="Courier New" w:hint="default"/>
+      </w:rPr>
+    </w:lvl>
+    <w:lvl w:ilvl="8" w:tplc="04190005" w:tentative="1">
+      <w:start w:val="1"/>
+      <w:numFmt w:val="bullet"/>
+      <w:lvlText w:val=""/>
+      <w:lvlJc w:val="left"/>
+      <w:pPr>
+        <w:ind w:left="6480" w:hanging="360"/>
+      </w:pPr>
+      <w:rPr>
+        <w:rFonts w:ascii="Wingdings" w:hAnsi="Wingdings" w:hint="default"/>
+      </w:rPr>
+    </w:lvl>
+  </w:abstractNum>
+  <w:abstractNum w:abstractNumId="30" w15:restartNumberingAfterBreak="0">
     <w:nsid w:val="759D4AB7"/>
     <w:multiLevelType w:val="hybridMultilevel"/>
     <w:tmpl w:val="10307244"/>
@@ -12665,7 +18937,120 @@
       </w:rPr>
     </w:lvl>
   </w:abstractNum>
-  <w:abstractNum w:abstractNumId="19" w15:restartNumberingAfterBreak="0">
+  <w:abstractNum w:abstractNumId="31" w15:restartNumberingAfterBreak="0">
+    <w:nsid w:val="7A0D0CBF"/>
+    <w:multiLevelType w:val="hybridMultilevel"/>
+    <w:tmpl w:val="459E0B58"/>
+    <w:lvl w:ilvl="0" w:tplc="04190001">
+      <w:start w:val="1"/>
+      <w:numFmt w:val="bullet"/>
+      <w:lvlText w:val=""/>
+      <w:lvlJc w:val="left"/>
+      <w:pPr>
+        <w:ind w:left="1428" w:hanging="360"/>
+      </w:pPr>
+      <w:rPr>
+        <w:rFonts w:ascii="Symbol" w:hAnsi="Symbol" w:hint="default"/>
+      </w:rPr>
+    </w:lvl>
+    <w:lvl w:ilvl="1" w:tplc="04190003" w:tentative="1">
+      <w:start w:val="1"/>
+      <w:numFmt w:val="bullet"/>
+      <w:lvlText w:val="o"/>
+      <w:lvlJc w:val="left"/>
+      <w:pPr>
+        <w:ind w:left="2148" w:hanging="360"/>
+      </w:pPr>
+      <w:rPr>
+        <w:rFonts w:ascii="Courier New" w:hAnsi="Courier New" w:cs="Courier New" w:hint="default"/>
+      </w:rPr>
+    </w:lvl>
+    <w:lvl w:ilvl="2" w:tplc="04190005" w:tentative="1">
+      <w:start w:val="1"/>
+      <w:numFmt w:val="bullet"/>
+      <w:lvlText w:val=""/>
+      <w:lvlJc w:val="left"/>
+      <w:pPr>
+        <w:ind w:left="2868" w:hanging="360"/>
+      </w:pPr>
+      <w:rPr>
+        <w:rFonts w:ascii="Wingdings" w:hAnsi="Wingdings" w:hint="default"/>
+      </w:rPr>
+    </w:lvl>
+    <w:lvl w:ilvl="3" w:tplc="04190001" w:tentative="1">
+      <w:start w:val="1"/>
+      <w:numFmt w:val="bullet"/>
+      <w:lvlText w:val=""/>
+      <w:lvlJc w:val="left"/>
+      <w:pPr>
+        <w:ind w:left="3588" w:hanging="360"/>
+      </w:pPr>
+      <w:rPr>
+        <w:rFonts w:ascii="Symbol" w:hAnsi="Symbol" w:hint="default"/>
+      </w:rPr>
+    </w:lvl>
+    <w:lvl w:ilvl="4" w:tplc="04190003" w:tentative="1">
+      <w:start w:val="1"/>
+      <w:numFmt w:val="bullet"/>
+      <w:lvlText w:val="o"/>
+      <w:lvlJc w:val="left"/>
+      <w:pPr>
+        <w:ind w:left="4308" w:hanging="360"/>
+      </w:pPr>
+      <w:rPr>
+        <w:rFonts w:ascii="Courier New" w:hAnsi="Courier New" w:cs="Courier New" w:hint="default"/>
+      </w:rPr>
+    </w:lvl>
+    <w:lvl w:ilvl="5" w:tplc="04190005" w:tentative="1">
+      <w:start w:val="1"/>
+      <w:numFmt w:val="bullet"/>
+      <w:lvlText w:val=""/>
+      <w:lvlJc w:val="left"/>
+      <w:pPr>
+        <w:ind w:left="5028" w:hanging="360"/>
+      </w:pPr>
+      <w:rPr>
+        <w:rFonts w:ascii="Wingdings" w:hAnsi="Wingdings" w:hint="default"/>
+      </w:rPr>
+    </w:lvl>
+    <w:lvl w:ilvl="6" w:tplc="04190001" w:tentative="1">
+      <w:start w:val="1"/>
+      <w:numFmt w:val="bullet"/>
+      <w:lvlText w:val=""/>
+      <w:lvlJc w:val="left"/>
+      <w:pPr>
+        <w:ind w:left="5748" w:hanging="360"/>
+      </w:pPr>
+      <w:rPr>
+        <w:rFonts w:ascii="Symbol" w:hAnsi="Symbol" w:hint="default"/>
+      </w:rPr>
+    </w:lvl>
+    <w:lvl w:ilvl="7" w:tplc="04190003" w:tentative="1">
+      <w:start w:val="1"/>
+      <w:numFmt w:val="bullet"/>
+      <w:lvlText w:val="o"/>
+      <w:lvlJc w:val="left"/>
+      <w:pPr>
+        <w:ind w:left="6468" w:hanging="360"/>
+      </w:pPr>
+      <w:rPr>
+        <w:rFonts w:ascii="Courier New" w:hAnsi="Courier New" w:cs="Courier New" w:hint="default"/>
+      </w:rPr>
+    </w:lvl>
+    <w:lvl w:ilvl="8" w:tplc="04190005" w:tentative="1">
+      <w:start w:val="1"/>
+      <w:numFmt w:val="bullet"/>
+      <w:lvlText w:val=""/>
+      <w:lvlJc w:val="left"/>
+      <w:pPr>
+        <w:ind w:left="7188" w:hanging="360"/>
+      </w:pPr>
+      <w:rPr>
+        <w:rFonts w:ascii="Wingdings" w:hAnsi="Wingdings" w:hint="default"/>
+      </w:rPr>
+    </w:lvl>
+  </w:abstractNum>
+  <w:abstractNum w:abstractNumId="32" w15:restartNumberingAfterBreak="0">
     <w:nsid w:val="7BD8650A"/>
     <w:multiLevelType w:val="hybridMultilevel"/>
     <w:tmpl w:val="08B6AE78"/>
@@ -12778,7 +19163,7 @@
       </w:rPr>
     </w:lvl>
   </w:abstractNum>
-  <w:abstractNum w:abstractNumId="20" w15:restartNumberingAfterBreak="0">
+  <w:abstractNum w:abstractNumId="33" w15:restartNumberingAfterBreak="0">
     <w:nsid w:val="7C65135D"/>
     <w:multiLevelType w:val="hybridMultilevel"/>
     <w:tmpl w:val="394C6032"/>
@@ -12864,7 +19249,7 @@
       </w:pPr>
     </w:lvl>
   </w:abstractNum>
-  <w:abstractNum w:abstractNumId="21" w15:restartNumberingAfterBreak="0">
+  <w:abstractNum w:abstractNumId="34" w15:restartNumberingAfterBreak="0">
     <w:nsid w:val="7D48147E"/>
     <w:multiLevelType w:val="hybridMultilevel"/>
     <w:tmpl w:val="8F66BC92"/>
@@ -12950,78 +19335,117 @@
       </w:pPr>
     </w:lvl>
   </w:abstractNum>
-  <w:num w:numId="1">
+  <w:num w:numId="1" w16cid:durableId="1039431847">
+    <w:abstractNumId w:val="34"/>
+  </w:num>
+  <w:num w:numId="2" w16cid:durableId="1998260316">
+    <w:abstractNumId w:val="15"/>
+  </w:num>
+  <w:num w:numId="3" w16cid:durableId="125855305">
+    <w:abstractNumId w:val="5"/>
+  </w:num>
+  <w:num w:numId="4" w16cid:durableId="192310489">
+    <w:abstractNumId w:val="13"/>
+  </w:num>
+  <w:num w:numId="5" w16cid:durableId="1321038168">
+    <w:abstractNumId w:val="26"/>
+  </w:num>
+  <w:num w:numId="6" w16cid:durableId="28729340">
+    <w:abstractNumId w:val="32"/>
+  </w:num>
+  <w:num w:numId="7" w16cid:durableId="411703659">
+    <w:abstractNumId w:val="16"/>
+  </w:num>
+  <w:num w:numId="8" w16cid:durableId="1132018593">
+    <w:abstractNumId w:val="8"/>
+  </w:num>
+  <w:num w:numId="9" w16cid:durableId="1148472891">
+    <w:abstractNumId w:val="25"/>
+  </w:num>
+  <w:num w:numId="10" w16cid:durableId="1657102977">
+    <w:abstractNumId w:val="10"/>
+  </w:num>
+  <w:num w:numId="11" w16cid:durableId="1080105115">
+    <w:abstractNumId w:val="11"/>
+  </w:num>
+  <w:num w:numId="12" w16cid:durableId="320624662">
+    <w:abstractNumId w:val="1"/>
+  </w:num>
+  <w:num w:numId="13" w16cid:durableId="2031223840">
+    <w:abstractNumId w:val="23"/>
+  </w:num>
+  <w:num w:numId="14" w16cid:durableId="532113296">
+    <w:abstractNumId w:val="9"/>
+  </w:num>
+  <w:num w:numId="15" w16cid:durableId="1901014529">
+    <w:abstractNumId w:val="27"/>
+  </w:num>
+  <w:num w:numId="16" w16cid:durableId="525758340">
+    <w:abstractNumId w:val="20"/>
+  </w:num>
+  <w:num w:numId="17" w16cid:durableId="1732725699">
+    <w:abstractNumId w:val="19"/>
+  </w:num>
+  <w:num w:numId="18" w16cid:durableId="1697344786">
+    <w:abstractNumId w:val="3"/>
+  </w:num>
+  <w:num w:numId="19" w16cid:durableId="279844249">
+    <w:abstractNumId w:val="12"/>
+  </w:num>
+  <w:num w:numId="20" w16cid:durableId="1926374251">
+    <w:abstractNumId w:val="14"/>
+  </w:num>
+  <w:num w:numId="21" w16cid:durableId="303314128">
+    <w:abstractNumId w:val="33"/>
+  </w:num>
+  <w:num w:numId="22" w16cid:durableId="1684167695">
+    <w:abstractNumId w:val="30"/>
+  </w:num>
+  <w:num w:numId="23" w16cid:durableId="604506778">
+    <w:abstractNumId w:val="28"/>
+  </w:num>
+  <w:num w:numId="24" w16cid:durableId="1313098792">
+    <w:abstractNumId w:val="18"/>
+  </w:num>
+  <w:num w:numId="25" w16cid:durableId="331879928">
+    <w:abstractNumId w:val="2"/>
+  </w:num>
+  <w:num w:numId="26" w16cid:durableId="313875737">
+    <w:abstractNumId w:val="24"/>
+  </w:num>
+  <w:num w:numId="27" w16cid:durableId="1967737835">
+    <w:abstractNumId w:val="7"/>
+  </w:num>
+  <w:num w:numId="28" w16cid:durableId="603418920">
+    <w:abstractNumId w:val="22"/>
+  </w:num>
+  <w:num w:numId="29" w16cid:durableId="1459252757">
+    <w:abstractNumId w:val="29"/>
+  </w:num>
+  <w:num w:numId="30" w16cid:durableId="1503398652">
+    <w:abstractNumId w:val="4"/>
+  </w:num>
+  <w:num w:numId="31" w16cid:durableId="1936283015">
     <w:abstractNumId w:val="21"/>
   </w:num>
-  <w:num w:numId="2">
-    <w:abstractNumId w:val="10"/>
+  <w:num w:numId="32" w16cid:durableId="492069580">
+    <w:abstractNumId w:val="31"/>
   </w:num>
-  <w:num w:numId="3">
-    <w:abstractNumId w:val="2"/>
-  </w:num>
-  <w:num w:numId="4">
-    <w:abstractNumId w:val="8"/>
-  </w:num>
-  <w:num w:numId="5">
-    <w:abstractNumId w:val="16"/>
-  </w:num>
-  <w:num w:numId="6">
-    <w:abstractNumId w:val="19"/>
-  </w:num>
-  <w:num w:numId="7">
-    <w:abstractNumId w:val="11"/>
-  </w:num>
-  <w:num w:numId="8">
-    <w:abstractNumId w:val="3"/>
-  </w:num>
-  <w:num w:numId="9">
-    <w:abstractNumId w:val="15"/>
-  </w:num>
-  <w:num w:numId="10">
-    <w:abstractNumId w:val="5"/>
-  </w:num>
-  <w:num w:numId="11">
+  <w:num w:numId="33" w16cid:durableId="1243031978">
     <w:abstractNumId w:val="6"/>
   </w:num>
-  <w:num w:numId="12">
+  <w:num w:numId="34" w16cid:durableId="367609273">
     <w:abstractNumId w:val="0"/>
   </w:num>
-  <w:num w:numId="13">
-    <w:abstractNumId w:val="14"/>
-  </w:num>
-  <w:num w:numId="14">
-    <w:abstractNumId w:val="4"/>
-  </w:num>
-  <w:num w:numId="15">
+  <w:num w:numId="35" w16cid:durableId="1522013450">
     <w:abstractNumId w:val="17"/>
-  </w:num>
-  <w:num w:numId="16">
-    <w:abstractNumId w:val="13"/>
-  </w:num>
-  <w:num w:numId="17">
-    <w:abstractNumId w:val="12"/>
-  </w:num>
-  <w:num w:numId="18">
-    <w:abstractNumId w:val="1"/>
-  </w:num>
-  <w:num w:numId="19">
-    <w:abstractNumId w:val="7"/>
-  </w:num>
-  <w:num w:numId="20">
-    <w:abstractNumId w:val="9"/>
-  </w:num>
-  <w:num w:numId="21">
-    <w:abstractNumId w:val="20"/>
-  </w:num>
-  <w:num w:numId="22">
-    <w:abstractNumId w:val="18"/>
   </w:num>
   <w:numIdMacAtCleanup w:val="22"/>
 </w:numbering>
 </file>
 
 <file path=word/styles.xml><?xml version="1.0" encoding="utf-8"?>
-<w:styles xmlns:mc="http://schemas.openxmlformats.org/markup-compatibility/2006" xmlns:r="http://schemas.openxmlformats.org/officeDocument/2006/relationships" xmlns:w="http://schemas.openxmlformats.org/wordprocessingml/2006/main" xmlns:w14="http://schemas.microsoft.com/office/word/2010/wordml" xmlns:w15="http://schemas.microsoft.com/office/word/2012/wordml" xmlns:w16se="http://schemas.microsoft.com/office/word/2015/wordml/symex" mc:Ignorable="w14 w15 w16se">
+<w:styles xmlns:mc="http://schemas.openxmlformats.org/markup-compatibility/2006" xmlns:r="http://schemas.openxmlformats.org/officeDocument/2006/relationships" xmlns:w="http://schemas.openxmlformats.org/wordprocessingml/2006/main" xmlns:w14="http://schemas.microsoft.com/office/word/2010/wordml" xmlns:w15="http://schemas.microsoft.com/office/word/2012/wordml" xmlns:w16cex="http://schemas.microsoft.com/office/word/2018/wordml/cex" xmlns:w16cid="http://schemas.microsoft.com/office/word/2016/wordml/cid" xmlns:w16="http://schemas.microsoft.com/office/word/2018/wordml" xmlns:w16du="http://schemas.microsoft.com/office/word/2023/wordml/word16du" xmlns:w16sdtdh="http://schemas.microsoft.com/office/word/2020/wordml/sdtdatahash" xmlns:w16sdtfl="http://schemas.microsoft.com/office/word/2024/wordml/sdtformatlock" xmlns:w16se="http://schemas.microsoft.com/office/word/2015/wordml/symex" mc:Ignorable="w14 w15 w16se w16cid w16 w16cex w16sdtdh w16sdtfl w16du">
   <w:docDefaults>
     <w:rPrDefault>
       <w:rPr>
@@ -13037,7 +19461,7 @@
       </w:pPr>
     </w:pPrDefault>
   </w:docDefaults>
-  <w:latentStyles w:defLockedState="0" w:defUIPriority="99" w:defSemiHidden="0" w:defUnhideWhenUsed="0" w:defQFormat="0" w:count="371">
+  <w:latentStyles w:defLockedState="0" w:defUIPriority="99" w:defSemiHidden="0" w:defUnhideWhenUsed="0" w:defQFormat="0" w:count="376">
     <w:lsdException w:name="Normal" w:uiPriority="0" w:qFormat="1"/>
     <w:lsdException w:name="heading 1" w:uiPriority="9" w:qFormat="1"/>
     <w:lsdException w:name="heading 2" w:semiHidden="1" w:uiPriority="9" w:unhideWhenUsed="1" w:qFormat="1"/>
@@ -13409,6 +19833,11 @@
     <w:lsdException w:name="List Table 5 Dark Accent 6" w:uiPriority="50"/>
     <w:lsdException w:name="List Table 6 Colorful Accent 6" w:uiPriority="51"/>
     <w:lsdException w:name="List Table 7 Colorful Accent 6" w:uiPriority="52"/>
+    <w:lsdException w:name="Mention" w:semiHidden="1" w:unhideWhenUsed="1"/>
+    <w:lsdException w:name="Smart Hyperlink" w:semiHidden="1" w:unhideWhenUsed="1"/>
+    <w:lsdException w:name="Hashtag" w:semiHidden="1" w:unhideWhenUsed="1"/>
+    <w:lsdException w:name="Unresolved Mention" w:semiHidden="1" w:unhideWhenUsed="1"/>
+    <w:lsdException w:name="Smart Link" w:semiHidden="1" w:unhideWhenUsed="1"/>
   </w:latentStyles>
   <w:style w:type="paragraph" w:default="1" w:styleId="a">
     <w:name w:val="Normal"/>
@@ -14433,8 +20862,8 @@
       <w:lang w:eastAsia="ru-RU"/>
     </w:rPr>
   </w:style>
-  <w:style w:type="character" w:customStyle="1" w:styleId="UnresolvedMention">
-    <w:name w:val="Unresolved Mention"/>
+  <w:style w:type="character" w:customStyle="1" w:styleId="13">
+    <w:name w:val="Неразрешенное упоминание1"/>
     <w:basedOn w:val="a0"/>
     <w:uiPriority w:val="99"/>
     <w:semiHidden/>
@@ -14449,6 +20878,18 @@
     <w:name w:val="nowrap"/>
     <w:basedOn w:val="a0"/>
     <w:rsid w:val="007470CF"/>
+  </w:style>
+  <w:style w:type="character" w:styleId="affe">
+    <w:name w:val="Unresolved Mention"/>
+    <w:basedOn w:val="a0"/>
+    <w:uiPriority w:val="99"/>
+    <w:semiHidden/>
+    <w:unhideWhenUsed/>
+    <w:rsid w:val="00FD2401"/>
+    <w:rPr>
+      <w:color w:val="605E5C"/>
+      <w:shd w:val="clear" w:color="auto" w:fill="E1DFDD"/>
+    </w:rPr>
   </w:style>
 </w:styles>
 </file>
